--- a/entregables/LPG_1-1_Version_1.docx
+++ b/entregables/LPG_1-1_Version_1.docx
@@ -44,7 +44,7 @@
         <w:rPr>
           <w:b/>
         </w:rPr>
-        <w:t>ENTIDAD: GAM VALLES                                                                                  PERÌODO: GESTIÒN 2018</w:t>
+        <w:t>ENTIDAD: GAM VALLES                                                                                  PERÍODO: GESTIÓN 2018</w:t>
       </w:r>
     </w:p>
     <w:p>
@@ -742,7 +742,7 @@
         <w:rPr>
           <w:b/>
         </w:rPr>
-        <w:t xml:space="preserve">           PERÌODO: GESTIÒN 2018</w:t>
+        <w:t xml:space="preserve">           PERÍODO: GESTIÓN 2018</w:t>
       </w:r>
     </w:p>
     <w:p>
@@ -804,7 +804,7 @@
         <w:jc w:val="center"/>
       </w:pPr>
       <w:r>
-        <w:t xml:space="preserve">Archivo de las deficiencias detectadas en la evaluación del sistema de control interno.</w:t>
+        <w:t>Archivar las deficiencias identificadas en la evaluación del sistema de control interno.</w:t>
       </w:r>
     </w:p>
     <w:p>
@@ -903,6 +903,7 @@
         <w:tc>
           <w:tcPr>
             <w:tcW w:w="709" w:type="dxa"/>
+            <w:vAlign w:val="center"/>
           </w:tcPr>
           <w:p>
             <w:pPr>
@@ -914,8 +915,9 @@
             <w:r>
               <w:rPr>
                 <w:b/>
-              </w:rPr>
-              <w:t>LPI</w:t>
+                <w:color w:val="FF0000"/>
+              </w:rPr>
+              <w:t xml:space="preserve">LPI 1-1</w:t>
             </w:r>
           </w:p>
         </w:tc>
@@ -925,15 +927,6 @@
           </w:tcPr>
           <w:p>
             <w:pPr>
-              <w:jc w:val="both"/>
-              <w:rPr>
-                <w:b/>
-                <w:u w:val="single"/>
-              </w:rPr>
-            </w:pPr>
-          </w:p>
-          <w:p>
-            <w:pPr>
               <w:pStyle w:val="Prrafodelista"/>
               <w:numPr>
                 <w:ilvl w:val="0"/>
@@ -954,7 +947,7 @@
                 <w:szCs w:val="24"/>
                 <w:u w:val="single"/>
               </w:rPr>
-              <w:t xml:space="preserve">Ausencia de Código de Ética</w:t>
+              <w:t xml:space="preserve">Inexistencia del Código de Ética</w:t>
             </w:r>
           </w:p>
           <w:p>
@@ -1000,7 +993,7 @@
                 <w:sz w:val="24"/>
                 <w:szCs w:val="24"/>
               </w:rPr>
-              <w:t xml:space="preserve">Se verificó que el Gobierno Autónomo Municipal Valles no ha elaborado, aprobado ni puesto en vigencia un Código de Ética.</w:t>
+              <w:t xml:space="preserve">Se evidenció que el Gobierno Autónomo Municipal Valles no ha diseñado, aprobado ni implantado un Código de Ética.</w:t>
             </w:r>
             <w:r>
               <w:rPr>
@@ -1118,7 +1111,7 @@
                 <w:sz w:val="24"/>
                 <w:szCs w:val="24"/>
               </w:rPr>
-              <w:t>, establece: “</w:t>
+              <w:t>, señala: “</w:t>
             </w:r>
             <w:r>
               <w:rPr>
@@ -1192,7 +1185,7 @@
                 <w:sz w:val="24"/>
                 <w:szCs w:val="24"/>
               </w:rPr>
-              <w:t xml:space="preserve">Esta deficiencia se produjo porque el Alcalde no emprendió gestiones orientadas a la elaboración, aprobación e implantación del Código de Ética en la entidad.</w:t>
+              <w:t xml:space="preserve">Esta situación se originó debido a que el Alcalde no ha emprendido acciones para el diseño, aprobación e implantación del Código de Ética en el municipio.</w:t>
             </w:r>
             <w:r>
               <w:rPr>
@@ -1266,7 +1259,7 @@
                 <w:sz w:val="24"/>
                 <w:szCs w:val="24"/>
               </w:rPr>
-              <w:t xml:space="preserve">Lo expuesto podría dar lugar a faltas vinculadas con la conducta ética de los servidores públicos del municipio en el desarrollo de sus funciones.</w:t>
+              <w:t xml:space="preserve">Esta situación puede originar que los funcionarios de la entidad incurran en infracciones relacionadas con el comportamiento ético en el desarrollo de sus actividades.</w:t>
             </w:r>
             <w:r>
               <w:rPr>
@@ -1326,7 +1319,7 @@
                 <w:sz w:val="24"/>
                 <w:szCs w:val="24"/>
               </w:rPr>
-              <w:t xml:space="preserve">Se sugiere al Alcalde Municipal disponer que el Secretario General elabore el Código de Ética, a fin de que sea aprobado, implementado y socializado entre todos los servidores públicos del municipio.</w:t>
+              <w:t xml:space="preserve">Se recomienda al Alcalde Municipal instruir al Secretario General la elaboración del Código de Ética, para su posterior aprobación, implementación y difusión a la totalidad de los funcionarios del municipio.</w:t>
             </w:r>
             <w:r>
               <w:rPr>
@@ -1376,6 +1369,90 @@
               </w:rPr>
             </w:pPr>
           </w:p>
+        </w:tc>
+        <w:tc>
+          <w:tcPr>
+            <w:tcW w:w="1276" w:type="dxa"/>
+            <w:vAlign w:val="center"/>
+          </w:tcPr>
+          <w:p>
+            <w:pPr>
+              <w:jc w:val="center"/>
+              <w:rPr>
+                <w:b/>
+                <w:i/>
+              </w:rPr>
+            </w:pPr>
+            <w:r>
+              <w:rPr>
+                <w:b/>
+                <w:i/>
+                <w:color w:val="0070C0"/>
+              </w:rPr>
+              <w:lastRenderedPageBreak/>
+              <w:t xml:space="preserve">Deficiencia incluida en informe de C.I.</w:t>
+            </w:r>
+            <w:r>
+              <w:rPr>
+                <w:b/>
+                <w:i/>
+                <w:color w:val="0070C0"/>
+              </w:rPr>
+              <w:t/>
+            </w:r>
+            <w:r>
+              <w:rPr>
+                <w:b/>
+                <w:i/>
+                <w:color w:val="0070C0"/>
+              </w:rPr>
+              <w:t/>
+            </w:r>
+            <w:r>
+              <w:rPr>
+                <w:b/>
+                <w:i/>
+                <w:color w:val="0070C0"/>
+              </w:rPr>
+              <w:t/>
+            </w:r>
+            <w:r>
+              <w:rPr>
+                <w:b/>
+                <w:i/>
+                <w:color w:val="0070C0"/>
+              </w:rPr>
+              <w:t xml:space="preserve"/>
+            </w:r>
+          </w:p>
+        </w:tc>
+      </w:tr>
+      <w:tr>
+        <w:tc>
+          <w:tcPr>
+            <w:tcW w:w="709" w:type="dxa"/>
+            <w:vAlign w:val="center"/>
+          </w:tcPr>
+          <w:p>
+            <w:pPr>
+              <w:jc w:val="center"/>
+              <w:rPr>
+                <w:b/>
+              </w:rPr>
+            </w:pPr>
+            <w:r>
+              <w:rPr>
+                <w:b/>
+                <w:color w:val="FF0000"/>
+              </w:rPr>
+              <w:t xml:space="preserve">LPI 1-1</w:t>
+            </w:r>
+          </w:p>
+        </w:tc>
+        <w:tc>
+          <w:tcPr>
+            <w:tcW w:w="8647" w:type="dxa"/>
+          </w:tcPr>
           <w:p>
             <w:pPr>
               <w:pStyle w:val="Prrafodelista"/>
@@ -1398,7 +1475,7 @@
                 <w:szCs w:val="24"/>
                 <w:u w:val="single"/>
               </w:rPr>
-              <w:t xml:space="preserve">Reclutamiento y selección de personal</w:t>
+              <w:t xml:space="preserve">Reclutamiento de personal</w:t>
             </w:r>
             <w:r>
               <w:rPr>
@@ -1462,7 +1539,7 @@
                 <w:sz w:val="24"/>
                 <w:szCs w:val="24"/>
               </w:rPr>
-              <w:t xml:space="preserve">Se determinó que el Gobierno Autónomo Municipal Valles no aplica procesos de contratación para el reclutamiento de su personal.</w:t>
+              <w:t xml:space="preserve">Se evidenció que el Gobierno Autónomo Municipal Valles no aplica procesos de contratación para el reclutamiento del personal del área de la Secretaría Financiera y Administrativa que consideren su competencia para el cargo.</w:t>
             </w:r>
             <w:r>
               <w:rPr>
@@ -1608,7 +1685,7 @@
                 <w:sz w:val="24"/>
                 <w:szCs w:val="24"/>
               </w:rPr>
-              <w:t>, establece: “</w:t>
+              <w:t>, señala: “</w:t>
             </w:r>
             <w:r>
               <w:rPr>
@@ -1718,7 +1795,7 @@
                 <w:sz w:val="24"/>
                 <w:szCs w:val="24"/>
               </w:rPr>
-              <w:t xml:space="preserve">Lo señalado se debe a la falta de supervisión por parte del Encargado de la Administración de Personal.</w:t>
+              <w:t xml:space="preserve">Esta situación se originó debido a la falta de control del Encargado de la Administración de Personal.</w:t>
             </w:r>
             <w:r>
               <w:rPr>
@@ -1848,7 +1925,7 @@
                 <w:sz w:val="24"/>
                 <w:szCs w:val="24"/>
               </w:rPr>
-              <w:t xml:space="preserve">Esta situación podría derivar en la contratación de servidores públicos que no reúnan el perfil requerido para cada puesto.</w:t>
+              <w:t xml:space="preserve">Esta situación puede originar que la entidad cuente con personal que no cumple con el perfil requerido para cada puesto de trabajo.</w:t>
             </w:r>
           </w:p>
           <w:p>
@@ -1894,7 +1971,7 @@
                 <w:sz w:val="24"/>
                 <w:szCs w:val="24"/>
               </w:rPr>
-              <w:t xml:space="preserve">Se sugiere al Alcalde Municipal instruir al Encargado de la Administración de Personal que, a través de las acciones correspondientes, efectúe el seguimiento y control de los procesos de contratación para el reclutamiento de personal del Gobierno Autónomo Municipal Valles, en cumplimiento de las Normas Básicas del Sistema de Administración de Personal.</w:t>
+              <w:t xml:space="preserve">Se recomienda al Alcalde Municipal instruir al Encargado de la Administración de Personal que, mediante las acciones respectivas, realice el seguimiento y control de los procesos de contratación para el reclutamiento de personal del Gobierno Autónomo Municipal Valles, en cumplimiento de las Normas Básicas del Sistema de Administración de Personal.</w:t>
             </w:r>
             <w:r>
               <w:rPr>
@@ -1988,18 +2065,90 @@
               </w:rPr>
             </w:pPr>
           </w:p>
-          <w:p>
-            <w:pPr>
-              <w:pStyle w:val="Prrafodelista"/>
-              <w:jc w:val="both"/>
-              <w:rPr>
-                <w:b/>
-                <w:sz w:val="24"/>
-                <w:szCs w:val="24"/>
-                <w:u w:val="single"/>
-              </w:rPr>
-            </w:pPr>
-          </w:p>
+        </w:tc>
+        <w:tc>
+          <w:tcPr>
+            <w:tcW w:w="1276" w:type="dxa"/>
+            <w:vAlign w:val="center"/>
+          </w:tcPr>
+          <w:p>
+            <w:pPr>
+              <w:jc w:val="center"/>
+              <w:rPr>
+                <w:b/>
+                <w:i/>
+              </w:rPr>
+            </w:pPr>
+            <w:r>
+              <w:rPr>
+                <w:b/>
+                <w:i/>
+                <w:color w:val="0070C0"/>
+              </w:rPr>
+              <w:lastRenderedPageBreak/>
+              <w:t xml:space="preserve">Deficiencia incluida en informe de C.I.</w:t>
+            </w:r>
+            <w:r>
+              <w:rPr>
+                <w:b/>
+                <w:i/>
+                <w:color w:val="0070C0"/>
+              </w:rPr>
+              <w:t/>
+            </w:r>
+            <w:r>
+              <w:rPr>
+                <w:b/>
+                <w:i/>
+                <w:color w:val="0070C0"/>
+              </w:rPr>
+              <w:t/>
+            </w:r>
+            <w:r>
+              <w:rPr>
+                <w:b/>
+                <w:i/>
+                <w:color w:val="0070C0"/>
+              </w:rPr>
+              <w:t/>
+            </w:r>
+            <w:r>
+              <w:rPr>
+                <w:b/>
+                <w:i/>
+                <w:color w:val="0070C0"/>
+              </w:rPr>
+              <w:t xml:space="preserve"/>
+            </w:r>
+          </w:p>
+        </w:tc>
+      </w:tr>
+      <w:tr>
+        <w:tc>
+          <w:tcPr>
+            <w:tcW w:w="709" w:type="dxa"/>
+            <w:vAlign w:val="center"/>
+          </w:tcPr>
+          <w:p>
+            <w:pPr>
+              <w:jc w:val="center"/>
+              <w:rPr>
+                <w:b/>
+              </w:rPr>
+            </w:pPr>
+            <w:r>
+              <w:rPr>
+                <w:b/>
+                <w:color w:val="FF0000"/>
+              </w:rPr>
+              <w:t xml:space="preserve">LPI 1-1</w:t>
+            </w:r>
+          </w:p>
+        </w:tc>
+        <w:tc>
+          <w:tcPr>
+            <w:tcW w:w="8647" w:type="dxa"/>
+          </w:tcPr>
           <w:p>
             <w:pPr>
               <w:pStyle w:val="Prrafodelista"/>
@@ -2022,7 +2171,7 @@
                 <w:szCs w:val="24"/>
                 <w:u w:val="single"/>
               </w:rPr>
-              <w:t xml:space="preserve">Políticas de identificación de riesgos</w:t>
+              <w:t xml:space="preserve">Políticas para identificar los riesgos</w:t>
             </w:r>
             <w:r>
               <w:rPr>
@@ -2113,7 +2262,7 @@
                 <w:sz w:val="24"/>
                 <w:szCs w:val="24"/>
               </w:rPr>
-              <w:t xml:space="preserve">De la revisión de la documentación de respaldo se verificó que el Gobierno Autónomo Municipal Valles no cuenta con políticas para identificar los riesgos que inciden en las operaciones de compra y destino del combustible.</w:t>
+              <w:t xml:space="preserve">Se evidenció, de acuerdo a la documentación de respaldo, que el Gobierno Autónomo Municipal Valles no cuenta con políticas para identificar los riesgos que pueden afectar las operaciones relacionadas con la compra y destino de combustible.</w:t>
             </w:r>
             <w:r>
               <w:rPr>
@@ -2237,7 +2386,7 @@
                 <w:sz w:val="24"/>
                 <w:szCs w:val="24"/>
               </w:rPr>
-              <w:t>, establece: “</w:t>
+              <w:t>, indica: “</w:t>
             </w:r>
             <w:r>
               <w:rPr>
@@ -2306,7 +2455,7 @@
                 <w:sz w:val="24"/>
                 <w:szCs w:val="24"/>
               </w:rPr>
-              <w:t xml:space="preserve">Lo señalado se debe a que el Director Administrativo Financiero no observó lo dispuesto en la Guía de los Principios, Normas Generales y Básicas de Control Interno Gubernamental respecto a la identificación de riesgos.</w:t>
+              <w:t xml:space="preserve">Esta situación se originó debido a la inobservancia, por parte del Director Administrativo Financiero, de la Guía de los Principios, Normas Generales y Básicas de Control Interno Gubernamental respecto a la identificación de riesgos.</w:t>
             </w:r>
             <w:r>
               <w:rPr>
@@ -2408,7 +2557,7 @@
                 <w:sz w:val="24"/>
                 <w:szCs w:val="24"/>
               </w:rPr>
-              <w:t xml:space="preserve">Esta situación podría exponer al gobierno municipal a riesgos en sus operaciones económico-financieras.</w:t>
+              <w:t xml:space="preserve">Esta situación puede originar que el gobierno municipal quede expuesto a riesgos en sus operaciones económico financieras.</w:t>
             </w:r>
           </w:p>
           <w:p>
@@ -2455,7 +2604,7 @@
                 <w:sz w:val="24"/>
                 <w:szCs w:val="24"/>
               </w:rPr>
-              <w:t xml:space="preserve">Se sugiere al Alcalde Municipal instruir al Director Administrativo Financiero que, mediante las acciones pertinentes y en coordinación con los responsables de las distintas unidades, identifique los riesgos relevantes de las operaciones económico-financieras del Gobierno Municipal.</w:t>
+              <w:t xml:space="preserve">Se recomienda al Alcalde Municipal instruir al Director Administrativo Financiero que, mediante las acciones pertinentes y en coordinación con los encargados de las diferentes unidades, identifique los riesgos relevantes en las operaciones económico financieras del Gobierno Municipal.</w:t>
             </w:r>
             <w:r>
               <w:rPr>
@@ -2524,54 +2673,90 @@
               </w:rPr>
             </w:pPr>
           </w:p>
-          <w:p>
-            <w:pPr>
-              <w:jc w:val="both"/>
-              <w:rPr>
-                <w:sz w:val="24"/>
-                <w:szCs w:val="24"/>
-              </w:rPr>
-            </w:pPr>
-          </w:p>
-          <w:p>
-            <w:pPr>
-              <w:jc w:val="both"/>
-              <w:rPr>
-                <w:sz w:val="24"/>
-                <w:szCs w:val="24"/>
-              </w:rPr>
-            </w:pPr>
-          </w:p>
-          <w:p>
-            <w:pPr>
-              <w:jc w:val="both"/>
-              <w:rPr>
-                <w:sz w:val="24"/>
-                <w:szCs w:val="24"/>
-              </w:rPr>
-            </w:pPr>
-          </w:p>
-          <w:p>
-            <w:pPr>
-              <w:jc w:val="both"/>
-              <w:rPr>
-                <w:sz w:val="24"/>
-                <w:szCs w:val="24"/>
-              </w:rPr>
-            </w:pPr>
-          </w:p>
-          <w:p>
-            <w:pPr>
-              <w:pStyle w:val="Prrafodelista"/>
-              <w:jc w:val="both"/>
-              <w:rPr>
-                <w:b/>
-                <w:sz w:val="24"/>
-                <w:szCs w:val="24"/>
-                <w:u w:val="single"/>
-              </w:rPr>
-            </w:pPr>
-          </w:p>
+        </w:tc>
+        <w:tc>
+          <w:tcPr>
+            <w:tcW w:w="1276" w:type="dxa"/>
+            <w:vAlign w:val="center"/>
+          </w:tcPr>
+          <w:p>
+            <w:pPr>
+              <w:jc w:val="center"/>
+              <w:rPr>
+                <w:b/>
+                <w:i/>
+              </w:rPr>
+            </w:pPr>
+            <w:r>
+              <w:rPr>
+                <w:b/>
+                <w:i/>
+                <w:color w:val="0070C0"/>
+              </w:rPr>
+              <w:lastRenderedPageBreak/>
+              <w:t xml:space="preserve">Deficiencia incluida en informe de C.I.</w:t>
+            </w:r>
+            <w:r>
+              <w:rPr>
+                <w:b/>
+                <w:i/>
+                <w:color w:val="0070C0"/>
+              </w:rPr>
+              <w:t/>
+            </w:r>
+            <w:r>
+              <w:rPr>
+                <w:b/>
+                <w:i/>
+                <w:color w:val="0070C0"/>
+              </w:rPr>
+              <w:t/>
+            </w:r>
+            <w:r>
+              <w:rPr>
+                <w:b/>
+                <w:i/>
+                <w:color w:val="0070C0"/>
+              </w:rPr>
+              <w:t/>
+            </w:r>
+            <w:r>
+              <w:rPr>
+                <w:b/>
+                <w:i/>
+                <w:color w:val="0070C0"/>
+              </w:rPr>
+              <w:t xml:space="preserve"/>
+            </w:r>
+          </w:p>
+        </w:tc>
+      </w:tr>
+      <w:tr>
+        <w:tc>
+          <w:tcPr>
+            <w:tcW w:w="709" w:type="dxa"/>
+            <w:vAlign w:val="center"/>
+          </w:tcPr>
+          <w:p>
+            <w:pPr>
+              <w:jc w:val="center"/>
+              <w:rPr>
+                <w:b/>
+              </w:rPr>
+            </w:pPr>
+            <w:r>
+              <w:rPr>
+                <w:b/>
+                <w:color w:val="FF0000"/>
+              </w:rPr>
+              <w:t xml:space="preserve">LPI 1-1</w:t>
+            </w:r>
+          </w:p>
+        </w:tc>
+        <w:tc>
+          <w:tcPr>
+            <w:tcW w:w="8647" w:type="dxa"/>
+          </w:tcPr>
           <w:p>
             <w:pPr>
               <w:pStyle w:val="Prrafodelista"/>
@@ -2594,7 +2779,7 @@
                 <w:szCs w:val="24"/>
                 <w:u w:val="single"/>
               </w:rPr>
-              <w:t xml:space="preserve">Evaluación de riesgos identificados</w:t>
+              <w:t xml:space="preserve">Evaluación de los riesgos identificados</w:t>
             </w:r>
             <w:r>
               <w:rPr>
@@ -2685,7 +2870,7 @@
                 <w:sz w:val="24"/>
                 <w:szCs w:val="24"/>
               </w:rPr>
-              <w:t xml:space="preserve">De la revisión de la documentación de respaldo se verificó que el Gobierno Autónomo Municipal Valles no cuenta con políticas para evaluar los riesgos identificados en sus operaciones económico-financieras.</w:t>
+              <w:t xml:space="preserve">Se evidenció, de acuerdo a la documentación de respaldo, que el Gobierno Autónomo Municipal Valles no cuenta con políticas para evaluar los riesgos identificados en las operaciones económico financieras de la entidad.</w:t>
             </w:r>
             <w:r>
               <w:rPr>
@@ -2811,7 +2996,7 @@
                 <w:sz w:val="24"/>
                 <w:szCs w:val="24"/>
               </w:rPr>
-              <w:t xml:space="preserve">, establece: </w:t>
+              <w:t xml:space="preserve">, indica: </w:t>
             </w:r>
             <w:r>
               <w:rPr>
@@ -2879,7 +3064,7 @@
                 <w:sz w:val="24"/>
                 <w:szCs w:val="24"/>
               </w:rPr>
-              <w:t xml:space="preserve">Lo señalado se debe a que no se observó lo dispuesto en la Guía de los Principios, Normas Generales y Básicas de Control Interno Gubernamental respecto a la evaluación de riesgos.</w:t>
+              <w:t xml:space="preserve">Esta situación se originó debido a la inobservancia de la Guía de los Principios, Normas Generales y Básicas de Control Interno Gubernamental respecto a la evaluación de riesgos.</w:t>
             </w:r>
             <w:r>
               <w:rPr>
@@ -2960,7 +3145,7 @@
                 <w:sz w:val="24"/>
                 <w:szCs w:val="24"/>
               </w:rPr>
-              <w:t xml:space="preserve">Esta situación podría exponer a la entidad a riesgos en sus operaciones económico-financieras sin una respuesta adecuada.</w:t>
+              <w:t xml:space="preserve">Esta situación puede originar que el gobierno municipal no gestione adecuadamente los riesgos de sus operaciones económico financieras.</w:t>
             </w:r>
           </w:p>
           <w:p>
@@ -3005,7 +3190,7 @@
                 <w:sz w:val="24"/>
                 <w:szCs w:val="24"/>
               </w:rPr>
-              <w:t xml:space="preserve">Se sugiere al Alcalde Municipal instruir al Secretario General que, mediante las acciones pertinentes y en coordinación con los responsables de las distintas unidades, evalúe los riesgos identificados en las operaciones económico-financieras del Gobierno Municipal.</w:t>
+              <w:t xml:space="preserve">Se recomienda al Alcalde Municipal instruir al Secretario General que, mediante las acciones pertinentes y en coordinación con los encargados de las diferentes unidades, evalúe los riesgos identificados en las operaciones económico financieras del Gobierno Municipal.</w:t>
             </w:r>
             <w:r>
               <w:rPr>
@@ -3055,6 +3240,90 @@
               </w:rPr>
             </w:pPr>
           </w:p>
+        </w:tc>
+        <w:tc>
+          <w:tcPr>
+            <w:tcW w:w="1276" w:type="dxa"/>
+            <w:vAlign w:val="center"/>
+          </w:tcPr>
+          <w:p>
+            <w:pPr>
+              <w:jc w:val="center"/>
+              <w:rPr>
+                <w:b/>
+                <w:i/>
+              </w:rPr>
+            </w:pPr>
+            <w:r>
+              <w:rPr>
+                <w:b/>
+                <w:i/>
+                <w:color w:val="0070C0"/>
+              </w:rPr>
+              <w:lastRenderedPageBreak/>
+              <w:t xml:space="preserve">Deficiencia incluida en informe de C.I.</w:t>
+            </w:r>
+            <w:r>
+              <w:rPr>
+                <w:b/>
+                <w:i/>
+                <w:color w:val="0070C0"/>
+              </w:rPr>
+              <w:t/>
+            </w:r>
+            <w:r>
+              <w:rPr>
+                <w:b/>
+                <w:i/>
+                <w:color w:val="0070C0"/>
+              </w:rPr>
+              <w:t/>
+            </w:r>
+            <w:r>
+              <w:rPr>
+                <w:b/>
+                <w:i/>
+                <w:color w:val="0070C0"/>
+              </w:rPr>
+              <w:t/>
+            </w:r>
+            <w:r>
+              <w:rPr>
+                <w:b/>
+                <w:i/>
+                <w:color w:val="0070C0"/>
+              </w:rPr>
+              <w:t xml:space="preserve"/>
+            </w:r>
+          </w:p>
+        </w:tc>
+      </w:tr>
+      <w:tr>
+        <w:tc>
+          <w:tcPr>
+            <w:tcW w:w="709" w:type="dxa"/>
+            <w:vAlign w:val="center"/>
+          </w:tcPr>
+          <w:p>
+            <w:pPr>
+              <w:jc w:val="center"/>
+              <w:rPr>
+                <w:b/>
+              </w:rPr>
+            </w:pPr>
+            <w:r>
+              <w:rPr>
+                <w:b/>
+                <w:color w:val="FF0000"/>
+              </w:rPr>
+              <w:t xml:space="preserve">LPI 1-1</w:t>
+            </w:r>
+          </w:p>
+        </w:tc>
+        <w:tc>
+          <w:tcPr>
+            <w:tcW w:w="8647" w:type="dxa"/>
+          </w:tcPr>
           <w:p>
             <w:pPr>
               <w:pStyle w:val="Prrafodelista"/>
@@ -3077,7 +3346,7 @@
                 <w:szCs w:val="24"/>
                 <w:u w:val="single"/>
               </w:rPr>
-              <w:t xml:space="preserve">Manual de Procedimientos para la compra de combustible</w:t>
+              <w:t xml:space="preserve">Manual de Procedimientos de Combustible</w:t>
             </w:r>
           </w:p>
           <w:p>
@@ -3123,7 +3392,7 @@
                 <w:sz w:val="24"/>
                 <w:szCs w:val="24"/>
               </w:rPr>
-              <w:t xml:space="preserve">Se verificó que el Gobierno Autónomo Municipal Valles no cuenta con un Manual de Procedimientos para la compra de combustible.</w:t>
+              <w:t xml:space="preserve">Se evidenció que el Gobierno Autónomo Municipal Valles no dispone de un Manual de Procedimientos para la compra de combustible.</w:t>
             </w:r>
           </w:p>
           <w:p>
@@ -3209,7 +3478,7 @@
                 <w:sz w:val="24"/>
                 <w:szCs w:val="24"/>
               </w:rPr>
-              <w:t>, establece: “</w:t>
+              <w:t>, indica: “</w:t>
             </w:r>
             <w:r>
               <w:rPr>
@@ -3309,7 +3578,7 @@
                 <w:sz w:val="24"/>
                 <w:szCs w:val="24"/>
               </w:rPr>
-              <w:t xml:space="preserve">Lo señalado se debe a que el Alcalde no emprendió gestiones para la elaboración del Manual de Procedimientos de Combustible.</w:t>
+              <w:t xml:space="preserve">Esta situación se originó debido a que el Alcalde no realizó acciones para la elaboración del Manual de Procedimientos de Combustible.</w:t>
             </w:r>
           </w:p>
           <w:p>
@@ -3355,7 +3624,7 @@
                 <w:sz w:val="24"/>
                 <w:szCs w:val="24"/>
               </w:rPr>
-              <w:t xml:space="preserve">Esta situación podría propiciar que el combustible sea administrado de forma discrecional.</w:t>
+              <w:t xml:space="preserve">Esta situación puede originar que el combustible se administre de manera discrecional.</w:t>
             </w:r>
             <w:r>
               <w:rPr>
@@ -3414,7 +3683,7 @@
                 <w:sz w:val="24"/>
                 <w:szCs w:val="24"/>
               </w:rPr>
-              <w:t xml:space="preserve">Se sugiere al Alcalde Municipal instruir al Secretario General la elaboración del Manual de Procedimientos de Combustible, para su posterior implantación y difusión entre los funcionarios del municipio.</w:t>
+              <w:t xml:space="preserve">Se recomienda al Alcalde Municipal instruir al Secretario General la elaboración del Manual de Procedimientos de Combustible, para su posterior implantación y difusión a los funcionarios del municipio.</w:t>
             </w:r>
             <w:r>
               <w:rPr>
@@ -3443,6 +3712,90 @@
               </w:rPr>
             </w:pPr>
           </w:p>
+        </w:tc>
+        <w:tc>
+          <w:tcPr>
+            <w:tcW w:w="1276" w:type="dxa"/>
+            <w:vAlign w:val="center"/>
+          </w:tcPr>
+          <w:p>
+            <w:pPr>
+              <w:jc w:val="center"/>
+              <w:rPr>
+                <w:b/>
+                <w:i/>
+              </w:rPr>
+            </w:pPr>
+            <w:r>
+              <w:rPr>
+                <w:b/>
+                <w:i/>
+                <w:color w:val="0070C0"/>
+              </w:rPr>
+              <w:lastRenderedPageBreak/>
+              <w:t xml:space="preserve">Deficiencia incluida en informe de C.I.</w:t>
+            </w:r>
+            <w:r>
+              <w:rPr>
+                <w:b/>
+                <w:i/>
+                <w:color w:val="0070C0"/>
+              </w:rPr>
+              <w:t/>
+            </w:r>
+            <w:r>
+              <w:rPr>
+                <w:b/>
+                <w:i/>
+                <w:color w:val="0070C0"/>
+              </w:rPr>
+              <w:t/>
+            </w:r>
+            <w:r>
+              <w:rPr>
+                <w:b/>
+                <w:i/>
+                <w:color w:val="0070C0"/>
+              </w:rPr>
+              <w:t/>
+            </w:r>
+            <w:r>
+              <w:rPr>
+                <w:b/>
+                <w:i/>
+                <w:color w:val="0070C0"/>
+              </w:rPr>
+              <w:t xml:space="preserve"/>
+            </w:r>
+          </w:p>
+        </w:tc>
+      </w:tr>
+      <w:tr>
+        <w:tc>
+          <w:tcPr>
+            <w:tcW w:w="709" w:type="dxa"/>
+            <w:vAlign w:val="center"/>
+          </w:tcPr>
+          <w:p>
+            <w:pPr>
+              <w:jc w:val="center"/>
+              <w:rPr>
+                <w:b/>
+              </w:rPr>
+            </w:pPr>
+            <w:r>
+              <w:rPr>
+                <w:b/>
+                <w:color w:val="FF0000"/>
+              </w:rPr>
+              <w:t xml:space="preserve">LPI 1-1</w:t>
+            </w:r>
+          </w:p>
+        </w:tc>
+        <w:tc>
+          <w:tcPr>
+            <w:tcW w:w="8647" w:type="dxa"/>
+          </w:tcPr>
           <w:p>
             <w:pPr>
               <w:pStyle w:val="Prrafodelista"/>
@@ -3465,7 +3818,7 @@
                 <w:szCs w:val="24"/>
                 <w:u w:val="single"/>
               </w:rPr>
-              <w:t xml:space="preserve">Requerimiento de la Unidad Solicitante</w:t>
+              <w:t xml:space="preserve">Solicitud de la Unidad Solicitante</w:t>
             </w:r>
           </w:p>
           <w:p>
@@ -3511,7 +3864,7 @@
                 <w:sz w:val="24"/>
                 <w:szCs w:val="24"/>
               </w:rPr>
-              <w:t xml:space="preserve">Se verificó que en el Gobierno Autónomo Municipal Valles las compras de combustible no cuentan con un requerimiento formal emitido por la unidad solicitante.</w:t>
+              <w:t xml:space="preserve">Se evidenció que en el Gobierno Autónomo Municipal Valles la compra de combustible no cuenta con una solicitud formal de la unidad solicitante.</w:t>
             </w:r>
             <w:r>
               <w:rPr>
@@ -3617,7 +3970,7 @@
                 <w:sz w:val="24"/>
                 <w:szCs w:val="24"/>
               </w:rPr>
-              <w:t>, establece: “</w:t>
+              <w:t>, indica: “</w:t>
             </w:r>
             <w:r>
               <w:rPr>
@@ -3717,7 +4070,7 @@
                 <w:sz w:val="24"/>
                 <w:szCs w:val="24"/>
               </w:rPr>
-              <w:t xml:space="preserve">Lo señalado se debe a que la entidad no dispone de un Manual de Procedimientos de Combustible.</w:t>
+              <w:t xml:space="preserve">Esta situación se originó debido a que el municipio no cuenta con el Manual de Procedimientos de Combustible.</w:t>
             </w:r>
             <w:r>
               <w:rPr>
@@ -3770,7 +4123,7 @@
                 <w:sz w:val="24"/>
                 <w:szCs w:val="24"/>
               </w:rPr>
-              <w:t xml:space="preserve">Esta situación podría propiciar que el combustible sea administrado de forma discrecional.</w:t>
+              <w:t xml:space="preserve">Esta situación puede originar que el combustible se administre de manera discrecional.</w:t>
             </w:r>
           </w:p>
           <w:p>
@@ -3815,53 +4168,137 @@
                 <w:sz w:val="24"/>
                 <w:szCs w:val="24"/>
               </w:rPr>
-              <w:t xml:space="preserve">Se sugiere al Alcalde Municipal instruir al Secretario General la elaboración del Manual de Procedimientos de Combustible, para su posterior implantación y difusión entre los funcionarios del municipio, considerando en dicho Manual que todo proceso de compra de combustible se inicie con el requerimiento formal de la unidad solicitante.</w:t>
-            </w:r>
-            <w:r>
-              <w:rPr>
-                <w:sz w:val="24"/>
-                <w:szCs w:val="24"/>
-              </w:rPr>
-              <w:t xml:space="preserve"/>
-            </w:r>
-            <w:r>
-              <w:rPr>
-                <w:sz w:val="24"/>
-                <w:szCs w:val="24"/>
-              </w:rPr>
-              <w:t/>
-            </w:r>
-            <w:r>
-              <w:rPr>
-                <w:sz w:val="24"/>
-                <w:szCs w:val="24"/>
-              </w:rPr>
-              <w:t xml:space="preserve"/>
-            </w:r>
-            <w:r>
-              <w:rPr>
-                <w:sz w:val="24"/>
-                <w:szCs w:val="24"/>
-              </w:rPr>
-              <w:t xml:space="preserve"/>
-            </w:r>
-            <w:r>
-              <w:rPr>
-                <w:sz w:val="24"/>
-                <w:szCs w:val="24"/>
-              </w:rPr>
-              <w:t xml:space="preserve"/>
-            </w:r>
-          </w:p>
-          <w:p>
-            <w:pPr>
-              <w:jc w:val="both"/>
-              <w:rPr>
-                <w:sz w:val="24"/>
-                <w:szCs w:val="24"/>
-              </w:rPr>
-            </w:pPr>
-          </w:p>
+              <w:t xml:space="preserve">Se recomienda al Alcalde Municipal instruir al Secretario General la elaboración del Manual de Procedimientos de Combustible, para su posterior implantación y difusión a los funcionarios del municipio, considerando en dicho Manual que el proceso de compra de combustible se inicie con la solicitud formal de la unidad solicitante.</w:t>
+            </w:r>
+            <w:r>
+              <w:rPr>
+                <w:sz w:val="24"/>
+                <w:szCs w:val="24"/>
+              </w:rPr>
+              <w:t xml:space="preserve"/>
+            </w:r>
+            <w:r>
+              <w:rPr>
+                <w:sz w:val="24"/>
+                <w:szCs w:val="24"/>
+              </w:rPr>
+              <w:t/>
+            </w:r>
+            <w:r>
+              <w:rPr>
+                <w:sz w:val="24"/>
+                <w:szCs w:val="24"/>
+              </w:rPr>
+              <w:t xml:space="preserve"/>
+            </w:r>
+            <w:r>
+              <w:rPr>
+                <w:sz w:val="24"/>
+                <w:szCs w:val="24"/>
+              </w:rPr>
+              <w:t xml:space="preserve"/>
+            </w:r>
+            <w:r>
+              <w:rPr>
+                <w:sz w:val="24"/>
+                <w:szCs w:val="24"/>
+              </w:rPr>
+              <w:t xml:space="preserve"/>
+            </w:r>
+          </w:p>
+          <w:p>
+            <w:pPr>
+              <w:jc w:val="both"/>
+              <w:rPr>
+                <w:sz w:val="24"/>
+                <w:szCs w:val="24"/>
+              </w:rPr>
+            </w:pPr>
+          </w:p>
+        </w:tc>
+        <w:tc>
+          <w:tcPr>
+            <w:tcW w:w="1276" w:type="dxa"/>
+            <w:vAlign w:val="center"/>
+          </w:tcPr>
+          <w:p>
+            <w:pPr>
+              <w:jc w:val="center"/>
+              <w:rPr>
+                <w:b/>
+                <w:i/>
+              </w:rPr>
+            </w:pPr>
+            <w:r>
+              <w:rPr>
+                <w:b/>
+                <w:i/>
+                <w:color w:val="0070C0"/>
+              </w:rPr>
+              <w:lastRenderedPageBreak/>
+              <w:t xml:space="preserve">Deficiencia incluida en informe de C.I.</w:t>
+            </w:r>
+            <w:r>
+              <w:rPr>
+                <w:b/>
+                <w:i/>
+                <w:color w:val="0070C0"/>
+              </w:rPr>
+              <w:t/>
+            </w:r>
+            <w:r>
+              <w:rPr>
+                <w:b/>
+                <w:i/>
+                <w:color w:val="0070C0"/>
+              </w:rPr>
+              <w:t/>
+            </w:r>
+            <w:r>
+              <w:rPr>
+                <w:b/>
+                <w:i/>
+                <w:color w:val="0070C0"/>
+              </w:rPr>
+              <w:t/>
+            </w:r>
+            <w:r>
+              <w:rPr>
+                <w:b/>
+                <w:i/>
+                <w:color w:val="0070C0"/>
+              </w:rPr>
+              <w:t xml:space="preserve"/>
+            </w:r>
+          </w:p>
+        </w:tc>
+      </w:tr>
+      <w:tr>
+        <w:tc>
+          <w:tcPr>
+            <w:tcW w:w="709" w:type="dxa"/>
+            <w:vAlign w:val="center"/>
+          </w:tcPr>
+          <w:p>
+            <w:pPr>
+              <w:jc w:val="center"/>
+              <w:rPr>
+                <w:b/>
+              </w:rPr>
+            </w:pPr>
+            <w:r>
+              <w:rPr>
+                <w:b/>
+                <w:color w:val="FF0000"/>
+              </w:rPr>
+              <w:t xml:space="preserve">LPI 1-1</w:t>
+            </w:r>
+          </w:p>
+        </w:tc>
+        <w:tc>
+          <w:tcPr>
+            <w:tcW w:w="8647" w:type="dxa"/>
+          </w:tcPr>
           <w:p>
             <w:pPr>
               <w:pStyle w:val="Prrafodelista"/>
@@ -3884,16 +4321,16 @@
                 <w:szCs w:val="24"/>
                 <w:u w:val="single"/>
               </w:rPr>
-              <w:t xml:space="preserve">Aprobación del requerimiento de la Unidad Solicitante</w:t>
-            </w:r>
-            <w:r>
-              <w:rPr>
-                <w:b/>
-                <w:sz w:val="24"/>
-                <w:szCs w:val="24"/>
-                <w:u w:val="single"/>
-              </w:rPr>
-              <w:t xml:space="preserve"> 8</w:t>
+              <w:t xml:space="preserve">Aprobación de la Solicitud de la Unidad Solicitante</w:t>
+            </w:r>
+            <w:r>
+              <w:rPr>
+                <w:b/>
+                <w:sz w:val="24"/>
+                <w:szCs w:val="24"/>
+                <w:u w:val="single"/>
+              </w:rPr>
+              <w:t xml:space="preserve"/>
             </w:r>
           </w:p>
           <w:p>
@@ -3939,7 +4376,7 @@
                 <w:sz w:val="24"/>
                 <w:szCs w:val="24"/>
               </w:rPr>
-              <w:t xml:space="preserve">Se verificó que en el Gobierno Autónomo Municipal Valles las compras de combustible no cuentan con un requerimiento formal de la unidad solicitante debidamente aprobado.</w:t>
+              <w:t xml:space="preserve">Se evidenció que en el Gobierno Autónomo Municipal Valles la solicitud de compra de combustible de la unidad solicitante no cuenta con la aprobación de la autoridad competente.</w:t>
             </w:r>
           </w:p>
           <w:p>
@@ -4017,7 +4454,7 @@
                 <w:sz w:val="24"/>
                 <w:szCs w:val="24"/>
               </w:rPr>
-              <w:t>, establece: “</w:t>
+              <w:t>, indica: “</w:t>
             </w:r>
             <w:r>
               <w:rPr>
@@ -4117,7 +4554,7 @@
                 <w:sz w:val="24"/>
                 <w:szCs w:val="24"/>
               </w:rPr>
-              <w:t xml:space="preserve">Lo señalado se debe a que la entidad no dispone de un Manual de Procedimientos de Combustible.</w:t>
+              <w:t xml:space="preserve">Esta situación se originó debido a que el municipio no cuenta con el Manual de Procedimientos de Combustible.</w:t>
             </w:r>
           </w:p>
           <w:p>
@@ -4163,7 +4600,7 @@
                 <w:sz w:val="24"/>
                 <w:szCs w:val="24"/>
               </w:rPr>
-              <w:t xml:space="preserve">Esta situación podría propiciar que el combustible sea administrado de forma discrecional.</w:t>
+              <w:t xml:space="preserve">Esta situación puede originar que el combustible se administre de manera discrecional.</w:t>
             </w:r>
           </w:p>
           <w:p>
@@ -4208,53 +4645,137 @@
                 <w:sz w:val="24"/>
                 <w:szCs w:val="24"/>
               </w:rPr>
-              <w:t xml:space="preserve">Se sugiere al Alcalde Municipal instruir al Secretario General la elaboración del Manual de Procedimientos de Combustible, para su posterior implantación y difusión entre los funcionarios del municipio, considerando en dicho Manual que todo proceso de compra de combustible se inicie con el requerimiento de la unidad solicitante, aprobado por la autoridad competente.</w:t>
-            </w:r>
-            <w:r>
-              <w:rPr>
-                <w:sz w:val="24"/>
-                <w:szCs w:val="24"/>
-              </w:rPr>
-              <w:t/>
-            </w:r>
-            <w:r>
-              <w:rPr>
-                <w:sz w:val="24"/>
-                <w:szCs w:val="24"/>
-              </w:rPr>
-              <w:t xml:space="preserve"/>
-            </w:r>
-            <w:r>
-              <w:rPr>
-                <w:sz w:val="24"/>
-                <w:szCs w:val="24"/>
-              </w:rPr>
-              <w:t xml:space="preserve"/>
-            </w:r>
-            <w:r>
-              <w:rPr>
-                <w:sz w:val="24"/>
-                <w:szCs w:val="24"/>
-              </w:rPr>
-              <w:t xml:space="preserve"/>
-            </w:r>
-            <w:r>
-              <w:rPr>
-                <w:sz w:val="24"/>
-                <w:szCs w:val="24"/>
-              </w:rPr>
-              <w:t xml:space="preserve"/>
-            </w:r>
-          </w:p>
-          <w:p>
-            <w:pPr>
-              <w:jc w:val="both"/>
-              <w:rPr>
-                <w:sz w:val="24"/>
-                <w:szCs w:val="24"/>
-              </w:rPr>
-            </w:pPr>
-          </w:p>
+              <w:t xml:space="preserve">Se recomienda al Alcalde Municipal instruir al Secretario General la elaboración del Manual de Procedimientos de Combustible, para su posterior implantación y difusión a los funcionarios del municipio, considerando en dicho Manual que el proceso de compra de combustible se inicie con la solicitud de la unidad solicitante, debidamente aprobada por la autoridad competente.</w:t>
+            </w:r>
+            <w:r>
+              <w:rPr>
+                <w:sz w:val="24"/>
+                <w:szCs w:val="24"/>
+              </w:rPr>
+              <w:t/>
+            </w:r>
+            <w:r>
+              <w:rPr>
+                <w:sz w:val="24"/>
+                <w:szCs w:val="24"/>
+              </w:rPr>
+              <w:t xml:space="preserve"/>
+            </w:r>
+            <w:r>
+              <w:rPr>
+                <w:sz w:val="24"/>
+                <w:szCs w:val="24"/>
+              </w:rPr>
+              <w:t xml:space="preserve"/>
+            </w:r>
+            <w:r>
+              <w:rPr>
+                <w:sz w:val="24"/>
+                <w:szCs w:val="24"/>
+              </w:rPr>
+              <w:t xml:space="preserve"/>
+            </w:r>
+            <w:r>
+              <w:rPr>
+                <w:sz w:val="24"/>
+                <w:szCs w:val="24"/>
+              </w:rPr>
+              <w:t xml:space="preserve"/>
+            </w:r>
+          </w:p>
+          <w:p>
+            <w:pPr>
+              <w:jc w:val="both"/>
+              <w:rPr>
+                <w:sz w:val="24"/>
+                <w:szCs w:val="24"/>
+              </w:rPr>
+            </w:pPr>
+          </w:p>
+        </w:tc>
+        <w:tc>
+          <w:tcPr>
+            <w:tcW w:w="1276" w:type="dxa"/>
+            <w:vAlign w:val="center"/>
+          </w:tcPr>
+          <w:p>
+            <w:pPr>
+              <w:jc w:val="center"/>
+              <w:rPr>
+                <w:b/>
+                <w:i/>
+              </w:rPr>
+            </w:pPr>
+            <w:r>
+              <w:rPr>
+                <w:b/>
+                <w:i/>
+                <w:color w:val="0070C0"/>
+              </w:rPr>
+              <w:lastRenderedPageBreak/>
+              <w:t xml:space="preserve">Deficiencia incluida en informe de C.I.</w:t>
+            </w:r>
+            <w:r>
+              <w:rPr>
+                <w:b/>
+                <w:i/>
+                <w:color w:val="0070C0"/>
+              </w:rPr>
+              <w:t/>
+            </w:r>
+            <w:r>
+              <w:rPr>
+                <w:b/>
+                <w:i/>
+                <w:color w:val="0070C0"/>
+              </w:rPr>
+              <w:t/>
+            </w:r>
+            <w:r>
+              <w:rPr>
+                <w:b/>
+                <w:i/>
+                <w:color w:val="0070C0"/>
+              </w:rPr>
+              <w:t/>
+            </w:r>
+            <w:r>
+              <w:rPr>
+                <w:b/>
+                <w:i/>
+                <w:color w:val="0070C0"/>
+              </w:rPr>
+              <w:t xml:space="preserve"/>
+            </w:r>
+          </w:p>
+        </w:tc>
+      </w:tr>
+      <w:tr>
+        <w:tc>
+          <w:tcPr>
+            <w:tcW w:w="709" w:type="dxa"/>
+            <w:vAlign w:val="center"/>
+          </w:tcPr>
+          <w:p>
+            <w:pPr>
+              <w:jc w:val="center"/>
+              <w:rPr>
+                <w:b/>
+              </w:rPr>
+            </w:pPr>
+            <w:r>
+              <w:rPr>
+                <w:b/>
+                <w:color w:val="FF0000"/>
+              </w:rPr>
+              <w:t xml:space="preserve">LPI 1-1</w:t>
+            </w:r>
+          </w:p>
+        </w:tc>
+        <w:tc>
+          <w:tcPr>
+            <w:tcW w:w="8647" w:type="dxa"/>
+          </w:tcPr>
           <w:p>
             <w:pPr>
               <w:pStyle w:val="Prrafodelista"/>
@@ -4278,16 +4799,16 @@
                 <w:u w:val="single"/>
               </w:rPr>
               <w:lastRenderedPageBreak/>
-              <w:t xml:space="preserve">Facturas de compra de combustible</w:t>
-            </w:r>
-            <w:r>
-              <w:rPr>
-                <w:b/>
-                <w:sz w:val="24"/>
-                <w:szCs w:val="24"/>
-                <w:u w:val="single"/>
-              </w:rPr>
-              <w:t xml:space="preserve"> 9</w:t>
+              <w:t xml:space="preserve">Facturas por compra de combustible</w:t>
+            </w:r>
+            <w:r>
+              <w:rPr>
+                <w:b/>
+                <w:sz w:val="24"/>
+                <w:szCs w:val="24"/>
+                <w:u w:val="single"/>
+              </w:rPr>
+              <w:t xml:space="preserve"/>
             </w:r>
           </w:p>
           <w:p>
@@ -4333,7 +4854,7 @@
                 <w:sz w:val="24"/>
                 <w:szCs w:val="24"/>
               </w:rPr>
-              <w:t xml:space="preserve">De la revisión de la documentación contable al 31 de diciembre de 2023, se determinó que las facturas Nº 100, 200, 300 y 400, adjuntas a los comprobantes contables Nº 31, 32, 33 y 34 de fecha 15/03/2023, no están emitidas a nombre del Gobierno Autónomo Municipal Valles.</w:t>
+              <w:t xml:space="preserve">Se evidenció, durante la revisión de la documentación contable al 31 de diciembre de 2018, que las facturas Nº 100, 200, 300 y 400, adjuntas a los comprobantes contables Nº 31, 32, 33 y 34 de fecha 15/03/2018, no se encuentran a nombre del Gobierno Autónomo Municipal Valles.</w:t>
             </w:r>
             <w:r>
               <w:rPr>
@@ -4431,7 +4952,7 @@
                 <w:sz w:val="24"/>
                 <w:szCs w:val="24"/>
               </w:rPr>
-              <w:t xml:space="preserve">La normativa (RND 10-0025-14) en su artículo 54, punto 5 establece: </w:t>
+              <w:t xml:space="preserve">La normativa (RND 10-0025-14) en su artículo 54, punto 5 dice lo siguiente: </w:t>
             </w:r>
             <w:r>
               <w:rPr>
@@ -4497,7 +5018,7 @@
                 <w:sz w:val="24"/>
                 <w:szCs w:val="24"/>
               </w:rPr>
-              <w:t xml:space="preserve">Lo observado se debe a la falta de control del Contador sobre las facturas emitidas por la compra de combustible.</w:t>
+              <w:t xml:space="preserve">Esta situación se originó debido a la falta de control del Contador sobre las facturas por concepto de compra de combustible.</w:t>
             </w:r>
             <w:r>
               <w:rPr>
@@ -4564,7 +5085,7 @@
                 <w:sz w:val="24"/>
                 <w:szCs w:val="24"/>
               </w:rPr>
-              <w:t xml:space="preserve">Esta situación podría generar que la compra de combustible no haya sido destinada a las actividades propias del municipio.</w:t>
+              <w:t xml:space="preserve">Esta situación puede originar que la compra de combustible no se haya realizado para las actividades propias del municipio.</w:t>
             </w:r>
             <w:r>
               <w:rPr>
@@ -4658,118 +5179,193 @@
                 <w:sz w:val="24"/>
                 <w:szCs w:val="24"/>
               </w:rPr>
-              <w:t xml:space="preserve">Se sugiere al Alcalde Municipal instruir al Contador del municipio que, mediante las acciones correspondientes, asegure que la totalidad de las facturas por las adquisiciones efectuadas por el municipio sean emitidas a nombre del Gobierno Autónomo Municipal Valles.</w:t>
-            </w:r>
-            <w:r>
-              <w:rPr>
-                <w:sz w:val="24"/>
-                <w:szCs w:val="24"/>
-              </w:rPr>
-              <w:t xml:space="preserve"/>
-            </w:r>
-            <w:r>
-              <w:rPr>
-                <w:sz w:val="24"/>
-                <w:szCs w:val="24"/>
-              </w:rPr>
-              <w:t/>
-            </w:r>
-            <w:r>
-              <w:rPr>
-                <w:sz w:val="24"/>
-                <w:szCs w:val="24"/>
-              </w:rPr>
-              <w:t xml:space="preserve"/>
-            </w:r>
-            <w:r>
-              <w:rPr>
-                <w:sz w:val="24"/>
-                <w:szCs w:val="24"/>
-              </w:rPr>
-              <w:t xml:space="preserve"/>
-            </w:r>
-            <w:r>
-              <w:rPr>
-                <w:sz w:val="24"/>
-                <w:szCs w:val="24"/>
-              </w:rPr>
-              <w:t xml:space="preserve"/>
-            </w:r>
-            <w:r>
-              <w:rPr>
-                <w:sz w:val="24"/>
-                <w:szCs w:val="24"/>
-              </w:rPr>
-              <w:t/>
-            </w:r>
-            <w:r>
-              <w:rPr>
-                <w:sz w:val="24"/>
-                <w:szCs w:val="24"/>
-              </w:rPr>
-              <w:t xml:space="preserve"/>
-            </w:r>
-            <w:r>
-              <w:rPr>
-                <w:sz w:val="24"/>
-                <w:szCs w:val="24"/>
-              </w:rPr>
-              <w:t/>
-            </w:r>
-            <w:r>
-              <w:rPr>
-                <w:sz w:val="24"/>
-                <w:szCs w:val="24"/>
-              </w:rPr>
-              <w:t xml:space="preserve"/>
-            </w:r>
-            <w:r>
-              <w:rPr>
-                <w:sz w:val="24"/>
-                <w:szCs w:val="24"/>
-              </w:rPr>
-              <w:t/>
-            </w:r>
-            <w:r>
-              <w:rPr>
-                <w:sz w:val="24"/>
-                <w:szCs w:val="24"/>
-              </w:rPr>
-              <w:t xml:space="preserve"/>
-            </w:r>
-            <w:r>
-              <w:rPr>
-                <w:sz w:val="24"/>
-                <w:szCs w:val="24"/>
-              </w:rPr>
-              <w:t/>
-            </w:r>
-            <w:r>
-              <w:rPr>
-                <w:sz w:val="24"/>
-                <w:szCs w:val="24"/>
-              </w:rPr>
-              <w:t xml:space="preserve"/>
-            </w:r>
-          </w:p>
-          <w:p>
-            <w:pPr>
-              <w:jc w:val="both"/>
-              <w:rPr>
-                <w:sz w:val="24"/>
-                <w:szCs w:val="24"/>
-              </w:rPr>
-            </w:pPr>
-          </w:p>
-          <w:p>
-            <w:pPr>
-              <w:jc w:val="both"/>
-              <w:rPr>
-                <w:sz w:val="24"/>
-                <w:szCs w:val="24"/>
-              </w:rPr>
-            </w:pPr>
-          </w:p>
+              <w:t xml:space="preserve">Se recomienda al Alcalde Municipal instruir al Contador del municipio que, mediante las acciones correspondientes, se asegure que la totalidad de las facturas de las adquisiciones realizadas por el municipio se emitan a nombre del Gobierno Autónomo Municipal Valles.</w:t>
+            </w:r>
+            <w:r>
+              <w:rPr>
+                <w:sz w:val="24"/>
+                <w:szCs w:val="24"/>
+              </w:rPr>
+              <w:t xml:space="preserve"/>
+            </w:r>
+            <w:r>
+              <w:rPr>
+                <w:sz w:val="24"/>
+                <w:szCs w:val="24"/>
+              </w:rPr>
+              <w:t/>
+            </w:r>
+            <w:r>
+              <w:rPr>
+                <w:sz w:val="24"/>
+                <w:szCs w:val="24"/>
+              </w:rPr>
+              <w:t xml:space="preserve"/>
+            </w:r>
+            <w:r>
+              <w:rPr>
+                <w:sz w:val="24"/>
+                <w:szCs w:val="24"/>
+              </w:rPr>
+              <w:t xml:space="preserve"/>
+            </w:r>
+            <w:r>
+              <w:rPr>
+                <w:sz w:val="24"/>
+                <w:szCs w:val="24"/>
+              </w:rPr>
+              <w:t xml:space="preserve"/>
+            </w:r>
+            <w:r>
+              <w:rPr>
+                <w:sz w:val="24"/>
+                <w:szCs w:val="24"/>
+              </w:rPr>
+              <w:t/>
+            </w:r>
+            <w:r>
+              <w:rPr>
+                <w:sz w:val="24"/>
+                <w:szCs w:val="24"/>
+              </w:rPr>
+              <w:t xml:space="preserve"/>
+            </w:r>
+            <w:r>
+              <w:rPr>
+                <w:sz w:val="24"/>
+                <w:szCs w:val="24"/>
+              </w:rPr>
+              <w:t/>
+            </w:r>
+            <w:r>
+              <w:rPr>
+                <w:sz w:val="24"/>
+                <w:szCs w:val="24"/>
+              </w:rPr>
+              <w:t xml:space="preserve"/>
+            </w:r>
+            <w:r>
+              <w:rPr>
+                <w:sz w:val="24"/>
+                <w:szCs w:val="24"/>
+              </w:rPr>
+              <w:t/>
+            </w:r>
+            <w:r>
+              <w:rPr>
+                <w:sz w:val="24"/>
+                <w:szCs w:val="24"/>
+              </w:rPr>
+              <w:t xml:space="preserve"/>
+            </w:r>
+            <w:r>
+              <w:rPr>
+                <w:sz w:val="24"/>
+                <w:szCs w:val="24"/>
+              </w:rPr>
+              <w:t/>
+            </w:r>
+            <w:r>
+              <w:rPr>
+                <w:sz w:val="24"/>
+                <w:szCs w:val="24"/>
+              </w:rPr>
+              <w:t xml:space="preserve"/>
+            </w:r>
+          </w:p>
+          <w:p>
+            <w:pPr>
+              <w:jc w:val="both"/>
+              <w:rPr>
+                <w:sz w:val="24"/>
+                <w:szCs w:val="24"/>
+              </w:rPr>
+            </w:pPr>
+          </w:p>
+        </w:tc>
+        <w:tc>
+          <w:tcPr>
+            <w:tcW w:w="1276" w:type="dxa"/>
+            <w:vAlign w:val="center"/>
+          </w:tcPr>
+          <w:p>
+            <w:pPr>
+              <w:jc w:val="center"/>
+              <w:rPr>
+                <w:b/>
+                <w:i/>
+              </w:rPr>
+            </w:pPr>
+            <w:r>
+              <w:rPr>
+                <w:b/>
+                <w:i/>
+                <w:color w:val="0070C0"/>
+              </w:rPr>
+              <w:lastRenderedPageBreak/>
+              <w:t xml:space="preserve">Deficiencia incluida en informe de C.I.</w:t>
+            </w:r>
+            <w:r>
+              <w:rPr>
+                <w:b/>
+                <w:i/>
+                <w:color w:val="0070C0"/>
+              </w:rPr>
+              <w:t/>
+            </w:r>
+            <w:r>
+              <w:rPr>
+                <w:b/>
+                <w:i/>
+                <w:color w:val="0070C0"/>
+              </w:rPr>
+              <w:t/>
+            </w:r>
+            <w:r>
+              <w:rPr>
+                <w:b/>
+                <w:i/>
+                <w:color w:val="0070C0"/>
+              </w:rPr>
+              <w:t/>
+            </w:r>
+            <w:r>
+              <w:rPr>
+                <w:b/>
+                <w:i/>
+                <w:color w:val="0070C0"/>
+              </w:rPr>
+              <w:t xml:space="preserve"/>
+            </w:r>
+          </w:p>
+        </w:tc>
+      </w:tr>
+      <w:tr>
+        <w:tc>
+          <w:tcPr>
+            <w:tcW w:w="709" w:type="dxa"/>
+            <w:vAlign w:val="center"/>
+          </w:tcPr>
+          <w:p>
+            <w:pPr>
+              <w:jc w:val="center"/>
+              <w:rPr>
+                <w:b/>
+              </w:rPr>
+            </w:pPr>
+            <w:r>
+              <w:rPr>
+                <w:b/>
+                <w:color w:val="FF0000"/>
+              </w:rPr>
+              <w:t xml:space="preserve">LPI 1-1</w:t>
+            </w:r>
+          </w:p>
+        </w:tc>
+        <w:tc>
+          <w:tcPr>
+            <w:tcW w:w="8647" w:type="dxa"/>
+          </w:tcPr>
           <w:p>
             <w:pPr>
               <w:pStyle w:val="Prrafodelista"/>
@@ -4792,16 +5388,16 @@
                 <w:szCs w:val="24"/>
                 <w:u w:val="single"/>
               </w:rPr>
-              <w:t xml:space="preserve">Cantidad, Notas de Recepción y Facturas</w:t>
-            </w:r>
-            <w:r>
-              <w:rPr>
-                <w:b/>
-                <w:sz w:val="24"/>
-                <w:szCs w:val="24"/>
-                <w:u w:val="single"/>
-              </w:rPr>
-              <w:t xml:space="preserve"> 12</w:t>
+              <w:t xml:space="preserve">Cantidad, Notas de Recepción y Factura</w:t>
+            </w:r>
+            <w:r>
+              <w:rPr>
+                <w:b/>
+                <w:sz w:val="24"/>
+                <w:szCs w:val="24"/>
+                <w:u w:val="single"/>
+              </w:rPr>
+              <w:t xml:space="preserve"/>
             </w:r>
           </w:p>
           <w:p>
@@ -4847,7 +5443,7 @@
                 <w:sz w:val="24"/>
                 <w:szCs w:val="24"/>
               </w:rPr>
-              <w:t xml:space="preserve">En la documentación de respaldo de las compras de combustible se verificó que no se efectúa la conciliación entre la cantidad y el tipo de combustible registrados en la nota de recepción y los datos consignados en la factura.</w:t>
+              <w:t xml:space="preserve">Se evidenció, en la documentación de sustento de la adquisición de combustible, que no se controla la cantidad y tipo de combustible consignados en la nota de recepción con los datos de la factura.</w:t>
             </w:r>
           </w:p>
           <w:p>
@@ -4918,7 +5514,7 @@
                 <w:sz w:val="24"/>
                 <w:szCs w:val="24"/>
               </w:rPr>
-              <w:t>, establece: “</w:t>
+              <w:t>, indica: “</w:t>
             </w:r>
             <w:r>
               <w:rPr>
@@ -5027,7 +5623,7 @@
                 <w:sz w:val="24"/>
                 <w:szCs w:val="24"/>
               </w:rPr>
-              <w:t xml:space="preserve">Lo señalado se debe a que la entidad no dispone de un Manual de Procedimientos de Combustible.</w:t>
+              <w:t xml:space="preserve">Esta situación se originó debido a que el municipio no cuenta con el Manual de Procedimientos de Combustible.</w:t>
             </w:r>
           </w:p>
           <w:p>
@@ -5073,7 +5669,7 @@
                 <w:sz w:val="24"/>
                 <w:szCs w:val="24"/>
               </w:rPr>
-              <w:t xml:space="preserve">Esta situación podría propiciar que el combustible sea administrado de forma discrecional.</w:t>
+              <w:t xml:space="preserve">Esta situación puede originar que el combustible se administre de manera discrecional.</w:t>
             </w:r>
           </w:p>
           <w:p>
@@ -5118,69 +5714,144 @@
                 <w:sz w:val="24"/>
                 <w:szCs w:val="24"/>
               </w:rPr>
-              <w:t xml:space="preserve">Se sugiere al Alcalde Municipal instruir al Secretario General la elaboración del Manual de Procedimientos de Combustible, para su posterior implantación y difusión entre los funcionarios del municipio, incluyendo en dicho Manual el control cruzado entre la cantidad y el tipo de combustible de la nota de recepción y los datos de la factura.</w:t>
-            </w:r>
-            <w:r>
-              <w:rPr>
-                <w:sz w:val="24"/>
-                <w:szCs w:val="24"/>
-              </w:rPr>
-              <w:t/>
-            </w:r>
-            <w:r>
-              <w:rPr>
-                <w:sz w:val="24"/>
-                <w:szCs w:val="24"/>
-              </w:rPr>
-              <w:t xml:space="preserve"/>
-            </w:r>
-            <w:r>
-              <w:rPr>
-                <w:sz w:val="24"/>
-                <w:szCs w:val="24"/>
-              </w:rPr>
-              <w:t/>
-            </w:r>
-            <w:r>
-              <w:rPr>
-                <w:sz w:val="24"/>
-                <w:szCs w:val="24"/>
-              </w:rPr>
-              <w:t xml:space="preserve"/>
-            </w:r>
-            <w:r>
-              <w:rPr>
-                <w:sz w:val="24"/>
-                <w:szCs w:val="24"/>
-              </w:rPr>
-              <w:t/>
-            </w:r>
-            <w:r>
-              <w:rPr>
-                <w:sz w:val="24"/>
-                <w:szCs w:val="24"/>
-              </w:rPr>
-              <w:t/>
-            </w:r>
-          </w:p>
-          <w:p>
-            <w:pPr>
-              <w:jc w:val="both"/>
-              <w:rPr>
-                <w:sz w:val="24"/>
-                <w:szCs w:val="24"/>
-              </w:rPr>
-            </w:pPr>
-          </w:p>
-          <w:p>
-            <w:pPr>
-              <w:jc w:val="both"/>
-              <w:rPr>
-                <w:sz w:val="24"/>
-                <w:szCs w:val="24"/>
-              </w:rPr>
-            </w:pPr>
-          </w:p>
+              <w:t xml:space="preserve">Se recomienda al Alcalde Municipal instruir al Secretario General la elaboración del Manual de Procedimientos de Combustible, para su posterior implantación y difusión a los funcionarios del municipio, considerando en dicho Manual el control entre la cantidad y tipo de combustible de la nota de recepción y los datos de la factura.</w:t>
+            </w:r>
+            <w:r>
+              <w:rPr>
+                <w:sz w:val="24"/>
+                <w:szCs w:val="24"/>
+              </w:rPr>
+              <w:t/>
+            </w:r>
+            <w:r>
+              <w:rPr>
+                <w:sz w:val="24"/>
+                <w:szCs w:val="24"/>
+              </w:rPr>
+              <w:t xml:space="preserve"/>
+            </w:r>
+            <w:r>
+              <w:rPr>
+                <w:sz w:val="24"/>
+                <w:szCs w:val="24"/>
+              </w:rPr>
+              <w:t/>
+            </w:r>
+            <w:r>
+              <w:rPr>
+                <w:sz w:val="24"/>
+                <w:szCs w:val="24"/>
+              </w:rPr>
+              <w:t xml:space="preserve"/>
+            </w:r>
+            <w:r>
+              <w:rPr>
+                <w:sz w:val="24"/>
+                <w:szCs w:val="24"/>
+              </w:rPr>
+              <w:t/>
+            </w:r>
+            <w:r>
+              <w:rPr>
+                <w:sz w:val="24"/>
+                <w:szCs w:val="24"/>
+              </w:rPr>
+              <w:t/>
+            </w:r>
+          </w:p>
+          <w:p>
+            <w:pPr>
+              <w:jc w:val="both"/>
+              <w:rPr>
+                <w:sz w:val="24"/>
+                <w:szCs w:val="24"/>
+              </w:rPr>
+            </w:pPr>
+          </w:p>
+        </w:tc>
+        <w:tc>
+          <w:tcPr>
+            <w:tcW w:w="1276" w:type="dxa"/>
+            <w:vAlign w:val="center"/>
+          </w:tcPr>
+          <w:p>
+            <w:pPr>
+              <w:jc w:val="center"/>
+              <w:rPr>
+                <w:b/>
+                <w:i/>
+              </w:rPr>
+            </w:pPr>
+            <w:r>
+              <w:rPr>
+                <w:b/>
+                <w:i/>
+                <w:color w:val="0070C0"/>
+              </w:rPr>
+              <w:lastRenderedPageBreak/>
+              <w:t xml:space="preserve">Deficiencia incluida en informe de C.I.</w:t>
+            </w:r>
+            <w:r>
+              <w:rPr>
+                <w:b/>
+                <w:i/>
+                <w:color w:val="0070C0"/>
+              </w:rPr>
+              <w:t/>
+            </w:r>
+            <w:r>
+              <w:rPr>
+                <w:b/>
+                <w:i/>
+                <w:color w:val="0070C0"/>
+              </w:rPr>
+              <w:t/>
+            </w:r>
+            <w:r>
+              <w:rPr>
+                <w:b/>
+                <w:i/>
+                <w:color w:val="0070C0"/>
+              </w:rPr>
+              <w:t/>
+            </w:r>
+            <w:r>
+              <w:rPr>
+                <w:b/>
+                <w:i/>
+                <w:color w:val="0070C0"/>
+              </w:rPr>
+              <w:t xml:space="preserve"/>
+            </w:r>
+          </w:p>
+        </w:tc>
+      </w:tr>
+      <w:tr>
+        <w:tc>
+          <w:tcPr>
+            <w:tcW w:w="709" w:type="dxa"/>
+            <w:vAlign w:val="center"/>
+          </w:tcPr>
+          <w:p>
+            <w:pPr>
+              <w:jc w:val="center"/>
+              <w:rPr>
+                <w:b/>
+              </w:rPr>
+            </w:pPr>
+            <w:r>
+              <w:rPr>
+                <w:b/>
+                <w:color w:val="FF0000"/>
+              </w:rPr>
+              <w:t xml:space="preserve">LPI 1-1</w:t>
+            </w:r>
+          </w:p>
+        </w:tc>
+        <w:tc>
+          <w:tcPr>
+            <w:tcW w:w="8647" w:type="dxa"/>
+          </w:tcPr>
           <w:p>
             <w:pPr>
               <w:pStyle w:val="Prrafodelista"/>
@@ -5203,16 +5874,16 @@
                 <w:szCs w:val="24"/>
                 <w:u w:val="single"/>
               </w:rPr>
-              <w:t xml:space="preserve">Registro oportuno de gastos</w:t>
-            </w:r>
-            <w:r>
-              <w:rPr>
-                <w:b/>
-                <w:sz w:val="24"/>
-                <w:szCs w:val="24"/>
-                <w:u w:val="single"/>
-              </w:rPr>
-              <w:t xml:space="preserve"> 13</w:t>
+              <w:t xml:space="preserve">Gastos registrados</w:t>
+            </w:r>
+            <w:r>
+              <w:rPr>
+                <w:b/>
+                <w:sz w:val="24"/>
+                <w:szCs w:val="24"/>
+                <w:u w:val="single"/>
+              </w:rPr>
+              <w:t xml:space="preserve"/>
             </w:r>
           </w:p>
           <w:p>
@@ -5258,7 +5929,7 @@
                 <w:sz w:val="24"/>
                 <w:szCs w:val="24"/>
               </w:rPr>
-              <w:t xml:space="preserve">De la revisión de la documentación contable al 31 de diciembre de 2016, se determinó que los gastos respaldados por los comprobantes Nº 100 y 200 de fecha 10 de enero de 2016 no fueron registrados en el periodo en que se devengaron.</w:t>
+              <w:t xml:space="preserve">Se evidenció, en la documentación contable al 31 de diciembre de 2018, que los comprobantes Nº 100 y 200 de fecha 10 de enero de 2018 no fueron registrados en el periodo en que se incurrió el gasto.</w:t>
             </w:r>
           </w:p>
           <w:p>
@@ -5303,14 +5974,14 @@
                 <w:sz w:val="24"/>
                 <w:szCs w:val="24"/>
               </w:rPr>
-              <w:t xml:space="preserve">Al respecto las Normas Básicas del Sistema de Contabilidad Integrada, aprobado mediante D.S. </w:t>
-            </w:r>
-            <w:r>
-              <w:rPr>
-                <w:sz w:val="24"/>
-                <w:szCs w:val="24"/>
-              </w:rPr>
-              <w:t>222957 aprobado en fecha 4 de marzo de 2005,</w:t>
+              <w:t xml:space="preserve">Al respecto las Normas Básicas del Sistema de Contabilidad Integrada, aprobadas mediante R.S. </w:t>
+            </w:r>
+            <w:r>
+              <w:rPr>
+                <w:sz w:val="24"/>
+                <w:szCs w:val="24"/>
+              </w:rPr>
+              <w:t>222957 de fecha 4 de marzo de 2005,</w:t>
             </w:r>
             <w:r>
               <w:rPr>
@@ -5387,7 +6058,7 @@
                 <w:sz w:val="24"/>
                 <w:szCs w:val="24"/>
               </w:rPr>
-              <w:t xml:space="preserve">, establece: </w:t>
+              <w:t xml:space="preserve">, señala: </w:t>
             </w:r>
             <w:r>
               <w:rPr>
@@ -5448,7 +6119,7 @@
                 <w:sz w:val="24"/>
                 <w:szCs w:val="24"/>
               </w:rPr>
-              <w:t xml:space="preserve">Lo señalado se debe al incumplimiento de las NBSCI por parte del Contador del municipio.</w:t>
+              <w:t xml:space="preserve">Esta situación se originó debido al incumplimiento de las NBSCI por parte del Contador del municipio.</w:t>
             </w:r>
             <w:r>
               <w:rPr>
@@ -5522,7 +6193,7 @@
                 <w:sz w:val="24"/>
                 <w:szCs w:val="24"/>
               </w:rPr>
-              <w:t xml:space="preserve">Esta situación podría generar que la información sobre los gastos del municipio no sea oportuna ni confiable.</w:t>
+              <w:t xml:space="preserve">Esta situación puede originar que no se cuente con información oportuna y confiable sobre los gastos del municipio.</w:t>
             </w:r>
             <w:r>
               <w:rPr>
@@ -5582,57 +6253,123 @@
                 <w:szCs w:val="24"/>
               </w:rPr>
               <w:lastRenderedPageBreak/>
-              <w:t xml:space="preserve">Se sugiere al Alcalde Municipal instruir al Contador que, mediante las acciones correspondientes, asegure que los registros contables se efectúen en el periodo en que se incurre el gasto, en cumplimiento de las NBSCI.</w:t>
-            </w:r>
-            <w:r>
-              <w:rPr>
-                <w:sz w:val="24"/>
-                <w:szCs w:val="24"/>
-              </w:rPr>
-              <w:t/>
-            </w:r>
-            <w:r>
-              <w:rPr>
-                <w:sz w:val="24"/>
-                <w:szCs w:val="24"/>
-              </w:rPr>
-              <w:t xml:space="preserve"/>
-            </w:r>
-            <w:r>
-              <w:rPr>
-                <w:sz w:val="24"/>
-                <w:szCs w:val="24"/>
-              </w:rPr>
-              <w:t/>
-            </w:r>
-          </w:p>
-          <w:p>
-            <w:pPr>
-              <w:jc w:val="both"/>
-              <w:rPr>
-                <w:sz w:val="24"/>
-                <w:szCs w:val="24"/>
-              </w:rPr>
-            </w:pPr>
-          </w:p>
-          <w:p>
-            <w:pPr>
-              <w:jc w:val="both"/>
-              <w:rPr>
-                <w:sz w:val="24"/>
-                <w:szCs w:val="24"/>
-              </w:rPr>
-            </w:pPr>
-          </w:p>
-          <w:p>
-            <w:pPr>
-              <w:jc w:val="both"/>
-              <w:rPr>
-                <w:sz w:val="24"/>
-                <w:szCs w:val="24"/>
-              </w:rPr>
-            </w:pPr>
-          </w:p>
+              <w:t xml:space="preserve">Se recomienda al Alcalde Municipal instruir al Contador que, mediante las acciones correspondientes, se asegure que los registros contables se realicen en el periodo en que se incurre el gasto, en cumplimiento de las NBSCI.</w:t>
+            </w:r>
+            <w:r>
+              <w:rPr>
+                <w:sz w:val="24"/>
+                <w:szCs w:val="24"/>
+              </w:rPr>
+              <w:t/>
+            </w:r>
+            <w:r>
+              <w:rPr>
+                <w:sz w:val="24"/>
+                <w:szCs w:val="24"/>
+              </w:rPr>
+              <w:t xml:space="preserve"/>
+            </w:r>
+            <w:r>
+              <w:rPr>
+                <w:sz w:val="24"/>
+                <w:szCs w:val="24"/>
+              </w:rPr>
+              <w:t/>
+            </w:r>
+          </w:p>
+          <w:p>
+            <w:pPr>
+              <w:jc w:val="both"/>
+              <w:rPr>
+                <w:sz w:val="24"/>
+                <w:szCs w:val="24"/>
+              </w:rPr>
+            </w:pPr>
+          </w:p>
+        </w:tc>
+        <w:tc>
+          <w:tcPr>
+            <w:tcW w:w="1276" w:type="dxa"/>
+            <w:vAlign w:val="center"/>
+          </w:tcPr>
+          <w:p>
+            <w:pPr>
+              <w:jc w:val="center"/>
+              <w:rPr>
+                <w:b/>
+                <w:i/>
+              </w:rPr>
+            </w:pPr>
+            <w:r>
+              <w:rPr>
+                <w:b/>
+                <w:i/>
+                <w:color w:val="0070C0"/>
+              </w:rPr>
+              <w:lastRenderedPageBreak/>
+              <w:t xml:space="preserve">Deficiencia incluida en informe de C.I.</w:t>
+            </w:r>
+            <w:r>
+              <w:rPr>
+                <w:b/>
+                <w:i/>
+                <w:color w:val="0070C0"/>
+              </w:rPr>
+              <w:t/>
+            </w:r>
+            <w:r>
+              <w:rPr>
+                <w:b/>
+                <w:i/>
+                <w:color w:val="0070C0"/>
+              </w:rPr>
+              <w:t/>
+            </w:r>
+            <w:r>
+              <w:rPr>
+                <w:b/>
+                <w:i/>
+                <w:color w:val="0070C0"/>
+              </w:rPr>
+              <w:t/>
+            </w:r>
+            <w:r>
+              <w:rPr>
+                <w:b/>
+                <w:i/>
+                <w:color w:val="0070C0"/>
+              </w:rPr>
+              <w:t xml:space="preserve"/>
+            </w:r>
+          </w:p>
+        </w:tc>
+      </w:tr>
+      <w:tr>
+        <w:tc>
+          <w:tcPr>
+            <w:tcW w:w="709" w:type="dxa"/>
+            <w:vAlign w:val="center"/>
+          </w:tcPr>
+          <w:p>
+            <w:pPr>
+              <w:jc w:val="center"/>
+              <w:rPr>
+                <w:b/>
+              </w:rPr>
+            </w:pPr>
+            <w:r>
+              <w:rPr>
+                <w:b/>
+                <w:color w:val="FF0000"/>
+              </w:rPr>
+              <w:t xml:space="preserve">LPI 1-1</w:t>
+            </w:r>
+          </w:p>
+        </w:tc>
+        <w:tc>
+          <w:tcPr>
+            <w:tcW w:w="8647" w:type="dxa"/>
+          </w:tcPr>
           <w:p>
             <w:pPr>
               <w:pStyle w:val="Prrafodelista"/>
@@ -5655,7 +6392,7 @@
                 <w:szCs w:val="24"/>
                 <w:u w:val="single"/>
               </w:rPr>
-              <w:t xml:space="preserve">Control de la documentación de respaldo de gastos</w:t>
+              <w:t xml:space="preserve">Control del respaldo de gastos</w:t>
             </w:r>
             <w:r>
               <w:rPr>
@@ -5719,7 +6456,7 @@
                 <w:sz w:val="24"/>
                 <w:szCs w:val="24"/>
               </w:rPr>
-              <w:t xml:space="preserve">De la revisión de la documentación que respalda las operaciones del municipio, se verificó que en los comprobantes Nº 300 y 400 de fecha 20 de enero de 2023 existen diferencias entre los importes registrados y los documentos de respaldo.</w:t>
+              <w:t xml:space="preserve">Se evidenció, de la revisión de la documentación de respaldo de las operaciones del municipio, que los comprobantes Nº 300 y 400 de fecha 20 de enero de 2018 presentan diferencias entre sus importes y los documentos de respaldo.</w:t>
             </w:r>
             <w:r>
               <w:rPr>
@@ -5900,7 +6637,7 @@
                 <w:sz w:val="24"/>
                 <w:szCs w:val="24"/>
               </w:rPr>
-              <w:t xml:space="preserve">, establece: </w:t>
+              <w:t xml:space="preserve">, señala: </w:t>
             </w:r>
           </w:p>
           <w:p>
@@ -6086,7 +6823,7 @@
                 <w:sz w:val="24"/>
                 <w:szCs w:val="24"/>
               </w:rPr>
-              <w:t xml:space="preserve">Lo señalado se debe a la falta de control del Contador sobre la integridad y confiabilidad de la documentación de respaldo.</w:t>
+              <w:t xml:space="preserve">Esta situación se originó debido a la ausencia de control del Contador sobre la exactitud de la documentación de respaldo.</w:t>
             </w:r>
             <w:r>
               <w:rPr>
@@ -6140,7 +6877,7 @@
                 <w:sz w:val="24"/>
                 <w:szCs w:val="24"/>
               </w:rPr>
-              <w:t xml:space="preserve">Esta situación podría ocasionar que la información sobre la adquisición de combustible no sea confiable.</w:t>
+              <w:t xml:space="preserve">Esta situación puede originar que no se cuente con información confiable sobre la adquisición de combustible.</w:t>
             </w:r>
             <w:r>
               <w:rPr>
@@ -6199,2960 +6936,22 @@
                 <w:sz w:val="24"/>
                 <w:szCs w:val="24"/>
               </w:rPr>
-              <w:t xml:space="preserve">Se sugiere al Alcalde Municipal instruir al Contador del municipio que, mediante las acciones correspondientes, asegure que los comprobantes contables cuenten con documentación de respaldo íntegra y confiable, y que no existan diferencias entre ésta y la información registrada en las operaciones del municipio.</w:t>
-            </w:r>
-            <w:r>
-              <w:rPr>
-                <w:sz w:val="24"/>
-                <w:szCs w:val="24"/>
-              </w:rPr>
-              <w:t/>
-            </w:r>
-          </w:p>
-          <w:p>
-            <w:pPr>
-              <w:jc w:val="both"/>
-              <w:rPr>
-                <w:sz w:val="24"/>
-                <w:szCs w:val="24"/>
-              </w:rPr>
-            </w:pPr>
-          </w:p>
-          <w:p>
-            <w:pPr>
-              <w:pStyle w:val="Prrafodelista"/>
-              <w:numPr>
-                <w:ilvl w:val="0"/>
-                <w:numId w:val="1"/>
-              </w:numPr>
-              <w:jc w:val="both"/>
-              <w:rPr>
-                <w:b/>
-                <w:sz w:val="24"/>
-                <w:szCs w:val="24"/>
-                <w:u w:val="single"/>
-              </w:rPr>
-            </w:pPr>
-            <w:r>
-              <w:rPr>
-                <w:b/>
-                <w:sz w:val="24"/>
-                <w:szCs w:val="24"/>
-                <w:u w:val="single"/>
-              </w:rPr>
-              <w:t xml:space="preserve">Imputación contable del gasto</w:t>
-            </w:r>
-            <w:r>
-              <w:rPr>
-                <w:b/>
-                <w:sz w:val="24"/>
-                <w:szCs w:val="24"/>
-                <w:u w:val="single"/>
-              </w:rPr>
-              <w:t xml:space="preserve"/>
-            </w:r>
-            <w:r>
-              <w:rPr>
-                <w:b/>
-                <w:sz w:val="24"/>
-                <w:szCs w:val="24"/>
-                <w:u w:val="single"/>
-              </w:rPr>
-              <w:t/>
-            </w:r>
-          </w:p>
-          <w:p>
-            <w:pPr>
-              <w:jc w:val="both"/>
-              <w:rPr>
-                <w:sz w:val="24"/>
-                <w:szCs w:val="24"/>
-                <w:u w:val="single"/>
-              </w:rPr>
-            </w:pPr>
-          </w:p>
-          <w:p>
-            <w:pPr>
-              <w:jc w:val="both"/>
-              <w:rPr>
-                <w:b/>
-                <w:sz w:val="24"/>
-                <w:szCs w:val="24"/>
-                <w:u w:val="single"/>
-              </w:rPr>
-            </w:pPr>
-            <w:r>
-              <w:rPr>
-                <w:b/>
-                <w:sz w:val="24"/>
-                <w:szCs w:val="24"/>
-                <w:u w:val="single"/>
-              </w:rPr>
-              <w:t>Condición</w:t>
-            </w:r>
-          </w:p>
-          <w:p>
-            <w:pPr>
-              <w:jc w:val="both"/>
-              <w:rPr>
-                <w:sz w:val="24"/>
-                <w:szCs w:val="24"/>
-              </w:rPr>
-            </w:pPr>
-            <w:r>
-              <w:rPr>
-                <w:sz w:val="24"/>
-                <w:szCs w:val="24"/>
-              </w:rPr>
-              <w:t xml:space="preserve">Se verificó que la compra de combustible registrada en los comprobantes contables Nº 500 y 600 de fecha 30 de enero de 2016 fue imputada a una cuenta contable distinta, sin considerar el clasificador presupuestario.</w:t>
-            </w:r>
-            <w:r>
-              <w:rPr>
-                <w:sz w:val="24"/>
-                <w:szCs w:val="24"/>
-              </w:rPr>
-              <w:lastRenderedPageBreak/>
-              <w:t/>
-            </w:r>
-            <w:r>
-              <w:rPr>
-                <w:sz w:val="24"/>
-                <w:szCs w:val="24"/>
-              </w:rPr>
-              <w:t xml:space="preserve"/>
-            </w:r>
-            <w:r>
-              <w:rPr>
-                <w:sz w:val="24"/>
-                <w:szCs w:val="24"/>
-              </w:rPr>
-              <w:t/>
-            </w:r>
-          </w:p>
-          <w:p>
-            <w:pPr>
-              <w:jc w:val="both"/>
-              <w:rPr>
-                <w:sz w:val="24"/>
-                <w:szCs w:val="24"/>
-              </w:rPr>
-            </w:pPr>
-          </w:p>
-          <w:p>
-            <w:pPr>
-              <w:jc w:val="both"/>
-              <w:rPr>
-                <w:b/>
-                <w:sz w:val="24"/>
-                <w:szCs w:val="24"/>
-                <w:u w:val="single"/>
-              </w:rPr>
-            </w:pPr>
-            <w:r>
-              <w:rPr>
-                <w:b/>
-                <w:sz w:val="24"/>
-                <w:szCs w:val="24"/>
-                <w:u w:val="single"/>
-              </w:rPr>
-              <w:t>Criterio</w:t>
-            </w:r>
-          </w:p>
-          <w:p>
-            <w:pPr>
-              <w:jc w:val="both"/>
-              <w:rPr>
-                <w:i/>
-                <w:sz w:val="24"/>
-                <w:szCs w:val="24"/>
-              </w:rPr>
-            </w:pPr>
-            <w:r>
-              <w:rPr>
-                <w:sz w:val="24"/>
-                <w:szCs w:val="24"/>
-              </w:rPr>
-              <w:t xml:space="preserve">Al respecto las Normas Básicas del Sistema de Contabilidad Integrada, aprobado mediante D.S. </w:t>
-            </w:r>
-            <w:r>
-              <w:rPr>
-                <w:sz w:val="24"/>
-                <w:szCs w:val="24"/>
-              </w:rPr>
-              <w:t>222957 aprobado en fecha 4 de marzo de 2005,</w:t>
-            </w:r>
-            <w:r>
-              <w:rPr>
-                <w:sz w:val="24"/>
-                <w:szCs w:val="24"/>
-              </w:rPr>
-              <w:t xml:space="preserve"> en su </w:t>
-            </w:r>
-            <w:r>
-              <w:rPr>
-                <w:rFonts w:ascii="Arial,Bold" w:hAnsi="Arial,Bold" w:cs="Arial,Bold"/>
-                <w:bCs/>
-                <w:sz w:val="20"/>
-                <w:szCs w:val="20"/>
-              </w:rPr>
-              <w:t>A</w:t>
-            </w:r>
-            <w:r>
-              <w:rPr>
-                <w:sz w:val="24"/>
-                <w:szCs w:val="24"/>
-              </w:rPr>
-              <w:t xml:space="preserve">rtículo 27 </w:t>
-            </w:r>
-            <w:r>
-              <w:rPr>
-                <w:b/>
-                <w:sz w:val="24"/>
-                <w:szCs w:val="24"/>
-              </w:rPr>
-              <w:t>Clasificadores y Tablas del Sistema</w:t>
-            </w:r>
-            <w:r>
-              <w:rPr>
-                <w:b/>
-                <w:sz w:val="24"/>
-                <w:szCs w:val="24"/>
-              </w:rPr>
-              <w:t xml:space="preserve">, </w:t>
-            </w:r>
-            <w:r>
-              <w:rPr>
-                <w:sz w:val="24"/>
-                <w:szCs w:val="24"/>
-              </w:rPr>
-              <w:t>establece:</w:t>
-            </w:r>
-            <w:r>
-              <w:rPr>
-                <w:sz w:val="24"/>
-                <w:szCs w:val="24"/>
-              </w:rPr>
-              <w:t xml:space="preserve"> “</w:t>
-            </w:r>
-            <w:r>
-              <w:rPr>
-                <w:i/>
-                <w:sz w:val="24"/>
-                <w:szCs w:val="24"/>
-              </w:rPr>
-              <w:t>El SCI opera a través de un conjunto ordenado de clasificadores, tablas, plan único de cuentas contables, auxiliares y matrices de conversión, debidamente integrados, que facilitan el proceso contable y estos son:</w:t>
-            </w:r>
-          </w:p>
-          <w:p>
-            <w:pPr>
-              <w:jc w:val="both"/>
-              <w:rPr>
-                <w:i/>
-                <w:sz w:val="24"/>
-                <w:szCs w:val="24"/>
-              </w:rPr>
-            </w:pPr>
-          </w:p>
-          <w:p>
-            <w:pPr>
-              <w:jc w:val="both"/>
-              <w:rPr>
-                <w:i/>
-                <w:sz w:val="24"/>
-                <w:szCs w:val="24"/>
-              </w:rPr>
-            </w:pPr>
-            <w:r>
-              <w:rPr>
-                <w:b/>
-                <w:i/>
-                <w:sz w:val="24"/>
-                <w:szCs w:val="24"/>
-              </w:rPr>
-              <w:t>a) Clasificadores presupuestarios</w:t>
-            </w:r>
-            <w:r>
-              <w:rPr>
-                <w:i/>
-                <w:sz w:val="24"/>
-                <w:szCs w:val="24"/>
-              </w:rPr>
-              <w:t>: entre los que se tiene el institucional, de categorías programáticas, por fuentes de financiamiento, por organismos financiadores, por objeto del gasto, por rubros de recursos, por entidad de transferencia origen y destino, de sectores y subsectores económicos, de funciones, geográfico y otros.</w:t>
-            </w:r>
-          </w:p>
-          <w:p>
-            <w:pPr>
-              <w:jc w:val="both"/>
-              <w:rPr>
-                <w:i/>
-                <w:sz w:val="24"/>
-                <w:szCs w:val="24"/>
-              </w:rPr>
-            </w:pPr>
-          </w:p>
-          <w:p>
-            <w:pPr>
-              <w:jc w:val="both"/>
-              <w:rPr>
-                <w:sz w:val="24"/>
-                <w:szCs w:val="24"/>
-              </w:rPr>
-            </w:pPr>
-            <w:r>
-              <w:rPr>
-                <w:b/>
-                <w:i/>
-                <w:sz w:val="24"/>
-                <w:szCs w:val="24"/>
-              </w:rPr>
-              <w:t>b) Plan Único de Cuentas</w:t>
-            </w:r>
-            <w:r>
-              <w:rPr>
-                <w:i/>
-                <w:sz w:val="24"/>
-                <w:szCs w:val="24"/>
-              </w:rPr>
-              <w:t>, estructurado en activo, pasivo, patrimonio, recursos, gastos, cuentas de cierre y de orden</w:t>
-            </w:r>
-            <w:r>
-              <w:rPr>
-                <w:i/>
-                <w:sz w:val="24"/>
-                <w:szCs w:val="24"/>
-              </w:rPr>
-              <w:t>”</w:t>
-            </w:r>
-            <w:r>
-              <w:rPr>
-                <w:sz w:val="24"/>
-                <w:szCs w:val="24"/>
-              </w:rPr>
-              <w:t>.</w:t>
-            </w:r>
-          </w:p>
-          <w:p>
-            <w:pPr>
-              <w:jc w:val="both"/>
-              <w:rPr>
-                <w:b/>
-                <w:sz w:val="24"/>
-                <w:szCs w:val="24"/>
-                <w:u w:val="single"/>
-              </w:rPr>
-            </w:pPr>
-          </w:p>
-          <w:p>
-            <w:pPr>
-              <w:jc w:val="both"/>
-              <w:rPr>
-                <w:b/>
-                <w:sz w:val="24"/>
-                <w:szCs w:val="24"/>
-              </w:rPr>
-            </w:pPr>
-            <w:r>
-              <w:rPr>
-                <w:b/>
-                <w:sz w:val="24"/>
-                <w:szCs w:val="24"/>
-                <w:u w:val="single"/>
-              </w:rPr>
-              <w:t>Causa</w:t>
-            </w:r>
-          </w:p>
-          <w:p>
-            <w:pPr>
-              <w:jc w:val="both"/>
-              <w:rPr>
-                <w:sz w:val="24"/>
-                <w:szCs w:val="24"/>
-              </w:rPr>
-            </w:pPr>
-            <w:r>
-              <w:rPr>
-                <w:sz w:val="24"/>
-                <w:szCs w:val="24"/>
-              </w:rPr>
-              <w:t xml:space="preserve">Lo señalado se debe a que el Contador del municipio no aplicó las NBSCI en lo referente al registro contable conforme al clasificador presupuestario y al Plan Único de Cuentas.</w:t>
-            </w:r>
-            <w:r>
-              <w:rPr>
-                <w:sz w:val="24"/>
-                <w:szCs w:val="24"/>
-              </w:rPr>
-              <w:t xml:space="preserve"/>
-            </w:r>
-            <w:r>
-              <w:rPr>
-                <w:sz w:val="24"/>
-                <w:szCs w:val="24"/>
-              </w:rPr>
-              <w:t/>
-            </w:r>
-            <w:r>
-              <w:rPr>
-                <w:sz w:val="24"/>
-                <w:szCs w:val="24"/>
-              </w:rPr>
-              <w:t xml:space="preserve"/>
-            </w:r>
-            <w:r>
-              <w:rPr>
-                <w:sz w:val="24"/>
-                <w:szCs w:val="24"/>
-              </w:rPr>
-              <w:t/>
-            </w:r>
-            <w:r>
-              <w:rPr>
-                <w:sz w:val="24"/>
-                <w:szCs w:val="24"/>
-              </w:rPr>
-              <w:t/>
-            </w:r>
-            <w:r>
-              <w:rPr>
-                <w:sz w:val="24"/>
-                <w:szCs w:val="24"/>
-              </w:rPr>
-              <w:t xml:space="preserve"/>
-            </w:r>
-          </w:p>
-          <w:p>
-            <w:pPr>
-              <w:jc w:val="both"/>
-              <w:rPr>
-                <w:sz w:val="24"/>
-                <w:szCs w:val="24"/>
-                <w:u w:val="single"/>
-              </w:rPr>
-            </w:pPr>
-          </w:p>
-          <w:p>
-            <w:pPr>
-              <w:jc w:val="both"/>
-              <w:rPr>
-                <w:b/>
-                <w:sz w:val="24"/>
-                <w:szCs w:val="24"/>
-                <w:u w:val="single"/>
-              </w:rPr>
-            </w:pPr>
-            <w:r>
-              <w:rPr>
-                <w:b/>
-                <w:sz w:val="24"/>
-                <w:szCs w:val="24"/>
-                <w:u w:val="single"/>
-              </w:rPr>
-              <w:t>Efecto</w:t>
-            </w:r>
-          </w:p>
-          <w:p>
-            <w:pPr>
-              <w:jc w:val="both"/>
-              <w:rPr>
-                <w:sz w:val="24"/>
-                <w:szCs w:val="24"/>
-              </w:rPr>
-            </w:pPr>
-            <w:r>
-              <w:rPr>
-                <w:sz w:val="24"/>
-                <w:szCs w:val="24"/>
-              </w:rPr>
-              <w:t xml:space="preserve">Esta situación podría generar que los saldos expuestos en los Estados Financieros se encuentren sobrevaluados.</w:t>
-            </w:r>
-            <w:r>
-              <w:rPr>
-                <w:sz w:val="24"/>
-                <w:szCs w:val="24"/>
-              </w:rPr>
-              <w:t xml:space="preserve"/>
-            </w:r>
-            <w:r>
-              <w:rPr>
-                <w:sz w:val="24"/>
-                <w:szCs w:val="24"/>
-              </w:rPr>
-              <w:t xml:space="preserve"/>
-            </w:r>
-            <w:r>
-              <w:rPr>
-                <w:sz w:val="24"/>
-                <w:szCs w:val="24"/>
-              </w:rPr>
-              <w:t/>
-            </w:r>
-            <w:r>
-              <w:rPr>
-                <w:sz w:val="24"/>
-                <w:szCs w:val="24"/>
-              </w:rPr>
-              <w:t xml:space="preserve"/>
-            </w:r>
-          </w:p>
-          <w:p>
-            <w:pPr>
-              <w:jc w:val="both"/>
-              <w:rPr>
-                <w:sz w:val="24"/>
-                <w:szCs w:val="24"/>
-              </w:rPr>
-            </w:pPr>
-          </w:p>
-          <w:p>
-            <w:pPr>
-              <w:jc w:val="both"/>
-              <w:rPr>
-                <w:b/>
-                <w:sz w:val="24"/>
-                <w:szCs w:val="24"/>
-                <w:u w:val="single"/>
-              </w:rPr>
-            </w:pPr>
-            <w:r>
-              <w:rPr>
-                <w:b/>
-                <w:sz w:val="24"/>
-                <w:szCs w:val="24"/>
-                <w:u w:val="single"/>
-              </w:rPr>
-              <w:t>Recomendación</w:t>
-            </w:r>
-          </w:p>
-          <w:p>
-            <w:pPr>
-              <w:jc w:val="both"/>
-              <w:rPr>
-                <w:sz w:val="24"/>
-                <w:szCs w:val="24"/>
-              </w:rPr>
-            </w:pPr>
-            <w:r>
-              <w:rPr>
-                <w:sz w:val="24"/>
-                <w:szCs w:val="24"/>
-              </w:rPr>
-              <w:t xml:space="preserve">Se sugiere al Alcalde Municipal instruir al Contador que la totalidad de las transacciones del municipio se registren de acuerdo con la naturaleza del gasto, en el marco del Clasificador Presupuestario y del Plan Único de Cuentas, en cumplimiento de las NBSCI.</w:t>
-            </w:r>
-            <w:r>
-              <w:rPr>
-                <w:sz w:val="24"/>
-                <w:szCs w:val="24"/>
-              </w:rPr>
-              <w:t xml:space="preserve"/>
-            </w:r>
-            <w:r>
-              <w:rPr>
-                <w:sz w:val="24"/>
-                <w:szCs w:val="24"/>
-              </w:rPr>
-              <w:t/>
-            </w:r>
-            <w:r>
-              <w:rPr>
-                <w:sz w:val="24"/>
-                <w:szCs w:val="24"/>
-              </w:rPr>
-              <w:t xml:space="preserve"/>
-            </w:r>
-            <w:r>
-              <w:rPr>
-                <w:sz w:val="24"/>
-                <w:szCs w:val="24"/>
-              </w:rPr>
-              <w:t xml:space="preserve"/>
-            </w:r>
-            <w:r>
-              <w:rPr>
-                <w:sz w:val="24"/>
-                <w:szCs w:val="24"/>
-              </w:rPr>
-              <w:t/>
-            </w:r>
-            <w:r>
-              <w:rPr>
-                <w:sz w:val="24"/>
-                <w:szCs w:val="24"/>
-              </w:rPr>
-              <w:t xml:space="preserve"/>
-            </w:r>
-            <w:r>
-              <w:rPr>
-                <w:sz w:val="24"/>
-                <w:szCs w:val="24"/>
-              </w:rPr>
-              <w:t xml:space="preserve"/>
-            </w:r>
-            <w:r>
-              <w:rPr>
-                <w:sz w:val="24"/>
-                <w:szCs w:val="24"/>
-              </w:rPr>
-              <w:t xml:space="preserve"/>
-            </w:r>
-          </w:p>
-          <w:p>
-            <w:pPr>
-              <w:jc w:val="both"/>
-              <w:rPr>
-                <w:b/>
-                <w:u w:val="single"/>
-              </w:rPr>
-            </w:pPr>
-          </w:p>
-          <w:p>
-            <w:pPr>
-              <w:pStyle w:val="Prrafodelista"/>
-              <w:numPr>
-                <w:ilvl w:val="0"/>
-                <w:numId w:val="1"/>
-              </w:numPr>
-              <w:jc w:val="both"/>
-              <w:rPr>
-                <w:b/>
-                <w:sz w:val="24"/>
-                <w:szCs w:val="24"/>
-                <w:u w:val="single"/>
-              </w:rPr>
-            </w:pPr>
-            <w:r>
-              <w:rPr>
-                <w:b/>
-                <w:sz w:val="24"/>
-                <w:szCs w:val="24"/>
-                <w:u w:val="single"/>
-              </w:rPr>
-              <w:t xml:space="preserve">Ejecución de gastos según el Presupuesto Aprobado</w:t>
-            </w:r>
-            <w:r>
-              <w:rPr>
-                <w:b/>
-                <w:sz w:val="24"/>
-                <w:szCs w:val="24"/>
-                <w:u w:val="single"/>
-              </w:rPr>
-              <w:t/>
-            </w:r>
-            <w:r>
-              <w:rPr>
-                <w:b/>
-                <w:sz w:val="24"/>
-                <w:szCs w:val="24"/>
-                <w:u w:val="single"/>
-              </w:rPr>
-              <w:t xml:space="preserve"/>
-            </w:r>
-            <w:r>
-              <w:rPr>
-                <w:b/>
-                <w:sz w:val="24"/>
-                <w:szCs w:val="24"/>
-                <w:u w:val="single"/>
-              </w:rPr>
-              <w:t/>
-            </w:r>
-          </w:p>
-          <w:p>
-            <w:pPr>
-              <w:jc w:val="both"/>
-              <w:rPr>
-                <w:sz w:val="24"/>
-                <w:szCs w:val="24"/>
-                <w:u w:val="single"/>
-              </w:rPr>
-            </w:pPr>
-          </w:p>
-          <w:p>
-            <w:pPr>
-              <w:jc w:val="both"/>
-              <w:rPr>
-                <w:b/>
-                <w:sz w:val="24"/>
-                <w:szCs w:val="24"/>
-                <w:u w:val="single"/>
-              </w:rPr>
-            </w:pPr>
-            <w:r>
-              <w:rPr>
-                <w:b/>
-                <w:sz w:val="24"/>
-                <w:szCs w:val="24"/>
-                <w:u w:val="single"/>
-              </w:rPr>
-              <w:t>Condición</w:t>
-            </w:r>
-          </w:p>
-          <w:p>
-            <w:pPr>
-              <w:jc w:val="both"/>
-              <w:rPr>
-                <w:sz w:val="24"/>
-                <w:szCs w:val="24"/>
-              </w:rPr>
-            </w:pPr>
-            <w:r>
-              <w:rPr>
-                <w:sz w:val="24"/>
-                <w:szCs w:val="24"/>
-              </w:rPr>
-              <w:t xml:space="preserve">Se determinó que en el Gobierno Autónomo Municipal Valles algunas adquisiciones se efectúan sin contar con presupuesto aprobado.</w:t>
-            </w:r>
-            <w:r>
-              <w:rPr>
-                <w:sz w:val="24"/>
-                <w:szCs w:val="24"/>
-              </w:rPr>
-              <w:t/>
-            </w:r>
-            <w:r>
-              <w:rPr>
-                <w:sz w:val="24"/>
-                <w:szCs w:val="24"/>
-              </w:rPr>
-              <w:t xml:space="preserve"/>
-            </w:r>
-            <w:r>
-              <w:rPr>
-                <w:sz w:val="24"/>
-                <w:szCs w:val="24"/>
-              </w:rPr>
-              <w:t xml:space="preserve"/>
-            </w:r>
-            <w:r>
-              <w:rPr>
-                <w:sz w:val="24"/>
-                <w:szCs w:val="24"/>
-              </w:rPr>
-              <w:t/>
-            </w:r>
-            <w:r>
-              <w:rPr>
-                <w:sz w:val="24"/>
-                <w:szCs w:val="24"/>
-              </w:rPr>
-              <w:t/>
-            </w:r>
-            <w:r>
-              <w:rPr>
-                <w:sz w:val="24"/>
-                <w:szCs w:val="24"/>
-              </w:rPr>
-              <w:t/>
-            </w:r>
-          </w:p>
-          <w:p>
-            <w:pPr>
-              <w:jc w:val="both"/>
-              <w:rPr>
-                <w:sz w:val="24"/>
-                <w:szCs w:val="24"/>
-              </w:rPr>
-            </w:pPr>
-          </w:p>
-          <w:p>
-            <w:pPr>
-              <w:jc w:val="both"/>
-              <w:rPr>
-                <w:b/>
-                <w:sz w:val="24"/>
-                <w:szCs w:val="24"/>
-                <w:u w:val="single"/>
-              </w:rPr>
-            </w:pPr>
-            <w:r>
-              <w:rPr>
-                <w:b/>
-                <w:sz w:val="24"/>
-                <w:szCs w:val="24"/>
-                <w:u w:val="single"/>
-              </w:rPr>
-              <w:t>Criterio</w:t>
-            </w:r>
-          </w:p>
-          <w:p>
-            <w:pPr>
-              <w:jc w:val="both"/>
-              <w:rPr>
-                <w:sz w:val="24"/>
-                <w:szCs w:val="24"/>
-              </w:rPr>
-            </w:pPr>
-            <w:r>
-              <w:rPr>
-                <w:sz w:val="24"/>
-                <w:szCs w:val="24"/>
-              </w:rPr>
-              <w:t xml:space="preserve">Al respecto las Normas Básicas del Sistema de Contabilidad Integrada, aprobado mediante D.S. </w:t>
-            </w:r>
-            <w:r>
-              <w:rPr>
-                <w:sz w:val="24"/>
-                <w:szCs w:val="24"/>
-              </w:rPr>
-              <w:t>222957 aprobado en fecha 4 de marzo de 2005,</w:t>
-            </w:r>
-            <w:r>
-              <w:rPr>
-                <w:sz w:val="24"/>
-                <w:szCs w:val="24"/>
-              </w:rPr>
-              <w:t xml:space="preserve"> en su </w:t>
-            </w:r>
-            <w:r>
-              <w:rPr>
-                <w:rFonts w:ascii="Arial,Bold" w:hAnsi="Arial,Bold" w:cs="Arial,Bold"/>
-                <w:bCs/>
-                <w:sz w:val="20"/>
-                <w:szCs w:val="20"/>
-              </w:rPr>
-              <w:t>A</w:t>
-            </w:r>
-            <w:r>
-              <w:rPr>
-                <w:sz w:val="24"/>
-                <w:szCs w:val="24"/>
-              </w:rPr>
-              <w:t xml:space="preserve">rtículo 22 </w:t>
-            </w:r>
-            <w:r>
-              <w:rPr>
-                <w:b/>
-                <w:sz w:val="24"/>
-                <w:szCs w:val="24"/>
-              </w:rPr>
-              <w:t>Momentos de Registro de Gastos</w:t>
-            </w:r>
-            <w:r>
-              <w:rPr>
-                <w:b/>
-                <w:sz w:val="24"/>
-                <w:szCs w:val="24"/>
-              </w:rPr>
-              <w:t xml:space="preserve">, </w:t>
-            </w:r>
-            <w:r>
-              <w:rPr>
-                <w:sz w:val="24"/>
-                <w:szCs w:val="24"/>
-              </w:rPr>
-              <w:t>inciso a) Apropiación o Asignación</w:t>
-            </w:r>
-            <w:r>
-              <w:rPr>
-                <w:sz w:val="24"/>
-                <w:szCs w:val="24"/>
-              </w:rPr>
-              <w:t xml:space="preserve">, establece: </w:t>
-            </w:r>
-            <w:r>
-              <w:rPr>
-                <w:i/>
-                <w:sz w:val="24"/>
-                <w:szCs w:val="24"/>
-              </w:rPr>
-              <w:t>“La apropiación o asignación de gastos es el momento en el cual se registran en el sistema, los importes aprobados en el presupuesto de las entidades del sector público, para cada una de las partidas por objeto del gasto. Apertura los registros auxiliares de la ejecución presupuestaria de gastos”</w:t>
-            </w:r>
-            <w:r>
-              <w:rPr>
-                <w:sz w:val="24"/>
-                <w:szCs w:val="24"/>
-              </w:rPr>
-              <w:t>.</w:t>
-            </w:r>
-          </w:p>
-          <w:p>
-            <w:pPr>
-              <w:jc w:val="both"/>
-              <w:rPr>
-                <w:b/>
-                <w:sz w:val="24"/>
-                <w:szCs w:val="24"/>
-                <w:u w:val="single"/>
-              </w:rPr>
-            </w:pPr>
-          </w:p>
-          <w:p>
-            <w:pPr>
-              <w:jc w:val="both"/>
-              <w:rPr>
-                <w:b/>
-                <w:sz w:val="24"/>
-                <w:szCs w:val="24"/>
-              </w:rPr>
-            </w:pPr>
-            <w:r>
-              <w:rPr>
-                <w:b/>
-                <w:sz w:val="24"/>
-                <w:szCs w:val="24"/>
-                <w:u w:val="single"/>
-              </w:rPr>
-              <w:t>Causa</w:t>
-            </w:r>
-          </w:p>
-          <w:p>
-            <w:pPr>
-              <w:jc w:val="both"/>
-              <w:rPr>
-                <w:sz w:val="24"/>
-                <w:szCs w:val="24"/>
-              </w:rPr>
-            </w:pPr>
-            <w:r>
-              <w:rPr>
-                <w:sz w:val="24"/>
-                <w:szCs w:val="24"/>
-              </w:rPr>
-              <w:t xml:space="preserve">Lo señalado se debe a la falta de control del Director Financiero sobre la ejecución de gastos conforme al presupuesto aprobado.</w:t>
-            </w:r>
-            <w:r>
-              <w:rPr>
-                <w:sz w:val="24"/>
-                <w:szCs w:val="24"/>
-              </w:rPr>
-              <w:t xml:space="preserve"/>
-            </w:r>
-            <w:r>
-              <w:rPr>
-                <w:sz w:val="24"/>
-                <w:szCs w:val="24"/>
-              </w:rPr>
-              <w:t/>
-            </w:r>
-          </w:p>
-          <w:p>
-            <w:pPr>
-              <w:jc w:val="both"/>
-              <w:rPr>
-                <w:sz w:val="24"/>
-                <w:szCs w:val="24"/>
-                <w:u w:val="single"/>
-              </w:rPr>
-            </w:pPr>
-          </w:p>
-          <w:p>
-            <w:pPr>
-              <w:jc w:val="both"/>
-              <w:rPr>
-                <w:b/>
-                <w:sz w:val="24"/>
-                <w:szCs w:val="24"/>
-                <w:u w:val="single"/>
-              </w:rPr>
-            </w:pPr>
-            <w:r>
-              <w:rPr>
-                <w:b/>
-                <w:sz w:val="24"/>
-                <w:szCs w:val="24"/>
-                <w:u w:val="single"/>
-              </w:rPr>
-              <w:t>Efecto</w:t>
-            </w:r>
-          </w:p>
-          <w:p>
-            <w:pPr>
-              <w:jc w:val="both"/>
-              <w:rPr>
-                <w:sz w:val="24"/>
-                <w:szCs w:val="24"/>
-              </w:rPr>
-            </w:pPr>
-            <w:r>
-              <w:rPr>
-                <w:sz w:val="24"/>
-                <w:szCs w:val="24"/>
-              </w:rPr>
-              <w:t xml:space="preserve">Esta situación podría ocasionar que los gastos efectuados sin considerar el presupuesto aprobado afecten otras partidas presupuestarias asignadas a las actividades del municipio.</w:t>
-            </w:r>
-            <w:r>
-              <w:rPr>
-                <w:sz w:val="24"/>
-                <w:szCs w:val="24"/>
-              </w:rPr>
-              <w:t xml:space="preserve"/>
-            </w:r>
-            <w:r>
-              <w:rPr>
-                <w:sz w:val="24"/>
-                <w:szCs w:val="24"/>
-              </w:rPr>
-              <w:t/>
-            </w:r>
-            <w:r>
-              <w:rPr>
-                <w:sz w:val="24"/>
-                <w:szCs w:val="24"/>
-              </w:rPr>
-              <w:t xml:space="preserve"/>
-            </w:r>
-            <w:r>
-              <w:rPr>
-                <w:sz w:val="24"/>
-                <w:szCs w:val="24"/>
-              </w:rPr>
-              <w:t xml:space="preserve"/>
-            </w:r>
-          </w:p>
-          <w:p>
-            <w:pPr>
-              <w:jc w:val="both"/>
-              <w:rPr>
-                <w:sz w:val="24"/>
-                <w:szCs w:val="24"/>
-              </w:rPr>
-            </w:pPr>
-          </w:p>
-          <w:p>
-            <w:pPr>
-              <w:jc w:val="both"/>
-              <w:rPr>
-                <w:b/>
-                <w:sz w:val="24"/>
-                <w:szCs w:val="24"/>
-                <w:u w:val="single"/>
-              </w:rPr>
-            </w:pPr>
-            <w:r>
-              <w:rPr>
-                <w:b/>
-                <w:sz w:val="24"/>
-                <w:szCs w:val="24"/>
-                <w:u w:val="single"/>
-              </w:rPr>
-              <w:t>Recomendación</w:t>
-            </w:r>
-          </w:p>
-          <w:p>
-            <w:pPr>
-              <w:jc w:val="both"/>
-              <w:rPr>
-                <w:sz w:val="24"/>
-                <w:szCs w:val="24"/>
-              </w:rPr>
-            </w:pPr>
-            <w:r>
-              <w:rPr>
-                <w:sz w:val="24"/>
-                <w:szCs w:val="24"/>
-              </w:rPr>
-              <w:t xml:space="preserve">Se sugiere al Alcalde Municipal instruir al Contador que la totalidad de los registros contables de las transacciones del municipio se efectúen conforme al presupuesto aprobado, en cumplimiento de las NBSCI.</w:t>
-            </w:r>
-            <w:r>
-              <w:rPr>
-                <w:sz w:val="24"/>
-                <w:szCs w:val="24"/>
-              </w:rPr>
-              <w:t xml:space="preserve"/>
-            </w:r>
-          </w:p>
-          <w:p>
-            <w:pPr>
-              <w:jc w:val="both"/>
-              <w:rPr>
-                <w:b/>
-                <w:u w:val="single"/>
-              </w:rPr>
-            </w:pPr>
-          </w:p>
-          <w:p>
-            <w:pPr>
-              <w:pStyle w:val="Prrafodelista"/>
-              <w:numPr>
-                <w:ilvl w:val="0"/>
-                <w:numId w:val="1"/>
-              </w:numPr>
-              <w:jc w:val="both"/>
-              <w:rPr>
-                <w:b/>
-                <w:sz w:val="24"/>
-                <w:szCs w:val="24"/>
-                <w:u w:val="single"/>
-              </w:rPr>
-            </w:pPr>
-            <w:r>
-              <w:rPr>
-                <w:b/>
-                <w:sz w:val="24"/>
-                <w:szCs w:val="24"/>
-                <w:u w:val="single"/>
-              </w:rPr>
-              <w:t xml:space="preserve">Información financiera diaria y semanal</w:t>
-            </w:r>
-            <w:r>
-              <w:rPr>
-                <w:b/>
-                <w:sz w:val="24"/>
-                <w:szCs w:val="24"/>
-                <w:u w:val="single"/>
-              </w:rPr>
-              <w:t xml:space="preserve"> 19</w:t>
-            </w:r>
-          </w:p>
-          <w:p>
-            <w:pPr>
-              <w:jc w:val="both"/>
-              <w:rPr>
-                <w:sz w:val="24"/>
-                <w:szCs w:val="24"/>
-                <w:u w:val="single"/>
-              </w:rPr>
-            </w:pPr>
-          </w:p>
-          <w:p>
-            <w:pPr>
-              <w:jc w:val="both"/>
-              <w:rPr>
-                <w:b/>
-                <w:sz w:val="24"/>
-                <w:szCs w:val="24"/>
-                <w:u w:val="single"/>
-              </w:rPr>
-            </w:pPr>
-            <w:r>
-              <w:rPr>
-                <w:b/>
-                <w:sz w:val="24"/>
-                <w:szCs w:val="24"/>
-                <w:u w:val="single"/>
-              </w:rPr>
-              <w:t>Condición</w:t>
-            </w:r>
-          </w:p>
-          <w:p>
-            <w:pPr>
-              <w:jc w:val="both"/>
-              <w:rPr>
-                <w:sz w:val="24"/>
-                <w:szCs w:val="24"/>
-              </w:rPr>
-            </w:pPr>
-            <w:r>
-              <w:rPr>
-                <w:sz w:val="24"/>
-                <w:szCs w:val="24"/>
-              </w:rPr>
-              <w:t xml:space="preserve">Durante la auditoría se determinó que el Gobierno Autónomo Municipal Valles no dispone de información financiera diaria y/o semanal sobre las operaciones de la entidad.</w:t>
-            </w:r>
-            <w:r>
-              <w:rPr>
-                <w:sz w:val="24"/>
-                <w:szCs w:val="24"/>
-              </w:rPr>
-              <w:t/>
-            </w:r>
-            <w:r>
-              <w:rPr>
-                <w:sz w:val="24"/>
-                <w:szCs w:val="24"/>
-              </w:rPr>
-              <w:t xml:space="preserve"/>
-            </w:r>
-            <w:r>
-              <w:rPr>
-                <w:sz w:val="24"/>
-                <w:szCs w:val="24"/>
-              </w:rPr>
-              <w:t xml:space="preserve"/>
-            </w:r>
-            <w:r>
-              <w:rPr>
-                <w:sz w:val="24"/>
-                <w:szCs w:val="24"/>
-              </w:rPr>
-              <w:t xml:space="preserve"/>
-            </w:r>
-            <w:r>
-              <w:rPr>
-                <w:sz w:val="24"/>
-                <w:szCs w:val="24"/>
-              </w:rPr>
-              <w:t xml:space="preserve"/>
-            </w:r>
-            <w:r>
-              <w:rPr>
-                <w:sz w:val="24"/>
-                <w:szCs w:val="24"/>
-              </w:rPr>
-              <w:t/>
-            </w:r>
-          </w:p>
-          <w:p>
-            <w:pPr>
-              <w:jc w:val="both"/>
-              <w:rPr>
-                <w:sz w:val="24"/>
-                <w:szCs w:val="24"/>
-              </w:rPr>
-            </w:pPr>
-          </w:p>
-          <w:p>
-            <w:pPr>
-              <w:autoSpaceDE w:val="0"/>
-              <w:autoSpaceDN w:val="0"/>
-              <w:adjustRightInd w:val="0"/>
-              <w:jc w:val="both"/>
-              <w:rPr>
-                <w:b/>
-                <w:sz w:val="24"/>
-                <w:szCs w:val="24"/>
-                <w:u w:val="single"/>
-              </w:rPr>
-            </w:pPr>
-            <w:r>
-              <w:rPr>
-                <w:b/>
-                <w:sz w:val="24"/>
-                <w:szCs w:val="24"/>
-                <w:u w:val="single"/>
-              </w:rPr>
-              <w:t>Criterio</w:t>
-            </w:r>
-          </w:p>
-          <w:p>
-            <w:pPr>
-              <w:autoSpaceDE w:val="0"/>
-              <w:autoSpaceDN w:val="0"/>
-              <w:adjustRightInd w:val="0"/>
-              <w:jc w:val="both"/>
-              <w:rPr>
-                <w:sz w:val="24"/>
-                <w:szCs w:val="24"/>
-              </w:rPr>
-            </w:pPr>
-            <w:r>
-              <w:rPr>
-                <w:sz w:val="24"/>
-                <w:szCs w:val="24"/>
-              </w:rPr>
-              <w:t xml:space="preserve">La Guía de los Principios, Normas Generales y Básicas de Control Interno Gubernamental aprobada mediante Resolución CGR-1-173/2002, en el punto </w:t>
-            </w:r>
-            <w:r>
-              <w:rPr>
-                <w:rFonts w:cs="Times New Roman"/>
-                <w:b/>
-                <w:bCs/>
-                <w:iCs/>
-                <w:sz w:val="24"/>
-                <w:szCs w:val="24"/>
-                <w:lang w:val="es-BO"/>
-              </w:rPr>
-              <w:t>4.1.1. Rol del sistema de información en el proceso de control interno</w:t>
-            </w:r>
-            <w:r>
-              <w:rPr>
-                <w:sz w:val="24"/>
-                <w:szCs w:val="24"/>
-              </w:rPr>
-              <w:t xml:space="preserve">, establece: </w:t>
-            </w:r>
-            <w:r>
-              <w:rPr>
-                <w:sz w:val="24"/>
-                <w:szCs w:val="24"/>
-              </w:rPr>
-              <w:t>“</w:t>
-            </w:r>
-            <w:r>
-              <w:rPr>
-                <w:sz w:val="24"/>
-                <w:szCs w:val="24"/>
-              </w:rPr>
-              <w:t>La entidad debe implantar un sistema de información que genere los reportes correspondientes para la satisfacción de las necesidades de información operacional, financiera y de cumplimiento haciendo posible su conducción y control</w:t>
-            </w:r>
-            <w:r>
-              <w:rPr>
-                <w:sz w:val="24"/>
-                <w:szCs w:val="24"/>
-              </w:rPr>
-              <w:t>”</w:t>
-            </w:r>
-            <w:r>
-              <w:rPr>
-                <w:sz w:val="24"/>
-                <w:szCs w:val="24"/>
-              </w:rPr>
-              <w:t>.</w:t>
-            </w:r>
-          </w:p>
-          <w:p>
-            <w:pPr>
-              <w:jc w:val="both"/>
-              <w:rPr>
-                <w:b/>
-                <w:sz w:val="24"/>
-                <w:szCs w:val="24"/>
-              </w:rPr>
-            </w:pPr>
-            <w:r>
-              <w:rPr>
-                <w:b/>
-                <w:sz w:val="24"/>
-                <w:szCs w:val="24"/>
-                <w:u w:val="single"/>
-              </w:rPr>
-              <w:t>Causa</w:t>
-            </w:r>
-          </w:p>
-          <w:p>
-            <w:pPr>
-              <w:jc w:val="both"/>
-              <w:rPr>
-                <w:sz w:val="24"/>
-                <w:szCs w:val="24"/>
-              </w:rPr>
-            </w:pPr>
-            <w:r>
-              <w:rPr>
-                <w:sz w:val="24"/>
-                <w:szCs w:val="24"/>
-              </w:rPr>
-              <w:t xml:space="preserve">Lo señalado se debe a la falta de control del Contador sobre la información financiera.</w:t>
-            </w:r>
-            <w:r>
-              <w:rPr>
-                <w:sz w:val="24"/>
-                <w:szCs w:val="24"/>
-              </w:rPr>
-              <w:t xml:space="preserve"/>
-            </w:r>
-            <w:r>
-              <w:rPr>
-                <w:sz w:val="24"/>
-                <w:szCs w:val="24"/>
-              </w:rPr>
-              <w:t/>
-            </w:r>
-            <w:r>
-              <w:rPr>
-                <w:sz w:val="24"/>
-                <w:szCs w:val="24"/>
-              </w:rPr>
-              <w:t/>
-            </w:r>
-          </w:p>
-          <w:p>
-            <w:pPr>
-              <w:jc w:val="both"/>
-              <w:rPr>
-                <w:b/>
-                <w:sz w:val="24"/>
-                <w:szCs w:val="24"/>
-                <w:u w:val="single"/>
-              </w:rPr>
-            </w:pPr>
-          </w:p>
-          <w:p>
-            <w:pPr>
-              <w:jc w:val="both"/>
-              <w:rPr>
-                <w:b/>
-                <w:sz w:val="24"/>
-                <w:szCs w:val="24"/>
-                <w:u w:val="single"/>
-              </w:rPr>
-            </w:pPr>
-            <w:r>
-              <w:rPr>
-                <w:b/>
-                <w:sz w:val="24"/>
-                <w:szCs w:val="24"/>
-                <w:u w:val="single"/>
-              </w:rPr>
-              <w:t>Efecto</w:t>
-            </w:r>
-          </w:p>
-          <w:p>
-            <w:pPr>
-              <w:jc w:val="both"/>
-              <w:rPr>
-                <w:sz w:val="24"/>
-                <w:szCs w:val="24"/>
-              </w:rPr>
-            </w:pPr>
-            <w:r>
-              <w:rPr>
-                <w:sz w:val="24"/>
-                <w:szCs w:val="24"/>
-              </w:rPr>
-              <w:t xml:space="preserve">Esta situación podría ocasionar que no se cuente con información confiable de manera diaria y/o semanal.</w:t>
-            </w:r>
-            <w:r>
-              <w:rPr>
-                <w:sz w:val="24"/>
-                <w:szCs w:val="24"/>
-              </w:rPr>
-              <w:t xml:space="preserve"/>
-            </w:r>
-            <w:r>
-              <w:rPr>
-                <w:sz w:val="24"/>
-                <w:szCs w:val="24"/>
-              </w:rPr>
-              <w:t xml:space="preserve"/>
-            </w:r>
-            <w:r>
-              <w:rPr>
-                <w:sz w:val="24"/>
-                <w:szCs w:val="24"/>
-              </w:rPr>
-              <w:t xml:space="preserve"/>
-            </w:r>
-          </w:p>
-          <w:p>
-            <w:pPr>
-              <w:jc w:val="both"/>
-              <w:rPr>
-                <w:sz w:val="24"/>
-                <w:szCs w:val="24"/>
-              </w:rPr>
-            </w:pPr>
-          </w:p>
-          <w:p>
-            <w:pPr>
-              <w:jc w:val="both"/>
-              <w:rPr>
-                <w:b/>
-                <w:sz w:val="24"/>
-                <w:szCs w:val="24"/>
-                <w:u w:val="single"/>
-              </w:rPr>
-            </w:pPr>
-            <w:r>
-              <w:rPr>
-                <w:b/>
-                <w:sz w:val="24"/>
-                <w:szCs w:val="24"/>
-                <w:u w:val="single"/>
-              </w:rPr>
-              <w:t>Recomendación</w:t>
-            </w:r>
-          </w:p>
-          <w:p>
-            <w:pPr>
-              <w:jc w:val="both"/>
-              <w:rPr>
-                <w:sz w:val="24"/>
-                <w:szCs w:val="24"/>
-              </w:rPr>
-            </w:pPr>
-            <w:r>
-              <w:rPr>
-                <w:sz w:val="24"/>
-                <w:szCs w:val="24"/>
-              </w:rPr>
-              <w:t xml:space="preserve">Se sugiere al Alcalde Municipal instruir al Contador del municipio que, mediante las acciones correspondientes, asegure que la información financiera íntegra de las operaciones de la entidad esté disponible a cualquier fecha, de forma diaria y semanal.</w:t>
-            </w:r>
-            <w:r>
-              <w:rPr>
-                <w:sz w:val="24"/>
-                <w:szCs w:val="24"/>
-              </w:rPr>
-              <w:t/>
-            </w:r>
-            <w:r>
-              <w:rPr>
-                <w:sz w:val="24"/>
-                <w:szCs w:val="24"/>
-              </w:rPr>
-              <w:t xml:space="preserve"/>
-            </w:r>
-            <w:r>
-              <w:rPr>
-                <w:sz w:val="24"/>
-                <w:szCs w:val="24"/>
-              </w:rPr>
-              <w:t xml:space="preserve"/>
-            </w:r>
-            <w:r>
-              <w:rPr>
-                <w:sz w:val="24"/>
-                <w:szCs w:val="24"/>
-              </w:rPr>
-              <w:t/>
-            </w:r>
-            <w:r>
-              <w:rPr>
-                <w:sz w:val="24"/>
-                <w:szCs w:val="24"/>
-              </w:rPr>
-              <w:t xml:space="preserve"/>
-            </w:r>
-          </w:p>
-          <w:p>
-            <w:pPr>
-              <w:jc w:val="both"/>
-              <w:rPr>
-                <w:sz w:val="24"/>
-                <w:szCs w:val="24"/>
-              </w:rPr>
-            </w:pPr>
-            <w:r>
-              <w:rPr>
-                <w:sz w:val="24"/>
-                <w:szCs w:val="24"/>
-              </w:rPr>
-              <w:t xml:space="preserve"> </w:t>
-            </w:r>
-          </w:p>
-          <w:p>
-            <w:pPr>
-              <w:pStyle w:val="Prrafodelista"/>
-              <w:numPr>
-                <w:ilvl w:val="0"/>
-                <w:numId w:val="1"/>
-              </w:numPr>
-              <w:jc w:val="both"/>
-              <w:rPr>
-                <w:b/>
-                <w:sz w:val="24"/>
-                <w:szCs w:val="24"/>
-                <w:u w:val="single"/>
-              </w:rPr>
-            </w:pPr>
-            <w:r>
-              <w:rPr>
-                <w:b/>
-                <w:sz w:val="24"/>
-                <w:szCs w:val="24"/>
-                <w:u w:val="single"/>
-              </w:rPr>
-              <w:t xml:space="preserve">Información financiera para la toma de decisiones</w:t>
-            </w:r>
-            <w:r>
-              <w:rPr>
-                <w:b/>
-                <w:sz w:val="24"/>
-                <w:szCs w:val="24"/>
-                <w:u w:val="single"/>
-              </w:rPr>
-              <w:t/>
-            </w:r>
-          </w:p>
-          <w:p>
-            <w:pPr>
-              <w:jc w:val="both"/>
-              <w:rPr>
-                <w:sz w:val="24"/>
-                <w:szCs w:val="24"/>
-                <w:u w:val="single"/>
-              </w:rPr>
-            </w:pPr>
-          </w:p>
-          <w:p>
-            <w:pPr>
-              <w:jc w:val="both"/>
-              <w:rPr>
-                <w:b/>
-                <w:sz w:val="24"/>
-                <w:szCs w:val="24"/>
-                <w:u w:val="single"/>
-              </w:rPr>
-            </w:pPr>
-            <w:r>
-              <w:rPr>
-                <w:b/>
-                <w:sz w:val="24"/>
-                <w:szCs w:val="24"/>
-                <w:u w:val="single"/>
-              </w:rPr>
-              <w:t>Condición</w:t>
-            </w:r>
-          </w:p>
-          <w:p>
-            <w:pPr>
-              <w:jc w:val="both"/>
-              <w:rPr>
-                <w:sz w:val="24"/>
-                <w:szCs w:val="24"/>
-              </w:rPr>
-            </w:pPr>
-            <w:r>
-              <w:rPr>
-                <w:sz w:val="24"/>
-                <w:szCs w:val="24"/>
-              </w:rPr>
-              <w:t xml:space="preserve">Durante la auditoría se verificó que los ejecutivos del Gobierno Autónomo Municipal Valles no requieren información financiera para la toma de decisiones.</w:t>
-            </w:r>
-            <w:r>
-              <w:rPr>
-                <w:sz w:val="24"/>
-                <w:szCs w:val="24"/>
-              </w:rPr>
-              <w:t/>
-            </w:r>
-            <w:r>
-              <w:rPr>
-                <w:sz w:val="24"/>
-                <w:szCs w:val="24"/>
-              </w:rPr>
-              <w:t xml:space="preserve"/>
-            </w:r>
-            <w:r>
-              <w:rPr>
-                <w:sz w:val="24"/>
-                <w:szCs w:val="24"/>
-              </w:rPr>
-              <w:t xml:space="preserve"/>
-            </w:r>
-            <w:r>
-              <w:rPr>
-                <w:sz w:val="24"/>
-                <w:szCs w:val="24"/>
-              </w:rPr>
-              <w:lastRenderedPageBreak/>
-              <w:t/>
-            </w:r>
-            <w:r>
-              <w:rPr>
-                <w:sz w:val="24"/>
-                <w:szCs w:val="24"/>
-              </w:rPr>
-              <w:t xml:space="preserve"/>
-            </w:r>
-            <w:r>
-              <w:rPr>
-                <w:sz w:val="24"/>
-                <w:szCs w:val="24"/>
-              </w:rPr>
-              <w:t/>
-            </w:r>
-          </w:p>
-          <w:p>
-            <w:pPr>
-              <w:jc w:val="both"/>
-              <w:rPr>
-                <w:sz w:val="24"/>
-                <w:szCs w:val="24"/>
-              </w:rPr>
-            </w:pPr>
-          </w:p>
-          <w:p>
-            <w:pPr>
-              <w:autoSpaceDE w:val="0"/>
-              <w:autoSpaceDN w:val="0"/>
-              <w:adjustRightInd w:val="0"/>
-              <w:jc w:val="both"/>
-              <w:rPr>
-                <w:b/>
-                <w:sz w:val="24"/>
-                <w:szCs w:val="24"/>
-                <w:u w:val="single"/>
-              </w:rPr>
-            </w:pPr>
-            <w:r>
-              <w:rPr>
-                <w:b/>
-                <w:sz w:val="24"/>
-                <w:szCs w:val="24"/>
-                <w:u w:val="single"/>
-              </w:rPr>
-              <w:t>Criterio</w:t>
-            </w:r>
-          </w:p>
-          <w:p>
-            <w:pPr>
-              <w:autoSpaceDE w:val="0"/>
-              <w:autoSpaceDN w:val="0"/>
-              <w:adjustRightInd w:val="0"/>
-              <w:jc w:val="both"/>
-              <w:rPr>
-                <w:sz w:val="24"/>
-                <w:szCs w:val="24"/>
-              </w:rPr>
-            </w:pPr>
-            <w:r>
-              <w:rPr>
-                <w:sz w:val="24"/>
-                <w:szCs w:val="24"/>
-              </w:rPr>
-              <w:t xml:space="preserve">La Guía de los Principios, Normas Generales y Básicas de Control Interno Gubernamental aprobada mediante Resolución CGR-1-173/2002, en el punto </w:t>
-            </w:r>
-            <w:r>
-              <w:rPr>
-                <w:rFonts w:cs="Times New Roman"/>
-                <w:b/>
-                <w:bCs/>
-                <w:iCs/>
-                <w:sz w:val="24"/>
-                <w:szCs w:val="24"/>
-                <w:lang w:val="es-BO"/>
-              </w:rPr>
-              <w:t>4.1.1. Rol del sistema de información en el proceso de control interno</w:t>
-            </w:r>
-            <w:r>
-              <w:rPr>
-                <w:sz w:val="24"/>
-                <w:szCs w:val="24"/>
-              </w:rPr>
-              <w:t xml:space="preserve">, establece: </w:t>
-            </w:r>
-            <w:r>
-              <w:rPr>
-                <w:sz w:val="24"/>
-                <w:szCs w:val="24"/>
-              </w:rPr>
-              <w:t>“</w:t>
-            </w:r>
-            <w:r>
-              <w:rPr>
-                <w:sz w:val="24"/>
-                <w:szCs w:val="24"/>
-              </w:rPr>
-              <w:t>La información es indispensable para desarrollar las actividades de control y</w:t>
-            </w:r>
-            <w:r>
-              <w:rPr>
-                <w:sz w:val="24"/>
-                <w:szCs w:val="24"/>
-              </w:rPr>
-              <w:t xml:space="preserve"> </w:t>
-            </w:r>
-            <w:r>
-              <w:rPr>
-                <w:sz w:val="24"/>
-                <w:szCs w:val="24"/>
-              </w:rPr>
-              <w:t>poder evaluar el resultado de las operaciones. Asimismo, es la herramienta</w:t>
-            </w:r>
-            <w:r>
-              <w:rPr>
-                <w:sz w:val="24"/>
-                <w:szCs w:val="24"/>
-              </w:rPr>
-              <w:t xml:space="preserve"> </w:t>
-            </w:r>
-            <w:r>
-              <w:rPr>
-                <w:sz w:val="24"/>
-                <w:szCs w:val="24"/>
-              </w:rPr>
-              <w:t>principal para la toma de decisiones en el proceso de gestión respecto a la</w:t>
-            </w:r>
-            <w:r>
-              <w:rPr>
-                <w:sz w:val="24"/>
-                <w:szCs w:val="24"/>
-              </w:rPr>
-              <w:t xml:space="preserve"> </w:t>
-            </w:r>
-            <w:r>
-              <w:rPr>
-                <w:sz w:val="24"/>
-                <w:szCs w:val="24"/>
-              </w:rPr>
-              <w:t>obtención, uso y aplicación de los recursos. Para todo ello, es necesario que la</w:t>
-            </w:r>
-            <w:r>
-              <w:rPr>
-                <w:sz w:val="24"/>
-                <w:szCs w:val="24"/>
-              </w:rPr>
-              <w:t xml:space="preserve"> </w:t>
-            </w:r>
-            <w:r>
-              <w:rPr>
-                <w:sz w:val="24"/>
-                <w:szCs w:val="24"/>
-              </w:rPr>
-              <w:t>información presente niveles adecuados de calidad en cuanto a su confiabilidad,</w:t>
-            </w:r>
-            <w:r>
-              <w:rPr>
-                <w:sz w:val="24"/>
-                <w:szCs w:val="24"/>
-              </w:rPr>
-              <w:t xml:space="preserve"> </w:t>
-            </w:r>
-            <w:r>
-              <w:rPr>
-                <w:sz w:val="24"/>
-                <w:szCs w:val="24"/>
-              </w:rPr>
-              <w:t>relevancia y oportunidad</w:t>
-            </w:r>
-            <w:r>
-              <w:rPr>
-                <w:sz w:val="24"/>
-                <w:szCs w:val="24"/>
-              </w:rPr>
-              <w:t>”</w:t>
-            </w:r>
-            <w:r>
-              <w:rPr>
-                <w:sz w:val="24"/>
-                <w:szCs w:val="24"/>
-              </w:rPr>
-              <w:t>.</w:t>
-            </w:r>
-          </w:p>
-          <w:p>
-            <w:pPr>
-              <w:jc w:val="both"/>
-              <w:rPr>
-                <w:b/>
-                <w:sz w:val="24"/>
-                <w:szCs w:val="24"/>
-                <w:u w:val="single"/>
-              </w:rPr>
-            </w:pPr>
-          </w:p>
-          <w:p>
-            <w:pPr>
-              <w:jc w:val="both"/>
-              <w:rPr>
-                <w:b/>
-                <w:sz w:val="24"/>
-                <w:szCs w:val="24"/>
-              </w:rPr>
-            </w:pPr>
-            <w:r>
-              <w:rPr>
-                <w:b/>
-                <w:sz w:val="24"/>
-                <w:szCs w:val="24"/>
-                <w:u w:val="single"/>
-              </w:rPr>
-              <w:t>Causa</w:t>
-            </w:r>
-          </w:p>
-          <w:p>
-            <w:pPr>
-              <w:jc w:val="both"/>
-              <w:rPr>
-                <w:sz w:val="24"/>
-                <w:szCs w:val="24"/>
-              </w:rPr>
-            </w:pPr>
-            <w:r>
-              <w:rPr>
-                <w:sz w:val="24"/>
-                <w:szCs w:val="24"/>
-              </w:rPr>
-              <w:t xml:space="preserve">Lo señalado se debe a la falta de control de los ejecutivos de la entidad sobre la información financiera.</w:t>
-            </w:r>
-            <w:r>
-              <w:rPr>
-                <w:sz w:val="24"/>
-                <w:szCs w:val="24"/>
-              </w:rPr>
-              <w:t xml:space="preserve"/>
-            </w:r>
-            <w:r>
-              <w:rPr>
-                <w:sz w:val="24"/>
-                <w:szCs w:val="24"/>
-              </w:rPr>
-              <w:t xml:space="preserve"/>
-            </w:r>
-            <w:r>
-              <w:rPr>
-                <w:sz w:val="24"/>
-                <w:szCs w:val="24"/>
-              </w:rPr>
-              <w:t xml:space="preserve"/>
-            </w:r>
-            <w:r>
-              <w:rPr>
-                <w:sz w:val="24"/>
-                <w:szCs w:val="24"/>
-              </w:rPr>
-              <w:t/>
-            </w:r>
-          </w:p>
-          <w:p>
-            <w:pPr>
-              <w:jc w:val="both"/>
-              <w:rPr>
-                <w:b/>
-                <w:sz w:val="24"/>
-                <w:szCs w:val="24"/>
-                <w:u w:val="single"/>
-              </w:rPr>
-            </w:pPr>
-          </w:p>
-          <w:p>
-            <w:pPr>
-              <w:jc w:val="both"/>
-              <w:rPr>
-                <w:b/>
-                <w:sz w:val="24"/>
-                <w:szCs w:val="24"/>
-                <w:u w:val="single"/>
-              </w:rPr>
-            </w:pPr>
-            <w:r>
-              <w:rPr>
-                <w:b/>
-                <w:sz w:val="24"/>
-                <w:szCs w:val="24"/>
-                <w:u w:val="single"/>
-              </w:rPr>
-              <w:t>Efecto</w:t>
-            </w:r>
-          </w:p>
-          <w:p>
-            <w:pPr>
-              <w:jc w:val="both"/>
-              <w:rPr>
-                <w:sz w:val="24"/>
-                <w:szCs w:val="24"/>
-              </w:rPr>
-            </w:pPr>
-            <w:r>
-              <w:rPr>
-                <w:sz w:val="24"/>
-                <w:szCs w:val="24"/>
-              </w:rPr>
-              <w:t xml:space="preserve">Esta situación podría ocasionar que las decisiones no se adopten de manera oportuna y confiable.</w:t>
-            </w:r>
-            <w:r>
-              <w:rPr>
-                <w:sz w:val="24"/>
-                <w:szCs w:val="24"/>
-              </w:rPr>
-              <w:t/>
-            </w:r>
-            <w:r>
-              <w:rPr>
-                <w:sz w:val="24"/>
-                <w:szCs w:val="24"/>
-              </w:rPr>
-              <w:t xml:space="preserve"/>
-            </w:r>
-          </w:p>
-          <w:p>
-            <w:pPr>
-              <w:jc w:val="both"/>
-              <w:rPr>
-                <w:sz w:val="24"/>
-                <w:szCs w:val="24"/>
-              </w:rPr>
-            </w:pPr>
-          </w:p>
-          <w:p>
-            <w:pPr>
-              <w:jc w:val="both"/>
-              <w:rPr>
-                <w:b/>
-                <w:sz w:val="24"/>
-                <w:szCs w:val="24"/>
-                <w:u w:val="single"/>
-              </w:rPr>
-            </w:pPr>
-            <w:r>
-              <w:rPr>
-                <w:b/>
-                <w:sz w:val="24"/>
-                <w:szCs w:val="24"/>
-                <w:u w:val="single"/>
-              </w:rPr>
-              <w:t>Recomendación</w:t>
-            </w:r>
-          </w:p>
-          <w:p>
-            <w:pPr>
-              <w:jc w:val="both"/>
-              <w:rPr>
-                <w:sz w:val="24"/>
-                <w:szCs w:val="24"/>
-              </w:rPr>
-            </w:pPr>
-            <w:r>
-              <w:rPr>
-                <w:sz w:val="24"/>
-                <w:szCs w:val="24"/>
-              </w:rPr>
-              <w:t xml:space="preserve">Se sugiere al Alcalde Municipal instruir a los ejecutivos de la entidad que adopten acciones que aseguren que, para la toma de decisiones, se solicite la información financiera del Gobierno Autónomo Municipal Valles.</w:t>
-            </w:r>
-            <w:r>
-              <w:rPr>
-                <w:sz w:val="24"/>
-                <w:szCs w:val="24"/>
-              </w:rPr>
-              <w:t xml:space="preserve"/>
-            </w:r>
-            <w:r>
-              <w:rPr>
-                <w:sz w:val="24"/>
-                <w:szCs w:val="24"/>
-              </w:rPr>
-              <w:t/>
-            </w:r>
-            <w:r>
-              <w:rPr>
-                <w:sz w:val="24"/>
-                <w:szCs w:val="24"/>
-              </w:rPr>
-              <w:t xml:space="preserve"/>
-            </w:r>
-            <w:r>
-              <w:rPr>
-                <w:sz w:val="24"/>
-                <w:szCs w:val="24"/>
-              </w:rPr>
-              <w:t/>
-            </w:r>
-            <w:r>
-              <w:rPr>
-                <w:sz w:val="24"/>
-                <w:szCs w:val="24"/>
-              </w:rPr>
-              <w:t xml:space="preserve"/>
-            </w:r>
-            <w:r>
-              <w:rPr>
-                <w:sz w:val="24"/>
-                <w:szCs w:val="24"/>
-              </w:rPr>
-              <w:t xml:space="preserve"/>
-            </w:r>
-            <w:r>
-              <w:rPr>
-                <w:sz w:val="24"/>
-                <w:szCs w:val="24"/>
-              </w:rPr>
-              <w:t/>
-            </w:r>
-            <w:r>
-              <w:rPr>
-                <w:sz w:val="24"/>
-                <w:szCs w:val="24"/>
-              </w:rPr>
-              <w:t/>
-            </w:r>
-          </w:p>
-          <w:p>
-            <w:pPr>
-              <w:jc w:val="both"/>
-              <w:rPr>
-                <w:sz w:val="24"/>
-                <w:szCs w:val="24"/>
-              </w:rPr>
-            </w:pPr>
-          </w:p>
-          <w:p>
-            <w:pPr>
-              <w:pStyle w:val="Prrafodelista"/>
-              <w:numPr>
-                <w:ilvl w:val="0"/>
-                <w:numId w:val="1"/>
-              </w:numPr>
-              <w:jc w:val="both"/>
-              <w:rPr>
-                <w:b/>
-                <w:sz w:val="24"/>
-                <w:szCs w:val="24"/>
-                <w:u w:val="single"/>
-              </w:rPr>
-            </w:pPr>
-            <w:r>
-              <w:rPr>
-                <w:b/>
-                <w:sz w:val="24"/>
-                <w:szCs w:val="24"/>
-                <w:u w:val="single"/>
-              </w:rPr>
-              <w:t xml:space="preserve">Control sobre el uso del combustible</w:t>
-            </w:r>
-            <w:r>
-              <w:rPr>
-                <w:b/>
-                <w:sz w:val="24"/>
-                <w:szCs w:val="24"/>
-                <w:u w:val="single"/>
-              </w:rPr>
-              <w:t xml:space="preserve"> 21</w:t>
-            </w:r>
-          </w:p>
-          <w:p>
-            <w:pPr>
-              <w:jc w:val="both"/>
-              <w:rPr>
-                <w:sz w:val="24"/>
-                <w:szCs w:val="24"/>
-                <w:u w:val="single"/>
-              </w:rPr>
-            </w:pPr>
-          </w:p>
-          <w:p>
-            <w:pPr>
-              <w:jc w:val="both"/>
-              <w:rPr>
-                <w:b/>
-                <w:sz w:val="24"/>
-                <w:szCs w:val="24"/>
-                <w:u w:val="single"/>
-              </w:rPr>
-            </w:pPr>
-            <w:r>
-              <w:rPr>
-                <w:b/>
-                <w:sz w:val="24"/>
-                <w:szCs w:val="24"/>
-                <w:u w:val="single"/>
-              </w:rPr>
-              <w:t>Condición</w:t>
-            </w:r>
-          </w:p>
-          <w:p>
-            <w:pPr>
-              <w:jc w:val="both"/>
-              <w:rPr>
-                <w:sz w:val="24"/>
-                <w:szCs w:val="24"/>
-              </w:rPr>
-            </w:pPr>
-            <w:r>
-              <w:rPr>
-                <w:sz w:val="24"/>
-                <w:szCs w:val="24"/>
-              </w:rPr>
-              <w:t xml:space="preserve">Durante la auditoría se verificó que los ejecutivos del Gobierno Autónomo Municipal Valles no controlan el uso del combustible adquirido por la municipalidad.</w:t>
-            </w:r>
-            <w:r>
-              <w:rPr>
-                <w:sz w:val="24"/>
-                <w:szCs w:val="24"/>
-              </w:rPr>
-              <w:t/>
-            </w:r>
-            <w:r>
-              <w:rPr>
-                <w:sz w:val="24"/>
-                <w:szCs w:val="24"/>
-              </w:rPr>
-              <w:t/>
-            </w:r>
-          </w:p>
-          <w:p>
-            <w:pPr>
-              <w:jc w:val="both"/>
-              <w:rPr>
-                <w:sz w:val="24"/>
-                <w:szCs w:val="24"/>
-              </w:rPr>
-            </w:pPr>
-          </w:p>
-          <w:p>
-            <w:pPr>
-              <w:autoSpaceDE w:val="0"/>
-              <w:autoSpaceDN w:val="0"/>
-              <w:adjustRightInd w:val="0"/>
-              <w:jc w:val="both"/>
-              <w:rPr>
-                <w:b/>
-                <w:sz w:val="24"/>
-                <w:szCs w:val="24"/>
-                <w:u w:val="single"/>
-              </w:rPr>
-            </w:pPr>
-            <w:r>
-              <w:rPr>
-                <w:b/>
-                <w:sz w:val="24"/>
-                <w:szCs w:val="24"/>
-                <w:u w:val="single"/>
-              </w:rPr>
-              <w:t>Criterio</w:t>
-            </w:r>
-          </w:p>
-          <w:p>
-            <w:pPr>
-              <w:autoSpaceDE w:val="0"/>
-              <w:autoSpaceDN w:val="0"/>
-              <w:adjustRightInd w:val="0"/>
-              <w:jc w:val="both"/>
-              <w:rPr>
-                <w:sz w:val="24"/>
-                <w:szCs w:val="24"/>
-              </w:rPr>
-            </w:pPr>
-            <w:r>
-              <w:rPr>
-                <w:sz w:val="24"/>
-                <w:szCs w:val="24"/>
-              </w:rPr>
-              <w:t xml:space="preserve">La Guía de los Principios, Normas Generales y Básicas de Control Interno Gubernamental aprobada mediante Resolución CGR-1-173/2002, en el punto </w:t>
-            </w:r>
-            <w:r>
-              <w:rPr>
-                <w:b/>
-                <w:sz w:val="24"/>
-                <w:szCs w:val="24"/>
-              </w:rPr>
-              <w:t>5</w:t>
-            </w:r>
-            <w:r>
-              <w:rPr>
-                <w:rFonts w:cs="Times New Roman"/>
-                <w:b/>
-                <w:bCs/>
-                <w:iCs/>
-                <w:sz w:val="24"/>
-                <w:szCs w:val="24"/>
-                <w:lang w:val="es-BO"/>
-              </w:rPr>
-              <w:t xml:space="preserve">.1.1. </w:t>
-            </w:r>
-            <w:r>
-              <w:rPr>
-                <w:rFonts w:cs="Times New Roman"/>
-                <w:b/>
-                <w:bCs/>
-                <w:i/>
-                <w:iCs/>
-                <w:sz w:val="24"/>
-                <w:szCs w:val="24"/>
-                <w:lang w:val="es-BO"/>
-              </w:rPr>
-              <w:t>Implicancias de la supervisión en el proceso de control interno</w:t>
-            </w:r>
-            <w:r>
-              <w:rPr>
-                <w:sz w:val="24"/>
-                <w:szCs w:val="24"/>
-              </w:rPr>
-              <w:t xml:space="preserve">, establece: </w:t>
-            </w:r>
-            <w:r>
-              <w:rPr>
-                <w:sz w:val="24"/>
-                <w:szCs w:val="24"/>
-              </w:rPr>
-              <w:t>“</w:t>
-            </w:r>
-            <w:r>
-              <w:rPr>
-                <w:sz w:val="24"/>
-                <w:szCs w:val="24"/>
-              </w:rPr>
-              <w:t>La supervisión en el proceso de control interno es necesaria para asegurar que</w:t>
-            </w:r>
-            <w:r>
-              <w:rPr>
-                <w:sz w:val="24"/>
-                <w:szCs w:val="24"/>
-              </w:rPr>
-              <w:t xml:space="preserve"> </w:t>
-            </w:r>
-            <w:r>
-              <w:rPr>
-                <w:sz w:val="24"/>
-                <w:szCs w:val="24"/>
-              </w:rPr>
-              <w:t>éste continúa funcionando adecuadamente tal como fue diseñado bajo un nivel</w:t>
-            </w:r>
-            <w:r>
-              <w:rPr>
-                <w:sz w:val="24"/>
-                <w:szCs w:val="24"/>
-              </w:rPr>
-              <w:t xml:space="preserve"> </w:t>
-            </w:r>
-            <w:r>
-              <w:rPr>
-                <w:sz w:val="24"/>
-                <w:szCs w:val="24"/>
-              </w:rPr>
-              <w:t>de riesgos y con una estructura organizativa determinada</w:t>
-            </w:r>
-            <w:r>
-              <w:rPr>
-                <w:sz w:val="24"/>
-                <w:szCs w:val="24"/>
-              </w:rPr>
-              <w:t>”</w:t>
-            </w:r>
-            <w:r>
-              <w:rPr>
-                <w:sz w:val="24"/>
-                <w:szCs w:val="24"/>
-              </w:rPr>
-              <w:t>.</w:t>
-            </w:r>
-          </w:p>
-          <w:p>
-            <w:pPr>
-              <w:jc w:val="both"/>
-              <w:rPr>
-                <w:b/>
-                <w:sz w:val="24"/>
-                <w:szCs w:val="24"/>
-                <w:u w:val="single"/>
-              </w:rPr>
-            </w:pPr>
-          </w:p>
-          <w:p>
-            <w:pPr>
-              <w:jc w:val="both"/>
-              <w:rPr>
-                <w:b/>
-                <w:sz w:val="24"/>
-                <w:szCs w:val="24"/>
-              </w:rPr>
-            </w:pPr>
-            <w:r>
-              <w:rPr>
-                <w:b/>
-                <w:sz w:val="24"/>
-                <w:szCs w:val="24"/>
-                <w:u w:val="single"/>
-              </w:rPr>
-              <w:t>Causa</w:t>
-            </w:r>
-          </w:p>
-          <w:p>
-            <w:pPr>
-              <w:jc w:val="both"/>
-              <w:rPr>
-                <w:sz w:val="24"/>
-                <w:szCs w:val="24"/>
-              </w:rPr>
-            </w:pPr>
-            <w:r>
-              <w:rPr>
-                <w:sz w:val="24"/>
-                <w:szCs w:val="24"/>
-              </w:rPr>
-              <w:t xml:space="preserve">Lo señalado se debe a la falta de control de los ejecutivos de la entidad sobre el uso del combustible.</w:t>
-            </w:r>
-            <w:r>
-              <w:rPr>
-                <w:sz w:val="24"/>
-                <w:szCs w:val="24"/>
-              </w:rPr>
-              <w:t xml:space="preserve"/>
-            </w:r>
-            <w:r>
-              <w:rPr>
-                <w:sz w:val="24"/>
-                <w:szCs w:val="24"/>
-              </w:rPr>
-              <w:t/>
-            </w:r>
-            <w:r>
-              <w:rPr>
-                <w:sz w:val="24"/>
-                <w:szCs w:val="24"/>
-              </w:rPr>
-              <w:t/>
-            </w:r>
-          </w:p>
-          <w:p>
-            <w:pPr>
-              <w:jc w:val="both"/>
-              <w:rPr>
-                <w:b/>
-                <w:sz w:val="24"/>
-                <w:szCs w:val="24"/>
-                <w:u w:val="single"/>
-              </w:rPr>
-            </w:pPr>
-          </w:p>
-          <w:p>
-            <w:pPr>
-              <w:jc w:val="both"/>
-              <w:rPr>
-                <w:b/>
-                <w:sz w:val="24"/>
-                <w:szCs w:val="24"/>
-                <w:u w:val="single"/>
-              </w:rPr>
-            </w:pPr>
-            <w:r>
-              <w:rPr>
-                <w:b/>
-                <w:sz w:val="24"/>
-                <w:szCs w:val="24"/>
-                <w:u w:val="single"/>
-              </w:rPr>
-              <w:t>Efecto</w:t>
-            </w:r>
-          </w:p>
-          <w:p>
-            <w:pPr>
-              <w:jc w:val="both"/>
-              <w:rPr>
-                <w:sz w:val="24"/>
-                <w:szCs w:val="24"/>
-              </w:rPr>
-            </w:pPr>
-            <w:r>
-              <w:rPr>
-                <w:sz w:val="24"/>
-                <w:szCs w:val="24"/>
-              </w:rPr>
-              <w:t xml:space="preserve">Esta situación podría ocasionar que no se cuente con información confiable sobre el uso del combustible.</w:t>
-            </w:r>
-            <w:r>
-              <w:rPr>
-                <w:sz w:val="24"/>
-                <w:szCs w:val="24"/>
-              </w:rPr>
-              <w:t/>
-            </w:r>
-            <w:r>
-              <w:rPr>
-                <w:sz w:val="24"/>
-                <w:szCs w:val="24"/>
-              </w:rPr>
-              <w:t xml:space="preserve"/>
-            </w:r>
-            <w:r>
-              <w:rPr>
-                <w:sz w:val="24"/>
-                <w:szCs w:val="24"/>
-              </w:rPr>
-              <w:t xml:space="preserve"/>
-            </w:r>
-            <w:r>
-              <w:rPr>
-                <w:sz w:val="24"/>
-                <w:szCs w:val="24"/>
-              </w:rPr>
-              <w:t xml:space="preserve"/>
-            </w:r>
-          </w:p>
-          <w:p>
-            <w:pPr>
-              <w:jc w:val="both"/>
-              <w:rPr>
-                <w:sz w:val="24"/>
-                <w:szCs w:val="24"/>
-              </w:rPr>
-            </w:pPr>
-          </w:p>
-          <w:p>
-            <w:pPr>
-              <w:jc w:val="both"/>
-              <w:rPr>
-                <w:b/>
-                <w:sz w:val="24"/>
-                <w:szCs w:val="24"/>
-                <w:u w:val="single"/>
-              </w:rPr>
-            </w:pPr>
-            <w:r>
-              <w:rPr>
-                <w:b/>
-                <w:sz w:val="24"/>
-                <w:szCs w:val="24"/>
-                <w:u w:val="single"/>
-              </w:rPr>
-              <w:lastRenderedPageBreak/>
-              <w:t>Recomendación</w:t>
-            </w:r>
-          </w:p>
-          <w:p>
-            <w:pPr>
-              <w:jc w:val="both"/>
-              <w:rPr>
-                <w:sz w:val="24"/>
-                <w:szCs w:val="24"/>
-              </w:rPr>
-            </w:pPr>
-            <w:r>
-              <w:rPr>
-                <w:sz w:val="24"/>
-                <w:szCs w:val="24"/>
-              </w:rPr>
-              <w:t xml:space="preserve">Se sugiere al Alcalde Municipal instruir a los ejecutivos de la entidad que adopten acciones que aseguren el control sobre el uso y destino del combustible adquirido por el Gobierno Autónomo Municipal Valles.</w:t>
-            </w:r>
-            <w:r>
-              <w:rPr>
-                <w:sz w:val="24"/>
-                <w:szCs w:val="24"/>
-              </w:rPr>
-              <w:t xml:space="preserve"/>
-            </w:r>
-            <w:r>
-              <w:rPr>
-                <w:sz w:val="24"/>
-                <w:szCs w:val="24"/>
-              </w:rPr>
-              <w:t/>
-            </w:r>
-            <w:r>
-              <w:rPr>
-                <w:sz w:val="24"/>
-                <w:szCs w:val="24"/>
-              </w:rPr>
-              <w:t xml:space="preserve"/>
-            </w:r>
-            <w:r>
-              <w:rPr>
-                <w:sz w:val="24"/>
-                <w:szCs w:val="24"/>
-              </w:rPr>
-              <w:t xml:space="preserve"/>
-            </w:r>
-            <w:r>
-              <w:rPr>
-                <w:sz w:val="24"/>
-                <w:szCs w:val="24"/>
-              </w:rPr>
-              <w:t/>
-            </w:r>
-            <w:r>
-              <w:rPr>
-                <w:sz w:val="24"/>
-                <w:szCs w:val="24"/>
-              </w:rPr>
-              <w:t/>
-            </w:r>
-          </w:p>
-          <w:p>
-            <w:pPr>
-              <w:jc w:val="both"/>
-              <w:rPr>
-                <w:sz w:val="24"/>
-                <w:szCs w:val="24"/>
-              </w:rPr>
-            </w:pPr>
-          </w:p>
-          <w:p>
-            <w:pPr>
-              <w:pStyle w:val="Prrafodelista"/>
-              <w:numPr>
-                <w:ilvl w:val="0"/>
-                <w:numId w:val="1"/>
-              </w:numPr>
-              <w:jc w:val="both"/>
-              <w:rPr>
-                <w:b/>
-                <w:sz w:val="24"/>
-                <w:szCs w:val="24"/>
-                <w:u w:val="single"/>
-              </w:rPr>
-            </w:pPr>
-            <w:r>
-              <w:rPr>
-                <w:b/>
-                <w:sz w:val="24"/>
-                <w:szCs w:val="24"/>
-                <w:u w:val="single"/>
-              </w:rPr>
-              <w:t xml:space="preserve">Análisis de las cantidades de combustible adquirido</w:t>
-            </w:r>
-          </w:p>
-          <w:p>
-            <w:pPr>
-              <w:jc w:val="both"/>
-              <w:rPr>
-                <w:sz w:val="24"/>
-                <w:szCs w:val="24"/>
-                <w:u w:val="single"/>
-              </w:rPr>
-            </w:pPr>
-          </w:p>
-          <w:p>
-            <w:pPr>
-              <w:jc w:val="both"/>
-              <w:rPr>
-                <w:b/>
-                <w:sz w:val="24"/>
-                <w:szCs w:val="24"/>
-                <w:u w:val="single"/>
-              </w:rPr>
-            </w:pPr>
-            <w:r>
-              <w:rPr>
-                <w:b/>
-                <w:sz w:val="24"/>
-                <w:szCs w:val="24"/>
-                <w:u w:val="single"/>
-              </w:rPr>
-              <w:t>Condición</w:t>
-            </w:r>
-          </w:p>
-          <w:p>
-            <w:pPr>
-              <w:jc w:val="both"/>
-              <w:rPr>
-                <w:sz w:val="24"/>
-                <w:szCs w:val="24"/>
-              </w:rPr>
-            </w:pPr>
-            <w:r>
-              <w:rPr>
-                <w:sz w:val="24"/>
-                <w:szCs w:val="24"/>
-              </w:rPr>
-              <w:t xml:space="preserve">Durante la auditoría se verificó que los ejecutivos del Gobierno Autónomo Municipal Valles no analizan la información sobre las cantidades de combustible adquiridas por la municipalidad.</w:t>
-            </w:r>
-            <w:r>
-              <w:rPr>
-                <w:sz w:val="24"/>
-                <w:szCs w:val="24"/>
-              </w:rPr>
-              <w:t xml:space="preserve"/>
-            </w:r>
-            <w:r>
-              <w:rPr>
-                <w:sz w:val="24"/>
-                <w:szCs w:val="24"/>
-              </w:rPr>
-              <w:t xml:space="preserve"/>
-            </w:r>
-            <w:r>
-              <w:rPr>
-                <w:sz w:val="24"/>
-                <w:szCs w:val="24"/>
-              </w:rPr>
-              <w:t/>
-            </w:r>
-            <w:r>
-              <w:rPr>
-                <w:sz w:val="24"/>
-                <w:szCs w:val="24"/>
-              </w:rPr>
-              <w:t/>
-            </w:r>
-          </w:p>
-          <w:p>
-            <w:pPr>
-              <w:jc w:val="both"/>
-              <w:rPr>
-                <w:sz w:val="24"/>
-                <w:szCs w:val="24"/>
-              </w:rPr>
-            </w:pPr>
-          </w:p>
-          <w:p>
-            <w:pPr>
-              <w:autoSpaceDE w:val="0"/>
-              <w:autoSpaceDN w:val="0"/>
-              <w:adjustRightInd w:val="0"/>
-              <w:jc w:val="both"/>
-              <w:rPr>
-                <w:b/>
-                <w:sz w:val="24"/>
-                <w:szCs w:val="24"/>
-                <w:u w:val="single"/>
-              </w:rPr>
-            </w:pPr>
-            <w:r>
-              <w:rPr>
-                <w:b/>
-                <w:sz w:val="24"/>
-                <w:szCs w:val="24"/>
-                <w:u w:val="single"/>
-              </w:rPr>
-              <w:t>Criterio</w:t>
-            </w:r>
-          </w:p>
-          <w:p>
-            <w:pPr>
-              <w:autoSpaceDE w:val="0"/>
-              <w:autoSpaceDN w:val="0"/>
-              <w:adjustRightInd w:val="0"/>
-              <w:jc w:val="both"/>
-              <w:rPr>
-                <w:sz w:val="24"/>
-                <w:szCs w:val="24"/>
-              </w:rPr>
-            </w:pPr>
-            <w:r>
-              <w:rPr>
-                <w:sz w:val="24"/>
-                <w:szCs w:val="24"/>
-              </w:rPr>
-              <w:t xml:space="preserve">La Guía de los Principios, Normas Generales y Básicas de Control Interno Gubernamental aprobada mediante Resolución CGR-1-173/2002, en el punto </w:t>
-            </w:r>
-            <w:r>
-              <w:rPr>
-                <w:b/>
-                <w:sz w:val="24"/>
-                <w:szCs w:val="24"/>
-              </w:rPr>
-              <w:t>5</w:t>
-            </w:r>
-            <w:r>
-              <w:rPr>
-                <w:rFonts w:cs="Times New Roman"/>
-                <w:b/>
-                <w:bCs/>
-                <w:iCs/>
-                <w:sz w:val="24"/>
-                <w:szCs w:val="24"/>
-                <w:lang w:val="es-BO"/>
-              </w:rPr>
-              <w:t xml:space="preserve">.1.1. </w:t>
-            </w:r>
-            <w:r>
-              <w:rPr>
-                <w:rFonts w:cs="Times New Roman"/>
-                <w:b/>
-                <w:bCs/>
-                <w:i/>
-                <w:iCs/>
-                <w:sz w:val="24"/>
-                <w:szCs w:val="24"/>
-                <w:lang w:val="es-BO"/>
-              </w:rPr>
-              <w:t>Implicancias de la supervisión en el proceso de control interno</w:t>
-            </w:r>
-            <w:r>
-              <w:rPr>
-                <w:sz w:val="24"/>
-                <w:szCs w:val="24"/>
-              </w:rPr>
-              <w:t xml:space="preserve">, establece: </w:t>
-            </w:r>
-            <w:r>
-              <w:rPr>
-                <w:sz w:val="24"/>
-                <w:szCs w:val="24"/>
-              </w:rPr>
-              <w:t>“</w:t>
-            </w:r>
-            <w:r>
-              <w:rPr>
-                <w:sz w:val="24"/>
-                <w:szCs w:val="24"/>
-              </w:rPr>
-              <w:t>La supervisión en el proceso de control interno es necesaria para asegurar que</w:t>
-            </w:r>
-            <w:r>
-              <w:rPr>
-                <w:sz w:val="24"/>
-                <w:szCs w:val="24"/>
-              </w:rPr>
-              <w:t xml:space="preserve"> </w:t>
-            </w:r>
-            <w:r>
-              <w:rPr>
-                <w:sz w:val="24"/>
-                <w:szCs w:val="24"/>
-              </w:rPr>
-              <w:t>éste continúa funcionando adecuadamente tal como fue diseñado bajo un nivel</w:t>
-            </w:r>
-            <w:r>
-              <w:rPr>
-                <w:sz w:val="24"/>
-                <w:szCs w:val="24"/>
-              </w:rPr>
-              <w:t xml:space="preserve"> </w:t>
-            </w:r>
-            <w:r>
-              <w:rPr>
-                <w:sz w:val="24"/>
-                <w:szCs w:val="24"/>
-              </w:rPr>
-              <w:t>de riesgos y con una estructura organizativa determinada</w:t>
-            </w:r>
-            <w:r>
-              <w:rPr>
-                <w:sz w:val="24"/>
-                <w:szCs w:val="24"/>
-              </w:rPr>
-              <w:t>”</w:t>
-            </w:r>
-            <w:r>
-              <w:rPr>
-                <w:sz w:val="24"/>
-                <w:szCs w:val="24"/>
-              </w:rPr>
-              <w:t>.</w:t>
-            </w:r>
-          </w:p>
-          <w:p>
-            <w:pPr>
-              <w:jc w:val="both"/>
-              <w:rPr>
-                <w:b/>
-                <w:sz w:val="24"/>
-                <w:szCs w:val="24"/>
-                <w:u w:val="single"/>
-              </w:rPr>
-            </w:pPr>
-          </w:p>
-          <w:p>
-            <w:pPr>
-              <w:jc w:val="both"/>
-              <w:rPr>
-                <w:b/>
-                <w:sz w:val="24"/>
-                <w:szCs w:val="24"/>
-              </w:rPr>
-            </w:pPr>
-            <w:r>
-              <w:rPr>
-                <w:b/>
-                <w:sz w:val="24"/>
-                <w:szCs w:val="24"/>
-                <w:u w:val="single"/>
-              </w:rPr>
-              <w:t>Causa</w:t>
-            </w:r>
-          </w:p>
-          <w:p>
-            <w:pPr>
-              <w:jc w:val="both"/>
-              <w:rPr>
-                <w:sz w:val="24"/>
-                <w:szCs w:val="24"/>
-              </w:rPr>
-            </w:pPr>
-            <w:r>
-              <w:rPr>
-                <w:sz w:val="24"/>
-                <w:szCs w:val="24"/>
-              </w:rPr>
-              <w:t xml:space="preserve">Lo señalado se debe a la falta de control de los ejecutivos de la entidad sobre los datos del combustible adquirido.</w:t>
-            </w:r>
-            <w:r>
-              <w:rPr>
-                <w:sz w:val="24"/>
-                <w:szCs w:val="24"/>
-              </w:rPr>
-              <w:t/>
-            </w:r>
-          </w:p>
-          <w:p>
-            <w:pPr>
-              <w:jc w:val="both"/>
-              <w:rPr>
-                <w:b/>
-                <w:sz w:val="24"/>
-                <w:szCs w:val="24"/>
-                <w:u w:val="single"/>
-              </w:rPr>
-            </w:pPr>
-          </w:p>
-          <w:p>
-            <w:pPr>
-              <w:jc w:val="both"/>
-              <w:rPr>
-                <w:b/>
-                <w:sz w:val="24"/>
-                <w:szCs w:val="24"/>
-                <w:u w:val="single"/>
-              </w:rPr>
-            </w:pPr>
-            <w:r>
-              <w:rPr>
-                <w:b/>
-                <w:sz w:val="24"/>
-                <w:szCs w:val="24"/>
-                <w:u w:val="single"/>
-              </w:rPr>
-              <w:t>Efecto</w:t>
-            </w:r>
-          </w:p>
-          <w:p>
-            <w:pPr>
-              <w:jc w:val="both"/>
-              <w:rPr>
-                <w:sz w:val="24"/>
-                <w:szCs w:val="24"/>
-              </w:rPr>
-            </w:pPr>
-            <w:r>
-              <w:rPr>
-                <w:sz w:val="24"/>
-                <w:szCs w:val="24"/>
-              </w:rPr>
-              <w:t xml:space="preserve">Esta situación podría ocasionar que no se cuente con información confiable sobre las cantidades de combustible adquirido.</w:t>
-            </w:r>
-            <w:r>
-              <w:rPr>
-                <w:sz w:val="24"/>
-                <w:szCs w:val="24"/>
-              </w:rPr>
-              <w:t/>
-            </w:r>
-            <w:r>
-              <w:rPr>
-                <w:sz w:val="24"/>
-                <w:szCs w:val="24"/>
-              </w:rPr>
-              <w:t xml:space="preserve"/>
-            </w:r>
-          </w:p>
-          <w:p>
-            <w:pPr>
-              <w:jc w:val="both"/>
-              <w:rPr>
-                <w:sz w:val="24"/>
-                <w:szCs w:val="24"/>
-              </w:rPr>
-            </w:pPr>
-          </w:p>
-          <w:p>
-            <w:pPr>
-              <w:jc w:val="both"/>
-              <w:rPr>
-                <w:b/>
-                <w:sz w:val="24"/>
-                <w:szCs w:val="24"/>
-                <w:u w:val="single"/>
-              </w:rPr>
-            </w:pPr>
-            <w:r>
-              <w:rPr>
-                <w:b/>
-                <w:sz w:val="24"/>
-                <w:szCs w:val="24"/>
-                <w:u w:val="single"/>
-              </w:rPr>
-              <w:t>Recomendación</w:t>
-            </w:r>
-          </w:p>
-          <w:p>
-            <w:pPr>
-              <w:jc w:val="both"/>
-              <w:rPr>
-                <w:sz w:val="24"/>
-                <w:szCs w:val="24"/>
-              </w:rPr>
-            </w:pPr>
-            <w:r>
-              <w:rPr>
-                <w:sz w:val="24"/>
-                <w:szCs w:val="24"/>
-              </w:rPr>
-              <w:t xml:space="preserve">Se sugiere al Alcalde Municipal instruir a los ejecutivos de la entidad que adopten acciones que aseguren el control sobre las cantidades de combustible adquirido por el Gobierno Autónomo Municipal Valles.</w:t>
-            </w:r>
-            <w:r>
-              <w:rPr>
-                <w:sz w:val="24"/>
-                <w:szCs w:val="24"/>
-              </w:rPr>
-              <w:t xml:space="preserve"/>
-            </w:r>
-            <w:r>
-              <w:rPr>
-                <w:sz w:val="24"/>
-                <w:szCs w:val="24"/>
-              </w:rPr>
-              <w:t/>
-            </w:r>
-            <w:r>
-              <w:rPr>
-                <w:sz w:val="24"/>
-                <w:szCs w:val="24"/>
-              </w:rPr>
-              <w:t/>
-            </w:r>
-            <w:r>
-              <w:rPr>
-                <w:sz w:val="24"/>
-                <w:szCs w:val="24"/>
-              </w:rPr>
-              <w:t/>
-            </w:r>
-          </w:p>
-          <w:p>
-            <w:pPr>
-              <w:jc w:val="both"/>
-              <w:rPr>
-                <w:b/>
-                <w:u w:val="single"/>
+              <w:t xml:space="preserve">Se recomienda al Alcalde Municipal instruir al Contador del municipio que, mediante las acciones correspondientes, se asegure que los comprobantes contables cuenten con documentación de respaldo íntegra y confiable, sin diferencias en los importes que sustentan las operaciones del municipio.</w:t>
+            </w:r>
+            <w:r>
+              <w:rPr>
+                <w:sz w:val="24"/>
+                <w:szCs w:val="24"/>
+              </w:rPr>
+              <w:t/>
+            </w:r>
+          </w:p>
+          <w:p>
+            <w:pPr>
+              <w:jc w:val="both"/>
+              <w:rPr>
+                <w:sz w:val="24"/>
+                <w:szCs w:val="24"/>
               </w:rPr>
             </w:pPr>
           </w:p>
@@ -9174,37 +6973,3484 @@
               <w:rPr>
                 <w:b/>
                 <w:i/>
+                <w:color w:val="0070C0"/>
               </w:rPr>
               <w:lastRenderedPageBreak/>
-              <w:t>Deficiencia incluida en informe de C</w:t>
-            </w:r>
-            <w:r>
-              <w:rPr>
-                <w:b/>
-                <w:i/>
+              <w:t xml:space="preserve">Deficiencia incluida en informe de C.I.</w:t>
+            </w:r>
+            <w:r>
+              <w:rPr>
+                <w:b/>
+                <w:i/>
+                <w:color w:val="0070C0"/>
+              </w:rPr>
+              <w:t/>
+            </w:r>
+            <w:r>
+              <w:rPr>
+                <w:b/>
+                <w:i/>
+                <w:color w:val="0070C0"/>
+              </w:rPr>
+              <w:t/>
+            </w:r>
+            <w:r>
+              <w:rPr>
+                <w:b/>
+                <w:i/>
+                <w:color w:val="0070C0"/>
+              </w:rPr>
+              <w:t/>
+            </w:r>
+            <w:r>
+              <w:rPr>
+                <w:b/>
+                <w:i/>
+                <w:color w:val="0070C0"/>
+              </w:rPr>
+              <w:t xml:space="preserve"/>
+            </w:r>
+          </w:p>
+        </w:tc>
+      </w:tr>
+      <w:tr>
+        <w:tc>
+          <w:tcPr>
+            <w:tcW w:w="709" w:type="dxa"/>
+            <w:vAlign w:val="center"/>
+          </w:tcPr>
+          <w:p>
+            <w:pPr>
+              <w:jc w:val="center"/>
+              <w:rPr>
+                <w:b/>
+              </w:rPr>
+            </w:pPr>
+            <w:r>
+              <w:rPr>
+                <w:b/>
+                <w:color w:val="FF0000"/>
+              </w:rPr>
+              <w:t xml:space="preserve">LPI 1-1</w:t>
+            </w:r>
+          </w:p>
+        </w:tc>
+        <w:tc>
+          <w:tcPr>
+            <w:tcW w:w="8647" w:type="dxa"/>
+          </w:tcPr>
+          <w:p>
+            <w:pPr>
+              <w:pStyle w:val="Prrafodelista"/>
+              <w:numPr>
+                <w:ilvl w:val="0"/>
+                <w:numId w:val="1"/>
+              </w:numPr>
+              <w:jc w:val="both"/>
+              <w:rPr>
+                <w:b/>
+                <w:sz w:val="24"/>
+                <w:szCs w:val="24"/>
+                <w:u w:val="single"/>
+              </w:rPr>
+            </w:pPr>
+            <w:r>
+              <w:rPr>
+                <w:b/>
+                <w:sz w:val="24"/>
+                <w:szCs w:val="24"/>
+                <w:u w:val="single"/>
+              </w:rPr>
+              <w:t xml:space="preserve">Imputación Contable</w:t>
+            </w:r>
+            <w:r>
+              <w:rPr>
+                <w:b/>
+                <w:sz w:val="24"/>
+                <w:szCs w:val="24"/>
+                <w:u w:val="single"/>
+              </w:rPr>
+              <w:t xml:space="preserve"/>
+            </w:r>
+            <w:r>
+              <w:rPr>
+                <w:b/>
+                <w:sz w:val="24"/>
+                <w:szCs w:val="24"/>
+                <w:u w:val="single"/>
+              </w:rPr>
+              <w:t/>
+            </w:r>
+          </w:p>
+          <w:p>
+            <w:pPr>
+              <w:jc w:val="both"/>
+              <w:rPr>
+                <w:sz w:val="24"/>
+                <w:szCs w:val="24"/>
+                <w:u w:val="single"/>
+              </w:rPr>
+            </w:pPr>
+          </w:p>
+          <w:p>
+            <w:pPr>
+              <w:jc w:val="both"/>
+              <w:rPr>
+                <w:b/>
+                <w:sz w:val="24"/>
+                <w:szCs w:val="24"/>
+                <w:u w:val="single"/>
+              </w:rPr>
+            </w:pPr>
+            <w:r>
+              <w:rPr>
+                <w:b/>
+                <w:sz w:val="24"/>
+                <w:szCs w:val="24"/>
+                <w:u w:val="single"/>
+              </w:rPr>
+              <w:t>Condición</w:t>
+            </w:r>
+          </w:p>
+          <w:p>
+            <w:pPr>
+              <w:jc w:val="both"/>
+              <w:rPr>
+                <w:sz w:val="24"/>
+                <w:szCs w:val="24"/>
+              </w:rPr>
+            </w:pPr>
+            <w:r>
+              <w:rPr>
+                <w:sz w:val="24"/>
+                <w:szCs w:val="24"/>
+              </w:rPr>
+              <w:t xml:space="preserve">Se evidenció que la adquisición de combustible registrada en los comprobantes contables Nº 500 y 600 de fecha 30 de enero de 2018 fue contabilizada en otra cuenta contable, sin considerar el clasificador presupuestario.</w:t>
+            </w:r>
+            <w:r>
+              <w:rPr>
+                <w:sz w:val="24"/>
+                <w:szCs w:val="24"/>
+              </w:rPr>
+              <w:lastRenderedPageBreak/>
+              <w:t/>
+            </w:r>
+            <w:r>
+              <w:rPr>
+                <w:sz w:val="24"/>
+                <w:szCs w:val="24"/>
+              </w:rPr>
+              <w:t xml:space="preserve"/>
+            </w:r>
+            <w:r>
+              <w:rPr>
+                <w:sz w:val="24"/>
+                <w:szCs w:val="24"/>
+              </w:rPr>
+              <w:t/>
+            </w:r>
+          </w:p>
+          <w:p>
+            <w:pPr>
+              <w:jc w:val="both"/>
+              <w:rPr>
+                <w:sz w:val="24"/>
+                <w:szCs w:val="24"/>
+              </w:rPr>
+            </w:pPr>
+          </w:p>
+          <w:p>
+            <w:pPr>
+              <w:jc w:val="both"/>
+              <w:rPr>
+                <w:b/>
+                <w:sz w:val="24"/>
+                <w:szCs w:val="24"/>
+                <w:u w:val="single"/>
+              </w:rPr>
+            </w:pPr>
+            <w:r>
+              <w:rPr>
+                <w:b/>
+                <w:sz w:val="24"/>
+                <w:szCs w:val="24"/>
+                <w:u w:val="single"/>
+              </w:rPr>
+              <w:t>Criterio</w:t>
+            </w:r>
+          </w:p>
+          <w:p>
+            <w:pPr>
+              <w:jc w:val="both"/>
+              <w:rPr>
+                <w:i/>
+                <w:sz w:val="24"/>
+                <w:szCs w:val="24"/>
+              </w:rPr>
+            </w:pPr>
+            <w:r>
+              <w:rPr>
+                <w:sz w:val="24"/>
+                <w:szCs w:val="24"/>
+              </w:rPr>
+              <w:t xml:space="preserve">Al respecto las Normas Básicas del Sistema de Contabilidad Integrada, aprobadas mediante R.S. </w:t>
+            </w:r>
+            <w:r>
+              <w:rPr>
+                <w:sz w:val="24"/>
+                <w:szCs w:val="24"/>
+              </w:rPr>
+              <w:t>222957 de fecha 4 de marzo de 2005,</w:t>
+            </w:r>
+            <w:r>
+              <w:rPr>
+                <w:sz w:val="24"/>
+                <w:szCs w:val="24"/>
+              </w:rPr>
+              <w:t xml:space="preserve"> en su </w:t>
+            </w:r>
+            <w:r>
+              <w:rPr>
+                <w:rFonts w:ascii="Arial,Bold" w:hAnsi="Arial,Bold" w:cs="Arial,Bold"/>
+                <w:bCs/>
+                <w:sz w:val="20"/>
+                <w:szCs w:val="20"/>
+              </w:rPr>
+              <w:t>A</w:t>
+            </w:r>
+            <w:r>
+              <w:rPr>
+                <w:sz w:val="24"/>
+                <w:szCs w:val="24"/>
+              </w:rPr>
+              <w:t xml:space="preserve">rtículo 27 </w:t>
+            </w:r>
+            <w:r>
+              <w:rPr>
+                <w:b/>
+                <w:sz w:val="24"/>
+                <w:szCs w:val="24"/>
+              </w:rPr>
+              <w:t>Clasificadores y Tablas del Sistema</w:t>
+            </w:r>
+            <w:r>
+              <w:rPr>
+                <w:b/>
+                <w:sz w:val="24"/>
+                <w:szCs w:val="24"/>
+              </w:rPr>
+              <w:t xml:space="preserve">, </w:t>
+            </w:r>
+            <w:r>
+              <w:rPr>
+                <w:sz w:val="24"/>
+                <w:szCs w:val="24"/>
+              </w:rPr>
+              <w:t>indica:</w:t>
+            </w:r>
+            <w:r>
+              <w:rPr>
+                <w:sz w:val="24"/>
+                <w:szCs w:val="24"/>
+              </w:rPr>
+              <w:t xml:space="preserve"> “</w:t>
+            </w:r>
+            <w:r>
+              <w:rPr>
+                <w:i/>
+                <w:sz w:val="24"/>
+                <w:szCs w:val="24"/>
+              </w:rPr>
+              <w:t>El SCI opera a través de un conjunto ordenado de clasificadores, tablas, plan único de cuentas contables, auxiliares y matrices de conversión, debidamente integrados, que facilitan el proceso contable y estos son:</w:t>
+            </w:r>
+          </w:p>
+          <w:p>
+            <w:pPr>
+              <w:jc w:val="both"/>
+              <w:rPr>
+                <w:i/>
+                <w:sz w:val="24"/>
+                <w:szCs w:val="24"/>
+              </w:rPr>
+            </w:pPr>
+          </w:p>
+          <w:p>
+            <w:pPr>
+              <w:jc w:val="both"/>
+              <w:rPr>
+                <w:i/>
+                <w:sz w:val="24"/>
+                <w:szCs w:val="24"/>
+              </w:rPr>
+            </w:pPr>
+            <w:r>
+              <w:rPr>
+                <w:b/>
+                <w:i/>
+                <w:sz w:val="24"/>
+                <w:szCs w:val="24"/>
+              </w:rPr>
+              <w:t>a) Clasificadores presupuestarios</w:t>
+            </w:r>
+            <w:r>
+              <w:rPr>
+                <w:i/>
+                <w:sz w:val="24"/>
+                <w:szCs w:val="24"/>
+              </w:rPr>
+              <w:t>: entre los que se tiene el institucional, de categorías programáticas, por fuentes de financiamiento, por organismos financiadores, por objeto del gasto, por rubros de recursos, por entidad de transferencia origen y destino, de sectores y subsectores económicos, de funciones, geográfico y otros.</w:t>
+            </w:r>
+          </w:p>
+          <w:p>
+            <w:pPr>
+              <w:jc w:val="both"/>
+              <w:rPr>
+                <w:i/>
+                <w:sz w:val="24"/>
+                <w:szCs w:val="24"/>
+              </w:rPr>
+            </w:pPr>
+          </w:p>
+          <w:p>
+            <w:pPr>
+              <w:jc w:val="both"/>
+              <w:rPr>
+                <w:sz w:val="24"/>
+                <w:szCs w:val="24"/>
+              </w:rPr>
+            </w:pPr>
+            <w:r>
+              <w:rPr>
+                <w:b/>
+                <w:i/>
+                <w:sz w:val="24"/>
+                <w:szCs w:val="24"/>
+              </w:rPr>
+              <w:t>b) Plan Único de Cuentas</w:t>
+            </w:r>
+            <w:r>
+              <w:rPr>
+                <w:i/>
+                <w:sz w:val="24"/>
+                <w:szCs w:val="24"/>
+              </w:rPr>
+              <w:t>, estructurado en activo, pasivo, patrimonio, recursos, gastos, cuentas de cierre y de orden</w:t>
+            </w:r>
+            <w:r>
+              <w:rPr>
+                <w:i/>
+                <w:sz w:val="24"/>
+                <w:szCs w:val="24"/>
+              </w:rPr>
+              <w:t>”</w:t>
+            </w:r>
+            <w:r>
+              <w:rPr>
+                <w:sz w:val="24"/>
+                <w:szCs w:val="24"/>
               </w:rPr>
               <w:t>.</w:t>
             </w:r>
-            <w:r>
-              <w:rPr>
-                <w:b/>
-                <w:i/>
-              </w:rPr>
-              <w:t>I</w:t>
-            </w:r>
-            <w:r>
-              <w:rPr>
-                <w:b/>
-                <w:i/>
+          </w:p>
+          <w:p>
+            <w:pPr>
+              <w:jc w:val="both"/>
+              <w:rPr>
+                <w:b/>
+                <w:sz w:val="24"/>
+                <w:szCs w:val="24"/>
+                <w:u w:val="single"/>
+              </w:rPr>
+            </w:pPr>
+          </w:p>
+          <w:p>
+            <w:pPr>
+              <w:jc w:val="both"/>
+              <w:rPr>
+                <w:b/>
+                <w:sz w:val="24"/>
+                <w:szCs w:val="24"/>
+              </w:rPr>
+            </w:pPr>
+            <w:r>
+              <w:rPr>
+                <w:b/>
+                <w:sz w:val="24"/>
+                <w:szCs w:val="24"/>
+                <w:u w:val="single"/>
+              </w:rPr>
+              <w:t>Causa</w:t>
+            </w:r>
+          </w:p>
+          <w:p>
+            <w:pPr>
+              <w:jc w:val="both"/>
+              <w:rPr>
+                <w:sz w:val="24"/>
+                <w:szCs w:val="24"/>
+              </w:rPr>
+            </w:pPr>
+            <w:r>
+              <w:rPr>
+                <w:sz w:val="24"/>
+                <w:szCs w:val="24"/>
+              </w:rPr>
+              <w:t xml:space="preserve">Esta situación se originó debido al incumplimiento de las NBSCI por parte del Contador del municipio en el registro contable conforme al clasificador presupuestario y al Plan Único de Cuentas.</w:t>
+            </w:r>
+            <w:r>
+              <w:rPr>
+                <w:sz w:val="24"/>
+                <w:szCs w:val="24"/>
+              </w:rPr>
+              <w:t xml:space="preserve"/>
+            </w:r>
+            <w:r>
+              <w:rPr>
+                <w:sz w:val="24"/>
+                <w:szCs w:val="24"/>
+              </w:rPr>
+              <w:t/>
+            </w:r>
+            <w:r>
+              <w:rPr>
+                <w:sz w:val="24"/>
+                <w:szCs w:val="24"/>
+              </w:rPr>
+              <w:t xml:space="preserve"/>
+            </w:r>
+            <w:r>
+              <w:rPr>
+                <w:sz w:val="24"/>
+                <w:szCs w:val="24"/>
+              </w:rPr>
+              <w:t/>
+            </w:r>
+            <w:r>
+              <w:rPr>
+                <w:sz w:val="24"/>
+                <w:szCs w:val="24"/>
+              </w:rPr>
+              <w:t/>
+            </w:r>
+            <w:r>
+              <w:rPr>
+                <w:sz w:val="24"/>
+                <w:szCs w:val="24"/>
+              </w:rPr>
+              <w:t xml:space="preserve"/>
+            </w:r>
+          </w:p>
+          <w:p>
+            <w:pPr>
+              <w:jc w:val="both"/>
+              <w:rPr>
+                <w:sz w:val="24"/>
+                <w:szCs w:val="24"/>
+                <w:u w:val="single"/>
+              </w:rPr>
+            </w:pPr>
+          </w:p>
+          <w:p>
+            <w:pPr>
+              <w:jc w:val="both"/>
+              <w:rPr>
+                <w:b/>
+                <w:sz w:val="24"/>
+                <w:szCs w:val="24"/>
+                <w:u w:val="single"/>
+              </w:rPr>
+            </w:pPr>
+            <w:r>
+              <w:rPr>
+                <w:b/>
+                <w:sz w:val="24"/>
+                <w:szCs w:val="24"/>
+                <w:u w:val="single"/>
+              </w:rPr>
+              <w:t>Efecto</w:t>
+            </w:r>
+          </w:p>
+          <w:p>
+            <w:pPr>
+              <w:jc w:val="both"/>
+              <w:rPr>
+                <w:sz w:val="24"/>
+                <w:szCs w:val="24"/>
+              </w:rPr>
+            </w:pPr>
+            <w:r>
+              <w:rPr>
+                <w:sz w:val="24"/>
+                <w:szCs w:val="24"/>
+              </w:rPr>
+              <w:t xml:space="preserve">Esta situación puede originar que los saldos de los Estados Financieros se encuentren sobrevaluados.</w:t>
+            </w:r>
+            <w:r>
+              <w:rPr>
+                <w:sz w:val="24"/>
+                <w:szCs w:val="24"/>
+              </w:rPr>
+              <w:t xml:space="preserve"/>
+            </w:r>
+            <w:r>
+              <w:rPr>
+                <w:sz w:val="24"/>
+                <w:szCs w:val="24"/>
+              </w:rPr>
+              <w:t xml:space="preserve"/>
+            </w:r>
+            <w:r>
+              <w:rPr>
+                <w:sz w:val="24"/>
+                <w:szCs w:val="24"/>
+              </w:rPr>
+              <w:t/>
+            </w:r>
+            <w:r>
+              <w:rPr>
+                <w:sz w:val="24"/>
+                <w:szCs w:val="24"/>
+              </w:rPr>
+              <w:t xml:space="preserve"/>
+            </w:r>
+          </w:p>
+          <w:p>
+            <w:pPr>
+              <w:jc w:val="both"/>
+              <w:rPr>
+                <w:sz w:val="24"/>
+                <w:szCs w:val="24"/>
+              </w:rPr>
+            </w:pPr>
+          </w:p>
+          <w:p>
+            <w:pPr>
+              <w:jc w:val="both"/>
+              <w:rPr>
+                <w:b/>
+                <w:sz w:val="24"/>
+                <w:szCs w:val="24"/>
+                <w:u w:val="single"/>
+              </w:rPr>
+            </w:pPr>
+            <w:r>
+              <w:rPr>
+                <w:b/>
+                <w:sz w:val="24"/>
+                <w:szCs w:val="24"/>
+                <w:u w:val="single"/>
+              </w:rPr>
+              <w:t>Recomendación</w:t>
+            </w:r>
+          </w:p>
+          <w:p>
+            <w:pPr>
+              <w:jc w:val="both"/>
+              <w:rPr>
+                <w:sz w:val="24"/>
+                <w:szCs w:val="24"/>
+              </w:rPr>
+            </w:pPr>
+            <w:r>
+              <w:rPr>
+                <w:sz w:val="24"/>
+                <w:szCs w:val="24"/>
+              </w:rPr>
+              <w:t xml:space="preserve">Se recomienda al Alcalde Municipal instruir al Contador que todas las transacciones del municipio se registren de acuerdo a la naturaleza del gasto, en el marco del Clasificador Presupuestario y el Plan Único de Cuentas, en cumplimiento de las NBSCI.</w:t>
+            </w:r>
+            <w:r>
+              <w:rPr>
+                <w:sz w:val="24"/>
+                <w:szCs w:val="24"/>
+              </w:rPr>
+              <w:t xml:space="preserve"/>
+            </w:r>
+            <w:r>
+              <w:rPr>
+                <w:sz w:val="24"/>
+                <w:szCs w:val="24"/>
+              </w:rPr>
+              <w:t/>
+            </w:r>
+            <w:r>
+              <w:rPr>
+                <w:sz w:val="24"/>
+                <w:szCs w:val="24"/>
+              </w:rPr>
+              <w:t xml:space="preserve"/>
+            </w:r>
+            <w:r>
+              <w:rPr>
+                <w:sz w:val="24"/>
+                <w:szCs w:val="24"/>
+              </w:rPr>
+              <w:t xml:space="preserve"/>
+            </w:r>
+            <w:r>
+              <w:rPr>
+                <w:sz w:val="24"/>
+                <w:szCs w:val="24"/>
+              </w:rPr>
+              <w:t/>
+            </w:r>
+            <w:r>
+              <w:rPr>
+                <w:sz w:val="24"/>
+                <w:szCs w:val="24"/>
+              </w:rPr>
+              <w:t xml:space="preserve"/>
+            </w:r>
+            <w:r>
+              <w:rPr>
+                <w:sz w:val="24"/>
+                <w:szCs w:val="24"/>
+              </w:rPr>
+              <w:t xml:space="preserve"/>
+            </w:r>
+            <w:r>
+              <w:rPr>
+                <w:sz w:val="24"/>
+                <w:szCs w:val="24"/>
+              </w:rPr>
+              <w:t xml:space="preserve"/>
+            </w:r>
+          </w:p>
+          <w:p>
+            <w:pPr>
+              <w:jc w:val="both"/>
+              <w:rPr>
+                <w:b/>
+                <w:u w:val="single"/>
+              </w:rPr>
+            </w:pPr>
+          </w:p>
+        </w:tc>
+        <w:tc>
+          <w:tcPr>
+            <w:tcW w:w="1276" w:type="dxa"/>
+            <w:vAlign w:val="center"/>
+          </w:tcPr>
+          <w:p>
+            <w:pPr>
+              <w:jc w:val="center"/>
+              <w:rPr>
+                <w:b/>
+                <w:i/>
+              </w:rPr>
+            </w:pPr>
+            <w:r>
+              <w:rPr>
+                <w:b/>
+                <w:i/>
+                <w:color w:val="0070C0"/>
+              </w:rPr>
+              <w:lastRenderedPageBreak/>
+              <w:t xml:space="preserve">Deficiencia incluida en informe de C.I.</w:t>
+            </w:r>
+            <w:r>
+              <w:rPr>
+                <w:b/>
+                <w:i/>
+                <w:color w:val="0070C0"/>
+              </w:rPr>
+              <w:t/>
+            </w:r>
+            <w:r>
+              <w:rPr>
+                <w:b/>
+                <w:i/>
+                <w:color w:val="0070C0"/>
+              </w:rPr>
+              <w:t/>
+            </w:r>
+            <w:r>
+              <w:rPr>
+                <w:b/>
+                <w:i/>
+                <w:color w:val="0070C0"/>
+              </w:rPr>
+              <w:t/>
+            </w:r>
+            <w:r>
+              <w:rPr>
+                <w:b/>
+                <w:i/>
+                <w:color w:val="0070C0"/>
+              </w:rPr>
+              <w:t xml:space="preserve"/>
+            </w:r>
+          </w:p>
+        </w:tc>
+      </w:tr>
+      <w:tr>
+        <w:tc>
+          <w:tcPr>
+            <w:tcW w:w="709" w:type="dxa"/>
+            <w:vAlign w:val="center"/>
+          </w:tcPr>
+          <w:p>
+            <w:pPr>
+              <w:jc w:val="center"/>
+              <w:rPr>
+                <w:b/>
+              </w:rPr>
+            </w:pPr>
+            <w:r>
+              <w:rPr>
+                <w:b/>
+                <w:color w:val="FF0000"/>
+              </w:rPr>
+              <w:t xml:space="preserve">LPI 1-2</w:t>
+            </w:r>
+          </w:p>
+        </w:tc>
+        <w:tc>
+          <w:tcPr>
+            <w:tcW w:w="8647" w:type="dxa"/>
+          </w:tcPr>
+          <w:p>
+            <w:pPr>
+              <w:pStyle w:val="Prrafodelista"/>
+              <w:numPr>
+                <w:ilvl w:val="0"/>
+                <w:numId w:val="1"/>
+              </w:numPr>
+              <w:jc w:val="both"/>
+              <w:rPr>
+                <w:b/>
+                <w:sz w:val="24"/>
+                <w:szCs w:val="24"/>
+                <w:u w:val="single"/>
+              </w:rPr>
+            </w:pPr>
+            <w:r>
+              <w:rPr>
+                <w:b/>
+                <w:sz w:val="24"/>
+                <w:szCs w:val="24"/>
+                <w:u w:val="single"/>
+              </w:rPr>
+              <w:t xml:space="preserve">Gastos de acuerdo al Presupuesto Aprobado</w:t>
+            </w:r>
+            <w:r>
+              <w:rPr>
+                <w:b/>
+                <w:sz w:val="24"/>
+                <w:szCs w:val="24"/>
+                <w:u w:val="single"/>
+              </w:rPr>
+              <w:t/>
+            </w:r>
+            <w:r>
+              <w:rPr>
+                <w:b/>
+                <w:sz w:val="24"/>
+                <w:szCs w:val="24"/>
+                <w:u w:val="single"/>
+              </w:rPr>
+              <w:t xml:space="preserve"/>
+            </w:r>
+            <w:r>
+              <w:rPr>
+                <w:b/>
+                <w:sz w:val="24"/>
+                <w:szCs w:val="24"/>
+                <w:u w:val="single"/>
+              </w:rPr>
+              <w:t/>
+            </w:r>
+          </w:p>
+          <w:p>
+            <w:pPr>
+              <w:jc w:val="both"/>
+              <w:rPr>
+                <w:sz w:val="24"/>
+                <w:szCs w:val="24"/>
+                <w:u w:val="single"/>
+              </w:rPr>
+            </w:pPr>
+          </w:p>
+          <w:p>
+            <w:pPr>
+              <w:jc w:val="both"/>
+              <w:rPr>
+                <w:b/>
+                <w:sz w:val="24"/>
+                <w:szCs w:val="24"/>
+                <w:u w:val="single"/>
+              </w:rPr>
+            </w:pPr>
+            <w:r>
+              <w:rPr>
+                <w:b/>
+                <w:sz w:val="24"/>
+                <w:szCs w:val="24"/>
+                <w:u w:val="single"/>
+              </w:rPr>
+              <w:t>Condición</w:t>
+            </w:r>
+          </w:p>
+          <w:p>
+            <w:pPr>
+              <w:jc w:val="both"/>
+              <w:rPr>
+                <w:sz w:val="24"/>
+                <w:szCs w:val="24"/>
+              </w:rPr>
+            </w:pPr>
+            <w:r>
+              <w:rPr>
+                <w:sz w:val="24"/>
+                <w:szCs w:val="24"/>
+              </w:rPr>
+              <w:t xml:space="preserve">Se evidenció que en el Gobierno Autónomo Municipal Valles algunas adquisiciones se realizan sin contar con el presupuesto aprobado.</w:t>
+            </w:r>
+            <w:r>
+              <w:rPr>
+                <w:sz w:val="24"/>
+                <w:szCs w:val="24"/>
+              </w:rPr>
+              <w:t/>
+            </w:r>
+            <w:r>
+              <w:rPr>
+                <w:sz w:val="24"/>
+                <w:szCs w:val="24"/>
+              </w:rPr>
+              <w:t xml:space="preserve"/>
+            </w:r>
+            <w:r>
+              <w:rPr>
+                <w:sz w:val="24"/>
+                <w:szCs w:val="24"/>
+              </w:rPr>
+              <w:t xml:space="preserve"/>
+            </w:r>
+            <w:r>
+              <w:rPr>
+                <w:sz w:val="24"/>
+                <w:szCs w:val="24"/>
+              </w:rPr>
+              <w:t/>
+            </w:r>
+            <w:r>
+              <w:rPr>
+                <w:sz w:val="24"/>
+                <w:szCs w:val="24"/>
+              </w:rPr>
+              <w:t/>
+            </w:r>
+            <w:r>
+              <w:rPr>
+                <w:sz w:val="24"/>
+                <w:szCs w:val="24"/>
+              </w:rPr>
+              <w:t/>
+            </w:r>
+          </w:p>
+          <w:p>
+            <w:pPr>
+              <w:jc w:val="both"/>
+              <w:rPr>
+                <w:sz w:val="24"/>
+                <w:szCs w:val="24"/>
+              </w:rPr>
+            </w:pPr>
+          </w:p>
+          <w:p>
+            <w:pPr>
+              <w:jc w:val="both"/>
+              <w:rPr>
+                <w:b/>
+                <w:sz w:val="24"/>
+                <w:szCs w:val="24"/>
+                <w:u w:val="single"/>
+              </w:rPr>
+            </w:pPr>
+            <w:r>
+              <w:rPr>
+                <w:b/>
+                <w:sz w:val="24"/>
+                <w:szCs w:val="24"/>
+                <w:u w:val="single"/>
+              </w:rPr>
+              <w:t>Criterio</w:t>
+            </w:r>
+          </w:p>
+          <w:p>
+            <w:pPr>
+              <w:jc w:val="both"/>
+              <w:rPr>
+                <w:sz w:val="24"/>
+                <w:szCs w:val="24"/>
+              </w:rPr>
+            </w:pPr>
+            <w:r>
+              <w:rPr>
+                <w:sz w:val="24"/>
+                <w:szCs w:val="24"/>
+              </w:rPr>
+              <w:t xml:space="preserve">Al respecto las Normas Básicas del Sistema de Contabilidad Integrada, aprobadas mediante R.S. </w:t>
+            </w:r>
+            <w:r>
+              <w:rPr>
+                <w:sz w:val="24"/>
+                <w:szCs w:val="24"/>
+              </w:rPr>
+              <w:t>222957 de fecha 4 de marzo de 2005,</w:t>
+            </w:r>
+            <w:r>
+              <w:rPr>
+                <w:sz w:val="24"/>
+                <w:szCs w:val="24"/>
+              </w:rPr>
+              <w:t xml:space="preserve"> en su </w:t>
+            </w:r>
+            <w:r>
+              <w:rPr>
+                <w:rFonts w:ascii="Arial,Bold" w:hAnsi="Arial,Bold" w:cs="Arial,Bold"/>
+                <w:bCs/>
+                <w:sz w:val="20"/>
+                <w:szCs w:val="20"/>
+              </w:rPr>
+              <w:t>A</w:t>
+            </w:r>
+            <w:r>
+              <w:rPr>
+                <w:sz w:val="24"/>
+                <w:szCs w:val="24"/>
+              </w:rPr>
+              <w:t xml:space="preserve">rtículo 22 </w:t>
+            </w:r>
+            <w:r>
+              <w:rPr>
+                <w:b/>
+                <w:sz w:val="24"/>
+                <w:szCs w:val="24"/>
+              </w:rPr>
+              <w:t>Momentos de Registro de Gastos</w:t>
+            </w:r>
+            <w:r>
+              <w:rPr>
+                <w:b/>
+                <w:sz w:val="24"/>
+                <w:szCs w:val="24"/>
+              </w:rPr>
+              <w:t xml:space="preserve">, </w:t>
+            </w:r>
+            <w:r>
+              <w:rPr>
+                <w:sz w:val="24"/>
+                <w:szCs w:val="24"/>
+              </w:rPr>
+              <w:t>inciso a) Apropiación o Asignación</w:t>
+            </w:r>
+            <w:r>
+              <w:rPr>
+                <w:sz w:val="24"/>
+                <w:szCs w:val="24"/>
+              </w:rPr>
+              <w:t xml:space="preserve">, indica: </w:t>
+            </w:r>
+            <w:r>
+              <w:rPr>
+                <w:i/>
+                <w:sz w:val="24"/>
+                <w:szCs w:val="24"/>
+              </w:rPr>
+              <w:t>“La apropiación o asignación de gastos es el momento en el cual se registran en el sistema, los importes aprobados en el presupuesto de las entidades del sector público, para cada una de las partidas por objeto del gasto. Apertura los registros auxiliares de la ejecución presupuestaria de gastos”</w:t>
+            </w:r>
+            <w:r>
+              <w:rPr>
+                <w:sz w:val="24"/>
+                <w:szCs w:val="24"/>
               </w:rPr>
               <w:t>.</w:t>
             </w:r>
-            <w:r>
-              <w:rPr>
-                <w:b/>
-                <w:i/>
-              </w:rPr>
-              <w:t xml:space="preserve"> punto…</w:t>
+          </w:p>
+          <w:p>
+            <w:pPr>
+              <w:jc w:val="both"/>
+              <w:rPr>
+                <w:b/>
+                <w:sz w:val="24"/>
+                <w:szCs w:val="24"/>
+                <w:u w:val="single"/>
+              </w:rPr>
+            </w:pPr>
+          </w:p>
+          <w:p>
+            <w:pPr>
+              <w:jc w:val="both"/>
+              <w:rPr>
+                <w:b/>
+                <w:sz w:val="24"/>
+                <w:szCs w:val="24"/>
+              </w:rPr>
+            </w:pPr>
+            <w:r>
+              <w:rPr>
+                <w:b/>
+                <w:sz w:val="24"/>
+                <w:szCs w:val="24"/>
+                <w:u w:val="single"/>
+              </w:rPr>
+              <w:t>Causa</w:t>
+            </w:r>
+          </w:p>
+          <w:p>
+            <w:pPr>
+              <w:jc w:val="both"/>
+              <w:rPr>
+                <w:sz w:val="24"/>
+                <w:szCs w:val="24"/>
+              </w:rPr>
+            </w:pPr>
+            <w:r>
+              <w:rPr>
+                <w:sz w:val="24"/>
+                <w:szCs w:val="24"/>
+              </w:rPr>
+              <w:t xml:space="preserve">Esta situación se originó debido a la ausencia de control del Director Financiero sobre la ejecución de los gastos de acuerdo al presupuesto aprobado.</w:t>
+            </w:r>
+            <w:r>
+              <w:rPr>
+                <w:sz w:val="24"/>
+                <w:szCs w:val="24"/>
+              </w:rPr>
+              <w:t xml:space="preserve"/>
+            </w:r>
+            <w:r>
+              <w:rPr>
+                <w:sz w:val="24"/>
+                <w:szCs w:val="24"/>
+              </w:rPr>
+              <w:t/>
+            </w:r>
+          </w:p>
+          <w:p>
+            <w:pPr>
+              <w:jc w:val="both"/>
+              <w:rPr>
+                <w:sz w:val="24"/>
+                <w:szCs w:val="24"/>
+                <w:u w:val="single"/>
+              </w:rPr>
+            </w:pPr>
+          </w:p>
+          <w:p>
+            <w:pPr>
+              <w:jc w:val="both"/>
+              <w:rPr>
+                <w:b/>
+                <w:sz w:val="24"/>
+                <w:szCs w:val="24"/>
+                <w:u w:val="single"/>
+              </w:rPr>
+            </w:pPr>
+            <w:r>
+              <w:rPr>
+                <w:b/>
+                <w:sz w:val="24"/>
+                <w:szCs w:val="24"/>
+                <w:u w:val="single"/>
+              </w:rPr>
+              <w:t>Efecto</w:t>
+            </w:r>
+          </w:p>
+          <w:p>
+            <w:pPr>
+              <w:jc w:val="both"/>
+              <w:rPr>
+                <w:sz w:val="24"/>
+                <w:szCs w:val="24"/>
+              </w:rPr>
+            </w:pPr>
+            <w:r>
+              <w:rPr>
+                <w:sz w:val="24"/>
+                <w:szCs w:val="24"/>
+              </w:rPr>
+              <w:t xml:space="preserve">Esta situación puede originar que los gastos realizados sin considerar el presupuesto aprobado afecten a otras partidas presupuestarias aprobadas para las actividades del municipio.</w:t>
+            </w:r>
+            <w:r>
+              <w:rPr>
+                <w:sz w:val="24"/>
+                <w:szCs w:val="24"/>
+              </w:rPr>
+              <w:t xml:space="preserve"/>
+            </w:r>
+            <w:r>
+              <w:rPr>
+                <w:sz w:val="24"/>
+                <w:szCs w:val="24"/>
+              </w:rPr>
+              <w:t/>
+            </w:r>
+            <w:r>
+              <w:rPr>
+                <w:sz w:val="24"/>
+                <w:szCs w:val="24"/>
+              </w:rPr>
+              <w:t xml:space="preserve"/>
+            </w:r>
+            <w:r>
+              <w:rPr>
+                <w:sz w:val="24"/>
+                <w:szCs w:val="24"/>
+              </w:rPr>
+              <w:t xml:space="preserve"/>
+            </w:r>
+          </w:p>
+          <w:p>
+            <w:pPr>
+              <w:jc w:val="both"/>
+              <w:rPr>
+                <w:sz w:val="24"/>
+                <w:szCs w:val="24"/>
+              </w:rPr>
+            </w:pPr>
+          </w:p>
+          <w:p>
+            <w:pPr>
+              <w:jc w:val="both"/>
+              <w:rPr>
+                <w:b/>
+                <w:sz w:val="24"/>
+                <w:szCs w:val="24"/>
+                <w:u w:val="single"/>
+              </w:rPr>
+            </w:pPr>
+            <w:r>
+              <w:rPr>
+                <w:b/>
+                <w:sz w:val="24"/>
+                <w:szCs w:val="24"/>
+                <w:u w:val="single"/>
+              </w:rPr>
+              <w:t>Recomendación</w:t>
+            </w:r>
+          </w:p>
+          <w:p>
+            <w:pPr>
+              <w:jc w:val="both"/>
+              <w:rPr>
+                <w:sz w:val="24"/>
+                <w:szCs w:val="24"/>
+              </w:rPr>
+            </w:pPr>
+            <w:r>
+              <w:rPr>
+                <w:sz w:val="24"/>
+                <w:szCs w:val="24"/>
+              </w:rPr>
+              <w:t xml:space="preserve">Se recomienda al Alcalde Municipal instruir al Contador que todos los registros contables de las transacciones del municipio se efectúen de acuerdo al presupuesto aprobado, en cumplimiento de las NBSCI.</w:t>
+            </w:r>
+            <w:r>
+              <w:rPr>
+                <w:sz w:val="24"/>
+                <w:szCs w:val="24"/>
+              </w:rPr>
+              <w:t xml:space="preserve"/>
+            </w:r>
+          </w:p>
+          <w:p>
+            <w:pPr>
+              <w:jc w:val="both"/>
+              <w:rPr>
+                <w:b/>
+                <w:u w:val="single"/>
+              </w:rPr>
+            </w:pPr>
+          </w:p>
+        </w:tc>
+        <w:tc>
+          <w:tcPr>
+            <w:tcW w:w="1276" w:type="dxa"/>
+            <w:vAlign w:val="center"/>
+          </w:tcPr>
+          <w:p>
+            <w:pPr>
+              <w:jc w:val="center"/>
+              <w:rPr>
+                <w:b/>
+                <w:i/>
+              </w:rPr>
+            </w:pPr>
+            <w:r>
+              <w:rPr>
+                <w:b/>
+                <w:i/>
+                <w:color w:val="0070C0"/>
+              </w:rPr>
+              <w:lastRenderedPageBreak/>
+              <w:t xml:space="preserve">Deficiencia incluida en informe de C.I.</w:t>
+            </w:r>
+            <w:r>
+              <w:rPr>
+                <w:b/>
+                <w:i/>
+                <w:color w:val="0070C0"/>
+              </w:rPr>
+              <w:t/>
+            </w:r>
+            <w:r>
+              <w:rPr>
+                <w:b/>
+                <w:i/>
+                <w:color w:val="0070C0"/>
+              </w:rPr>
+              <w:t/>
+            </w:r>
+            <w:r>
+              <w:rPr>
+                <w:b/>
+                <w:i/>
+                <w:color w:val="0070C0"/>
+              </w:rPr>
+              <w:t/>
+            </w:r>
+            <w:r>
+              <w:rPr>
+                <w:b/>
+                <w:i/>
+                <w:color w:val="0070C0"/>
+              </w:rPr>
+              <w:t xml:space="preserve"/>
+            </w:r>
+          </w:p>
+        </w:tc>
+      </w:tr>
+      <w:tr>
+        <w:tc>
+          <w:tcPr>
+            <w:tcW w:w="709" w:type="dxa"/>
+            <w:vAlign w:val="center"/>
+          </w:tcPr>
+          <w:p>
+            <w:pPr>
+              <w:jc w:val="center"/>
+              <w:rPr>
+                <w:b/>
+              </w:rPr>
+            </w:pPr>
+            <w:r>
+              <w:rPr>
+                <w:b/>
+                <w:color w:val="FF0000"/>
+              </w:rPr>
+              <w:t xml:space="preserve">LPI 1-2</w:t>
+            </w:r>
+          </w:p>
+        </w:tc>
+        <w:tc>
+          <w:tcPr>
+            <w:tcW w:w="8647" w:type="dxa"/>
+          </w:tcPr>
+          <w:p>
+            <w:pPr>
+              <w:pStyle w:val="Prrafodelista"/>
+              <w:numPr>
+                <w:ilvl w:val="0"/>
+                <w:numId w:val="1"/>
+              </w:numPr>
+              <w:jc w:val="both"/>
+              <w:rPr>
+                <w:b/>
+                <w:sz w:val="24"/>
+                <w:szCs w:val="24"/>
+                <w:u w:val="single"/>
+              </w:rPr>
+            </w:pPr>
+            <w:r>
+              <w:rPr>
+                <w:b/>
+                <w:sz w:val="24"/>
+                <w:szCs w:val="24"/>
+                <w:u w:val="single"/>
+              </w:rPr>
+              <w:t xml:space="preserve">Información Financiera Diaria y Semanal</w:t>
+            </w:r>
+            <w:r>
+              <w:rPr>
+                <w:b/>
+                <w:sz w:val="24"/>
+                <w:szCs w:val="24"/>
+                <w:u w:val="single"/>
+              </w:rPr>
+              <w:t xml:space="preserve"/>
+            </w:r>
+          </w:p>
+          <w:p>
+            <w:pPr>
+              <w:jc w:val="both"/>
+              <w:rPr>
+                <w:sz w:val="24"/>
+                <w:szCs w:val="24"/>
+                <w:u w:val="single"/>
+              </w:rPr>
+            </w:pPr>
+          </w:p>
+          <w:p>
+            <w:pPr>
+              <w:jc w:val="both"/>
+              <w:rPr>
+                <w:b/>
+                <w:sz w:val="24"/>
+                <w:szCs w:val="24"/>
+                <w:u w:val="single"/>
+              </w:rPr>
+            </w:pPr>
+            <w:r>
+              <w:rPr>
+                <w:b/>
+                <w:sz w:val="24"/>
+                <w:szCs w:val="24"/>
+                <w:u w:val="single"/>
+              </w:rPr>
+              <w:t>Condición</w:t>
+            </w:r>
+          </w:p>
+          <w:p>
+            <w:pPr>
+              <w:jc w:val="both"/>
+              <w:rPr>
+                <w:sz w:val="24"/>
+                <w:szCs w:val="24"/>
+              </w:rPr>
+            </w:pPr>
+            <w:r>
+              <w:rPr>
+                <w:sz w:val="24"/>
+                <w:szCs w:val="24"/>
+              </w:rPr>
+              <w:t xml:space="preserve">Se evidenció, durante la auditoría, que el Gobierno Autónomo Municipal Valles no dispone de información financiera de sus operaciones en forma diaria y/o semanal.</w:t>
+            </w:r>
+            <w:r>
+              <w:rPr>
+                <w:sz w:val="24"/>
+                <w:szCs w:val="24"/>
+              </w:rPr>
+              <w:t/>
+            </w:r>
+            <w:r>
+              <w:rPr>
+                <w:sz w:val="24"/>
+                <w:szCs w:val="24"/>
+              </w:rPr>
+              <w:t xml:space="preserve"/>
+            </w:r>
+            <w:r>
+              <w:rPr>
+                <w:sz w:val="24"/>
+                <w:szCs w:val="24"/>
+              </w:rPr>
+              <w:t xml:space="preserve"/>
+            </w:r>
+            <w:r>
+              <w:rPr>
+                <w:sz w:val="24"/>
+                <w:szCs w:val="24"/>
+              </w:rPr>
+              <w:t xml:space="preserve"/>
+            </w:r>
+            <w:r>
+              <w:rPr>
+                <w:sz w:val="24"/>
+                <w:szCs w:val="24"/>
+              </w:rPr>
+              <w:t xml:space="preserve"/>
+            </w:r>
+            <w:r>
+              <w:rPr>
+                <w:sz w:val="24"/>
+                <w:szCs w:val="24"/>
+              </w:rPr>
+              <w:t/>
+            </w:r>
+          </w:p>
+          <w:p>
+            <w:pPr>
+              <w:jc w:val="both"/>
+              <w:rPr>
+                <w:sz w:val="24"/>
+                <w:szCs w:val="24"/>
+              </w:rPr>
+            </w:pPr>
+          </w:p>
+          <w:p>
+            <w:pPr>
+              <w:autoSpaceDE w:val="0"/>
+              <w:autoSpaceDN w:val="0"/>
+              <w:adjustRightInd w:val="0"/>
+              <w:jc w:val="both"/>
+              <w:rPr>
+                <w:b/>
+                <w:sz w:val="24"/>
+                <w:szCs w:val="24"/>
+                <w:u w:val="single"/>
+              </w:rPr>
+            </w:pPr>
+            <w:r>
+              <w:rPr>
+                <w:b/>
+                <w:sz w:val="24"/>
+                <w:szCs w:val="24"/>
+                <w:u w:val="single"/>
+              </w:rPr>
+              <w:t>Criterio</w:t>
+            </w:r>
+          </w:p>
+          <w:p>
+            <w:pPr>
+              <w:autoSpaceDE w:val="0"/>
+              <w:autoSpaceDN w:val="0"/>
+              <w:adjustRightInd w:val="0"/>
+              <w:jc w:val="both"/>
+              <w:rPr>
+                <w:sz w:val="24"/>
+                <w:szCs w:val="24"/>
+              </w:rPr>
+            </w:pPr>
+            <w:r>
+              <w:rPr>
+                <w:sz w:val="24"/>
+                <w:szCs w:val="24"/>
+              </w:rPr>
+              <w:t xml:space="preserve">La Guía de los Principios, Normas Generales y Básicas de Control Interno Gubernamental aprobada mediante Resolución CGR-1-173/2002, en el punto </w:t>
+            </w:r>
+            <w:r>
+              <w:rPr>
+                <w:rFonts w:cs="Times New Roman"/>
+                <w:b/>
+                <w:bCs/>
+                <w:iCs/>
+                <w:sz w:val="24"/>
+                <w:szCs w:val="24"/>
+                <w:lang w:val="es-BO"/>
+              </w:rPr>
+              <w:t>4.1.1. Rol del sistema de información en el proceso de control interno</w:t>
+            </w:r>
+            <w:r>
+              <w:rPr>
+                <w:sz w:val="24"/>
+                <w:szCs w:val="24"/>
+              </w:rPr>
+              <w:t xml:space="preserve">, señala: </w:t>
+            </w:r>
+            <w:r>
+              <w:rPr>
+                <w:sz w:val="24"/>
+                <w:szCs w:val="24"/>
+              </w:rPr>
+              <w:t>“</w:t>
+            </w:r>
+            <w:r>
+              <w:rPr>
+                <w:sz w:val="24"/>
+                <w:szCs w:val="24"/>
+              </w:rPr>
+              <w:t>La entidad debe implantar un sistema de información que genere los reportes correspondientes para la satisfacción de las necesidades de información operacional, financiera y de cumplimiento haciendo posible su conducción y control</w:t>
+            </w:r>
+            <w:r>
+              <w:rPr>
+                <w:sz w:val="24"/>
+                <w:szCs w:val="24"/>
+              </w:rPr>
+              <w:t>”</w:t>
+            </w:r>
+            <w:r>
+              <w:rPr>
+                <w:sz w:val="24"/>
+                <w:szCs w:val="24"/>
+              </w:rPr>
+              <w:t>.</w:t>
+            </w:r>
+          </w:p>
+          <w:p>
+            <w:pPr>
+              <w:jc w:val="both"/>
+              <w:rPr>
+                <w:b/>
+                <w:sz w:val="24"/>
+                <w:szCs w:val="24"/>
+              </w:rPr>
+            </w:pPr>
+            <w:r>
+              <w:rPr>
+                <w:b/>
+                <w:sz w:val="24"/>
+                <w:szCs w:val="24"/>
+                <w:u w:val="single"/>
+              </w:rPr>
+              <w:t>Causa</w:t>
+            </w:r>
+          </w:p>
+          <w:p>
+            <w:pPr>
+              <w:jc w:val="both"/>
+              <w:rPr>
+                <w:sz w:val="24"/>
+                <w:szCs w:val="24"/>
+              </w:rPr>
+            </w:pPr>
+            <w:r>
+              <w:rPr>
+                <w:sz w:val="24"/>
+                <w:szCs w:val="24"/>
+              </w:rPr>
+              <w:t xml:space="preserve">Esta situación se originó debido a la ausencia de control del Contador sobre la información financiera.</w:t>
+            </w:r>
+            <w:r>
+              <w:rPr>
+                <w:sz w:val="24"/>
+                <w:szCs w:val="24"/>
+              </w:rPr>
+              <w:t xml:space="preserve"/>
+            </w:r>
+            <w:r>
+              <w:rPr>
+                <w:sz w:val="24"/>
+                <w:szCs w:val="24"/>
+              </w:rPr>
+              <w:t/>
+            </w:r>
+            <w:r>
+              <w:rPr>
+                <w:sz w:val="24"/>
+                <w:szCs w:val="24"/>
+              </w:rPr>
+              <w:t/>
+            </w:r>
+          </w:p>
+          <w:p>
+            <w:pPr>
+              <w:jc w:val="both"/>
+              <w:rPr>
+                <w:b/>
+                <w:sz w:val="24"/>
+                <w:szCs w:val="24"/>
+                <w:u w:val="single"/>
+              </w:rPr>
+            </w:pPr>
+          </w:p>
+          <w:p>
+            <w:pPr>
+              <w:jc w:val="both"/>
+              <w:rPr>
+                <w:b/>
+                <w:sz w:val="24"/>
+                <w:szCs w:val="24"/>
+                <w:u w:val="single"/>
+              </w:rPr>
+            </w:pPr>
+            <w:r>
+              <w:rPr>
+                <w:b/>
+                <w:sz w:val="24"/>
+                <w:szCs w:val="24"/>
+                <w:u w:val="single"/>
+              </w:rPr>
+              <w:t>Efecto</w:t>
+            </w:r>
+          </w:p>
+          <w:p>
+            <w:pPr>
+              <w:jc w:val="both"/>
+              <w:rPr>
+                <w:sz w:val="24"/>
+                <w:szCs w:val="24"/>
+              </w:rPr>
+            </w:pPr>
+            <w:r>
+              <w:rPr>
+                <w:sz w:val="24"/>
+                <w:szCs w:val="24"/>
+              </w:rPr>
+              <w:t xml:space="preserve">Esta situación puede originar que no se cuente con información confiable de forma diaria y/o semanal.</w:t>
+            </w:r>
+            <w:r>
+              <w:rPr>
+                <w:sz w:val="24"/>
+                <w:szCs w:val="24"/>
+              </w:rPr>
+              <w:t xml:space="preserve"/>
+            </w:r>
+            <w:r>
+              <w:rPr>
+                <w:sz w:val="24"/>
+                <w:szCs w:val="24"/>
+              </w:rPr>
+              <w:t xml:space="preserve"/>
+            </w:r>
+            <w:r>
+              <w:rPr>
+                <w:sz w:val="24"/>
+                <w:szCs w:val="24"/>
+              </w:rPr>
+              <w:t xml:space="preserve"/>
+            </w:r>
+          </w:p>
+          <w:p>
+            <w:pPr>
+              <w:jc w:val="both"/>
+              <w:rPr>
+                <w:sz w:val="24"/>
+                <w:szCs w:val="24"/>
+              </w:rPr>
+            </w:pPr>
+          </w:p>
+          <w:p>
+            <w:pPr>
+              <w:jc w:val="both"/>
+              <w:rPr>
+                <w:b/>
+                <w:sz w:val="24"/>
+                <w:szCs w:val="24"/>
+                <w:u w:val="single"/>
+              </w:rPr>
+            </w:pPr>
+            <w:r>
+              <w:rPr>
+                <w:b/>
+                <w:sz w:val="24"/>
+                <w:szCs w:val="24"/>
+                <w:u w:val="single"/>
+              </w:rPr>
+              <w:t>Recomendación</w:t>
+            </w:r>
+          </w:p>
+          <w:p>
+            <w:pPr>
+              <w:jc w:val="both"/>
+              <w:rPr>
+                <w:sz w:val="24"/>
+                <w:szCs w:val="24"/>
+              </w:rPr>
+            </w:pPr>
+            <w:r>
+              <w:rPr>
+                <w:sz w:val="24"/>
+                <w:szCs w:val="24"/>
+              </w:rPr>
+              <w:t xml:space="preserve">Se recomienda al Alcalde Municipal instruir al Contador del municipio que, mediante las acciones correspondientes, se asegure que la información financiera de las operaciones de la entidad se encuentre disponible a cualquier fecha, en forma diaria y semanal.</w:t>
+            </w:r>
+            <w:r>
+              <w:rPr>
+                <w:sz w:val="24"/>
+                <w:szCs w:val="24"/>
+              </w:rPr>
+              <w:t/>
+            </w:r>
+            <w:r>
+              <w:rPr>
+                <w:sz w:val="24"/>
+                <w:szCs w:val="24"/>
+              </w:rPr>
+              <w:t xml:space="preserve"/>
+            </w:r>
+            <w:r>
+              <w:rPr>
+                <w:sz w:val="24"/>
+                <w:szCs w:val="24"/>
+              </w:rPr>
+              <w:t xml:space="preserve"/>
+            </w:r>
+            <w:r>
+              <w:rPr>
+                <w:sz w:val="24"/>
+                <w:szCs w:val="24"/>
+              </w:rPr>
+              <w:t/>
+            </w:r>
+            <w:r>
+              <w:rPr>
+                <w:sz w:val="24"/>
+                <w:szCs w:val="24"/>
+              </w:rPr>
+              <w:t xml:space="preserve"/>
+            </w:r>
+          </w:p>
+          <w:p>
+            <w:pPr>
+              <w:jc w:val="both"/>
+              <w:rPr>
+                <w:sz w:val="24"/>
+                <w:szCs w:val="24"/>
+              </w:rPr>
+            </w:pPr>
+            <w:r>
+              <w:rPr>
+                <w:sz w:val="24"/>
+                <w:szCs w:val="24"/>
+              </w:rPr>
+              <w:t xml:space="preserve"> </w:t>
+            </w:r>
+          </w:p>
+        </w:tc>
+        <w:tc>
+          <w:tcPr>
+            <w:tcW w:w="1276" w:type="dxa"/>
+            <w:vAlign w:val="center"/>
+          </w:tcPr>
+          <w:p>
+            <w:pPr>
+              <w:jc w:val="center"/>
+              <w:rPr>
+                <w:b/>
+                <w:i/>
+              </w:rPr>
+            </w:pPr>
+            <w:r>
+              <w:rPr>
+                <w:b/>
+                <w:i/>
+                <w:color w:val="0070C0"/>
+              </w:rPr>
+              <w:lastRenderedPageBreak/>
+              <w:t xml:space="preserve">Deficiencia incluida en informe de C.I.</w:t>
+            </w:r>
+            <w:r>
+              <w:rPr>
+                <w:b/>
+                <w:i/>
+                <w:color w:val="0070C0"/>
+              </w:rPr>
+              <w:t/>
+            </w:r>
+            <w:r>
+              <w:rPr>
+                <w:b/>
+                <w:i/>
+                <w:color w:val="0070C0"/>
+              </w:rPr>
+              <w:t/>
+            </w:r>
+            <w:r>
+              <w:rPr>
+                <w:b/>
+                <w:i/>
+                <w:color w:val="0070C0"/>
+              </w:rPr>
+              <w:t/>
+            </w:r>
+            <w:r>
+              <w:rPr>
+                <w:b/>
+                <w:i/>
+                <w:color w:val="0070C0"/>
+              </w:rPr>
+              <w:t xml:space="preserve"/>
+            </w:r>
+          </w:p>
+        </w:tc>
+      </w:tr>
+      <w:tr>
+        <w:tc>
+          <w:tcPr>
+            <w:tcW w:w="709" w:type="dxa"/>
+            <w:vAlign w:val="center"/>
+          </w:tcPr>
+          <w:p>
+            <w:pPr>
+              <w:jc w:val="center"/>
+              <w:rPr>
+                <w:b/>
+              </w:rPr>
+            </w:pPr>
+            <w:r>
+              <w:rPr>
+                <w:b/>
+                <w:color w:val="FF0000"/>
+              </w:rPr>
+              <w:t xml:space="preserve">LPI 1-2</w:t>
+            </w:r>
+          </w:p>
+        </w:tc>
+        <w:tc>
+          <w:tcPr>
+            <w:tcW w:w="8647" w:type="dxa"/>
+          </w:tcPr>
+          <w:p>
+            <w:pPr>
+              <w:pStyle w:val="Prrafodelista"/>
+              <w:numPr>
+                <w:ilvl w:val="0"/>
+                <w:numId w:val="1"/>
+              </w:numPr>
+              <w:jc w:val="both"/>
+              <w:rPr>
+                <w:b/>
+                <w:sz w:val="24"/>
+                <w:szCs w:val="24"/>
+                <w:u w:val="single"/>
+              </w:rPr>
+            </w:pPr>
+            <w:r>
+              <w:rPr>
+                <w:b/>
+                <w:sz w:val="24"/>
+                <w:szCs w:val="24"/>
+                <w:u w:val="single"/>
+              </w:rPr>
+              <w:t xml:space="preserve">Información Financiera para la toma de decisiones</w:t>
+            </w:r>
+            <w:r>
+              <w:rPr>
+                <w:b/>
+                <w:sz w:val="24"/>
+                <w:szCs w:val="24"/>
+                <w:u w:val="single"/>
+              </w:rPr>
+              <w:t/>
+            </w:r>
+          </w:p>
+          <w:p>
+            <w:pPr>
+              <w:jc w:val="both"/>
+              <w:rPr>
+                <w:sz w:val="24"/>
+                <w:szCs w:val="24"/>
+                <w:u w:val="single"/>
+              </w:rPr>
+            </w:pPr>
+          </w:p>
+          <w:p>
+            <w:pPr>
+              <w:jc w:val="both"/>
+              <w:rPr>
+                <w:b/>
+                <w:sz w:val="24"/>
+                <w:szCs w:val="24"/>
+                <w:u w:val="single"/>
+              </w:rPr>
+            </w:pPr>
+            <w:r>
+              <w:rPr>
+                <w:b/>
+                <w:sz w:val="24"/>
+                <w:szCs w:val="24"/>
+                <w:u w:val="single"/>
+              </w:rPr>
+              <w:t>Condición</w:t>
+            </w:r>
+          </w:p>
+          <w:p>
+            <w:pPr>
+              <w:jc w:val="both"/>
+              <w:rPr>
+                <w:sz w:val="24"/>
+                <w:szCs w:val="24"/>
+              </w:rPr>
+            </w:pPr>
+            <w:r>
+              <w:rPr>
+                <w:sz w:val="24"/>
+                <w:szCs w:val="24"/>
+              </w:rPr>
+              <w:t xml:space="preserve">Se evidenció, durante la auditoría, que los ejecutivos del Gobierno Autónomo Municipal Valles no exigen la información financiera para la toma de decisiones.</w:t>
+            </w:r>
+            <w:r>
+              <w:rPr>
+                <w:sz w:val="24"/>
+                <w:szCs w:val="24"/>
+              </w:rPr>
+              <w:t/>
+            </w:r>
+            <w:r>
+              <w:rPr>
+                <w:sz w:val="24"/>
+                <w:szCs w:val="24"/>
+              </w:rPr>
+              <w:t xml:space="preserve"/>
+            </w:r>
+            <w:r>
+              <w:rPr>
+                <w:sz w:val="24"/>
+                <w:szCs w:val="24"/>
+              </w:rPr>
+              <w:t xml:space="preserve"/>
+            </w:r>
+            <w:r>
+              <w:rPr>
+                <w:sz w:val="24"/>
+                <w:szCs w:val="24"/>
+              </w:rPr>
+              <w:lastRenderedPageBreak/>
+              <w:t/>
+            </w:r>
+            <w:r>
+              <w:rPr>
+                <w:sz w:val="24"/>
+                <w:szCs w:val="24"/>
+              </w:rPr>
+              <w:t xml:space="preserve"/>
+            </w:r>
+            <w:r>
+              <w:rPr>
+                <w:sz w:val="24"/>
+                <w:szCs w:val="24"/>
+              </w:rPr>
+              <w:t/>
+            </w:r>
+          </w:p>
+          <w:p>
+            <w:pPr>
+              <w:jc w:val="both"/>
+              <w:rPr>
+                <w:sz w:val="24"/>
+                <w:szCs w:val="24"/>
+              </w:rPr>
+            </w:pPr>
+          </w:p>
+          <w:p>
+            <w:pPr>
+              <w:autoSpaceDE w:val="0"/>
+              <w:autoSpaceDN w:val="0"/>
+              <w:adjustRightInd w:val="0"/>
+              <w:jc w:val="both"/>
+              <w:rPr>
+                <w:b/>
+                <w:sz w:val="24"/>
+                <w:szCs w:val="24"/>
+                <w:u w:val="single"/>
+              </w:rPr>
+            </w:pPr>
+            <w:r>
+              <w:rPr>
+                <w:b/>
+                <w:sz w:val="24"/>
+                <w:szCs w:val="24"/>
+                <w:u w:val="single"/>
+              </w:rPr>
+              <w:t>Criterio</w:t>
+            </w:r>
+          </w:p>
+          <w:p>
+            <w:pPr>
+              <w:autoSpaceDE w:val="0"/>
+              <w:autoSpaceDN w:val="0"/>
+              <w:adjustRightInd w:val="0"/>
+              <w:jc w:val="both"/>
+              <w:rPr>
+                <w:sz w:val="24"/>
+                <w:szCs w:val="24"/>
+              </w:rPr>
+            </w:pPr>
+            <w:r>
+              <w:rPr>
+                <w:sz w:val="24"/>
+                <w:szCs w:val="24"/>
+              </w:rPr>
+              <w:t xml:space="preserve">La Guía de los Principios, Normas Generales y Básicas de Control Interno Gubernamental aprobada mediante Resolución CGR-1-173/2002, en el punto </w:t>
+            </w:r>
+            <w:r>
+              <w:rPr>
+                <w:rFonts w:cs="Times New Roman"/>
+                <w:b/>
+                <w:bCs/>
+                <w:iCs/>
+                <w:sz w:val="24"/>
+                <w:szCs w:val="24"/>
+                <w:lang w:val="es-BO"/>
+              </w:rPr>
+              <w:t>4.1.1. Rol del sistema de información en el proceso de control interno</w:t>
+            </w:r>
+            <w:r>
+              <w:rPr>
+                <w:sz w:val="24"/>
+                <w:szCs w:val="24"/>
+              </w:rPr>
+              <w:t xml:space="preserve">, señala: </w:t>
+            </w:r>
+            <w:r>
+              <w:rPr>
+                <w:sz w:val="24"/>
+                <w:szCs w:val="24"/>
+              </w:rPr>
+              <w:t>“</w:t>
+            </w:r>
+            <w:r>
+              <w:rPr>
+                <w:sz w:val="24"/>
+                <w:szCs w:val="24"/>
+              </w:rPr>
+              <w:t>La información es indispensable para desarrollar las actividades de control y</w:t>
+            </w:r>
+            <w:r>
+              <w:rPr>
+                <w:sz w:val="24"/>
+                <w:szCs w:val="24"/>
+              </w:rPr>
+              <w:t xml:space="preserve"> </w:t>
+            </w:r>
+            <w:r>
+              <w:rPr>
+                <w:sz w:val="24"/>
+                <w:szCs w:val="24"/>
+              </w:rPr>
+              <w:t>poder evaluar el resultado de las operaciones. Asimismo, es la herramienta</w:t>
+            </w:r>
+            <w:r>
+              <w:rPr>
+                <w:sz w:val="24"/>
+                <w:szCs w:val="24"/>
+              </w:rPr>
+              <w:t xml:space="preserve"> </w:t>
+            </w:r>
+            <w:r>
+              <w:rPr>
+                <w:sz w:val="24"/>
+                <w:szCs w:val="24"/>
+              </w:rPr>
+              <w:t>principal para la toma de decisiones en el proceso de gestión respecto a la</w:t>
+            </w:r>
+            <w:r>
+              <w:rPr>
+                <w:sz w:val="24"/>
+                <w:szCs w:val="24"/>
+              </w:rPr>
+              <w:t xml:space="preserve"> </w:t>
+            </w:r>
+            <w:r>
+              <w:rPr>
+                <w:sz w:val="24"/>
+                <w:szCs w:val="24"/>
+              </w:rPr>
+              <w:t>obtención, uso y aplicación de los recursos. Para todo ello, es necesario que la</w:t>
+            </w:r>
+            <w:r>
+              <w:rPr>
+                <w:sz w:val="24"/>
+                <w:szCs w:val="24"/>
+              </w:rPr>
+              <w:t xml:space="preserve"> </w:t>
+            </w:r>
+            <w:r>
+              <w:rPr>
+                <w:sz w:val="24"/>
+                <w:szCs w:val="24"/>
+              </w:rPr>
+              <w:t>información presente niveles adecuados de calidad en cuanto a su confiabilidad,</w:t>
+            </w:r>
+            <w:r>
+              <w:rPr>
+                <w:sz w:val="24"/>
+                <w:szCs w:val="24"/>
+              </w:rPr>
+              <w:t xml:space="preserve"> </w:t>
+            </w:r>
+            <w:r>
+              <w:rPr>
+                <w:sz w:val="24"/>
+                <w:szCs w:val="24"/>
+              </w:rPr>
+              <w:t>relevancia y oportunidad</w:t>
+            </w:r>
+            <w:r>
+              <w:rPr>
+                <w:sz w:val="24"/>
+                <w:szCs w:val="24"/>
+              </w:rPr>
+              <w:t>”</w:t>
+            </w:r>
+            <w:r>
+              <w:rPr>
+                <w:sz w:val="24"/>
+                <w:szCs w:val="24"/>
+              </w:rPr>
+              <w:t>.</w:t>
+            </w:r>
+          </w:p>
+          <w:p>
+            <w:pPr>
+              <w:jc w:val="both"/>
+              <w:rPr>
+                <w:b/>
+                <w:sz w:val="24"/>
+                <w:szCs w:val="24"/>
+                <w:u w:val="single"/>
+              </w:rPr>
+            </w:pPr>
+          </w:p>
+          <w:p>
+            <w:pPr>
+              <w:jc w:val="both"/>
+              <w:rPr>
+                <w:b/>
+                <w:sz w:val="24"/>
+                <w:szCs w:val="24"/>
+              </w:rPr>
+            </w:pPr>
+            <w:r>
+              <w:rPr>
+                <w:b/>
+                <w:sz w:val="24"/>
+                <w:szCs w:val="24"/>
+                <w:u w:val="single"/>
+              </w:rPr>
+              <w:t>Causa</w:t>
+            </w:r>
+          </w:p>
+          <w:p>
+            <w:pPr>
+              <w:jc w:val="both"/>
+              <w:rPr>
+                <w:sz w:val="24"/>
+                <w:szCs w:val="24"/>
+              </w:rPr>
+            </w:pPr>
+            <w:r>
+              <w:rPr>
+                <w:sz w:val="24"/>
+                <w:szCs w:val="24"/>
+              </w:rPr>
+              <w:t xml:space="preserve">Esta situación se originó debido a la falta de control de parte de los ejecutivos de la entidad sobre la información financiera.</w:t>
+            </w:r>
+            <w:r>
+              <w:rPr>
+                <w:sz w:val="24"/>
+                <w:szCs w:val="24"/>
+              </w:rPr>
+              <w:t xml:space="preserve"/>
+            </w:r>
+            <w:r>
+              <w:rPr>
+                <w:sz w:val="24"/>
+                <w:szCs w:val="24"/>
+              </w:rPr>
+              <w:t xml:space="preserve"/>
+            </w:r>
+            <w:r>
+              <w:rPr>
+                <w:sz w:val="24"/>
+                <w:szCs w:val="24"/>
+              </w:rPr>
+              <w:t xml:space="preserve"/>
+            </w:r>
+            <w:r>
+              <w:rPr>
+                <w:sz w:val="24"/>
+                <w:szCs w:val="24"/>
+              </w:rPr>
+              <w:t/>
+            </w:r>
+          </w:p>
+          <w:p>
+            <w:pPr>
+              <w:jc w:val="both"/>
+              <w:rPr>
+                <w:b/>
+                <w:sz w:val="24"/>
+                <w:szCs w:val="24"/>
+                <w:u w:val="single"/>
+              </w:rPr>
+            </w:pPr>
+          </w:p>
+          <w:p>
+            <w:pPr>
+              <w:jc w:val="both"/>
+              <w:rPr>
+                <w:b/>
+                <w:sz w:val="24"/>
+                <w:szCs w:val="24"/>
+                <w:u w:val="single"/>
+              </w:rPr>
+            </w:pPr>
+            <w:r>
+              <w:rPr>
+                <w:b/>
+                <w:sz w:val="24"/>
+                <w:szCs w:val="24"/>
+                <w:u w:val="single"/>
+              </w:rPr>
+              <w:t>Efecto</w:t>
+            </w:r>
+          </w:p>
+          <w:p>
+            <w:pPr>
+              <w:jc w:val="both"/>
+              <w:rPr>
+                <w:sz w:val="24"/>
+                <w:szCs w:val="24"/>
+              </w:rPr>
+            </w:pPr>
+            <w:r>
+              <w:rPr>
+                <w:sz w:val="24"/>
+                <w:szCs w:val="24"/>
+              </w:rPr>
+              <w:t xml:space="preserve">Esta situación puede originar que la toma de decisiones no sea oportuna ni confiable.</w:t>
+            </w:r>
+            <w:r>
+              <w:rPr>
+                <w:sz w:val="24"/>
+                <w:szCs w:val="24"/>
+              </w:rPr>
+              <w:t/>
+            </w:r>
+            <w:r>
+              <w:rPr>
+                <w:sz w:val="24"/>
+                <w:szCs w:val="24"/>
+              </w:rPr>
+              <w:t xml:space="preserve"/>
+            </w:r>
+          </w:p>
+          <w:p>
+            <w:pPr>
+              <w:jc w:val="both"/>
+              <w:rPr>
+                <w:sz w:val="24"/>
+                <w:szCs w:val="24"/>
+              </w:rPr>
+            </w:pPr>
+          </w:p>
+          <w:p>
+            <w:pPr>
+              <w:jc w:val="both"/>
+              <w:rPr>
+                <w:b/>
+                <w:sz w:val="24"/>
+                <w:szCs w:val="24"/>
+                <w:u w:val="single"/>
+              </w:rPr>
+            </w:pPr>
+            <w:r>
+              <w:rPr>
+                <w:b/>
+                <w:sz w:val="24"/>
+                <w:szCs w:val="24"/>
+                <w:u w:val="single"/>
+              </w:rPr>
+              <w:t>Recomendación</w:t>
+            </w:r>
+          </w:p>
+          <w:p>
+            <w:pPr>
+              <w:jc w:val="both"/>
+              <w:rPr>
+                <w:sz w:val="24"/>
+                <w:szCs w:val="24"/>
+              </w:rPr>
+            </w:pPr>
+            <w:r>
+              <w:rPr>
+                <w:sz w:val="24"/>
+                <w:szCs w:val="24"/>
+              </w:rPr>
+              <w:t xml:space="preserve">Se recomienda al Alcalde Municipal instruir a los ejecutivos de la entidad que adopten acciones que aseguren que, para la toma de decisiones, se solicite la información financiera del Gobierno Autónomo Municipal Valles.</w:t>
+            </w:r>
+            <w:r>
+              <w:rPr>
+                <w:sz w:val="24"/>
+                <w:szCs w:val="24"/>
+              </w:rPr>
+              <w:t xml:space="preserve"/>
+            </w:r>
+            <w:r>
+              <w:rPr>
+                <w:sz w:val="24"/>
+                <w:szCs w:val="24"/>
+              </w:rPr>
+              <w:t/>
+            </w:r>
+            <w:r>
+              <w:rPr>
+                <w:sz w:val="24"/>
+                <w:szCs w:val="24"/>
+              </w:rPr>
+              <w:t xml:space="preserve"/>
+            </w:r>
+            <w:r>
+              <w:rPr>
+                <w:sz w:val="24"/>
+                <w:szCs w:val="24"/>
+              </w:rPr>
+              <w:t/>
+            </w:r>
+            <w:r>
+              <w:rPr>
+                <w:sz w:val="24"/>
+                <w:szCs w:val="24"/>
+              </w:rPr>
+              <w:t xml:space="preserve"/>
+            </w:r>
+            <w:r>
+              <w:rPr>
+                <w:sz w:val="24"/>
+                <w:szCs w:val="24"/>
+              </w:rPr>
+              <w:t xml:space="preserve"/>
+            </w:r>
+            <w:r>
+              <w:rPr>
+                <w:sz w:val="24"/>
+                <w:szCs w:val="24"/>
+              </w:rPr>
+              <w:t/>
+            </w:r>
+            <w:r>
+              <w:rPr>
+                <w:sz w:val="24"/>
+                <w:szCs w:val="24"/>
+              </w:rPr>
+              <w:t/>
+            </w:r>
+          </w:p>
+          <w:p>
+            <w:pPr>
+              <w:jc w:val="both"/>
+              <w:rPr>
+                <w:sz w:val="24"/>
+                <w:szCs w:val="24"/>
+              </w:rPr>
+            </w:pPr>
+          </w:p>
+        </w:tc>
+        <w:tc>
+          <w:tcPr>
+            <w:tcW w:w="1276" w:type="dxa"/>
+            <w:vAlign w:val="center"/>
+          </w:tcPr>
+          <w:p>
+            <w:pPr>
+              <w:jc w:val="center"/>
+              <w:rPr>
+                <w:b/>
+                <w:i/>
+              </w:rPr>
+            </w:pPr>
+            <w:r>
+              <w:rPr>
+                <w:b/>
+                <w:i/>
+                <w:color w:val="0070C0"/>
+              </w:rPr>
+              <w:lastRenderedPageBreak/>
+              <w:t xml:space="preserve">Deficiencia incluida en informe de C.I.</w:t>
+            </w:r>
+            <w:r>
+              <w:rPr>
+                <w:b/>
+                <w:i/>
+                <w:color w:val="0070C0"/>
+              </w:rPr>
+              <w:t/>
+            </w:r>
+            <w:r>
+              <w:rPr>
+                <w:b/>
+                <w:i/>
+                <w:color w:val="0070C0"/>
+              </w:rPr>
+              <w:t/>
+            </w:r>
+            <w:r>
+              <w:rPr>
+                <w:b/>
+                <w:i/>
+                <w:color w:val="0070C0"/>
+              </w:rPr>
+              <w:t/>
+            </w:r>
+            <w:r>
+              <w:rPr>
+                <w:b/>
+                <w:i/>
+                <w:color w:val="0070C0"/>
+              </w:rPr>
+              <w:t xml:space="preserve"/>
+            </w:r>
+          </w:p>
+        </w:tc>
+      </w:tr>
+      <w:tr>
+        <w:tc>
+          <w:tcPr>
+            <w:tcW w:w="709" w:type="dxa"/>
+            <w:vAlign w:val="center"/>
+          </w:tcPr>
+          <w:p>
+            <w:pPr>
+              <w:jc w:val="center"/>
+              <w:rPr>
+                <w:b/>
+              </w:rPr>
+            </w:pPr>
+            <w:r>
+              <w:rPr>
+                <w:b/>
+                <w:color w:val="FF0000"/>
+              </w:rPr>
+              <w:t xml:space="preserve">LPI 1-2</w:t>
+            </w:r>
+          </w:p>
+        </w:tc>
+        <w:tc>
+          <w:tcPr>
+            <w:tcW w:w="8647" w:type="dxa"/>
+          </w:tcPr>
+          <w:p>
+            <w:pPr>
+              <w:pStyle w:val="Prrafodelista"/>
+              <w:numPr>
+                <w:ilvl w:val="0"/>
+                <w:numId w:val="1"/>
+              </w:numPr>
+              <w:jc w:val="both"/>
+              <w:rPr>
+                <w:b/>
+                <w:sz w:val="24"/>
+                <w:szCs w:val="24"/>
+                <w:u w:val="single"/>
+              </w:rPr>
+            </w:pPr>
+            <w:r>
+              <w:rPr>
+                <w:b/>
+                <w:sz w:val="24"/>
+                <w:szCs w:val="24"/>
+                <w:u w:val="single"/>
+              </w:rPr>
+              <w:t xml:space="preserve">Análisis de las cantidades de combustible adquirido</w:t>
+            </w:r>
+          </w:p>
+          <w:p>
+            <w:pPr>
+              <w:jc w:val="both"/>
+              <w:rPr>
+                <w:sz w:val="24"/>
+                <w:szCs w:val="24"/>
+                <w:u w:val="single"/>
+              </w:rPr>
+            </w:pPr>
+          </w:p>
+          <w:p>
+            <w:pPr>
+              <w:jc w:val="both"/>
+              <w:rPr>
+                <w:b/>
+                <w:sz w:val="24"/>
+                <w:szCs w:val="24"/>
+                <w:u w:val="single"/>
+              </w:rPr>
+            </w:pPr>
+            <w:r>
+              <w:rPr>
+                <w:b/>
+                <w:sz w:val="24"/>
+                <w:szCs w:val="24"/>
+                <w:u w:val="single"/>
+              </w:rPr>
+              <w:t>Condición</w:t>
+            </w:r>
+          </w:p>
+          <w:p>
+            <w:pPr>
+              <w:jc w:val="both"/>
+              <w:rPr>
+                <w:sz w:val="24"/>
+                <w:szCs w:val="24"/>
+              </w:rPr>
+            </w:pPr>
+            <w:r>
+              <w:rPr>
+                <w:sz w:val="24"/>
+                <w:szCs w:val="24"/>
+              </w:rPr>
+              <w:t xml:space="preserve">Se evidenció, durante la auditoría, que los ejecutivos del Gobierno Autónomo Municipal Valles no analizan los datos de las cantidades de combustible adquiridas por la municipalidad.</w:t>
+            </w:r>
+            <w:r>
+              <w:rPr>
+                <w:sz w:val="24"/>
+                <w:szCs w:val="24"/>
+              </w:rPr>
+              <w:t xml:space="preserve"/>
+            </w:r>
+            <w:r>
+              <w:rPr>
+                <w:sz w:val="24"/>
+                <w:szCs w:val="24"/>
+              </w:rPr>
+              <w:t xml:space="preserve"/>
+            </w:r>
+            <w:r>
+              <w:rPr>
+                <w:sz w:val="24"/>
+                <w:szCs w:val="24"/>
+              </w:rPr>
+              <w:t/>
+            </w:r>
+            <w:r>
+              <w:rPr>
+                <w:sz w:val="24"/>
+                <w:szCs w:val="24"/>
+              </w:rPr>
+              <w:t/>
+            </w:r>
+          </w:p>
+          <w:p>
+            <w:pPr>
+              <w:jc w:val="both"/>
+              <w:rPr>
+                <w:sz w:val="24"/>
+                <w:szCs w:val="24"/>
+              </w:rPr>
+            </w:pPr>
+          </w:p>
+          <w:p>
+            <w:pPr>
+              <w:autoSpaceDE w:val="0"/>
+              <w:autoSpaceDN w:val="0"/>
+              <w:adjustRightInd w:val="0"/>
+              <w:jc w:val="both"/>
+              <w:rPr>
+                <w:b/>
+                <w:sz w:val="24"/>
+                <w:szCs w:val="24"/>
+                <w:u w:val="single"/>
+              </w:rPr>
+            </w:pPr>
+            <w:r>
+              <w:rPr>
+                <w:b/>
+                <w:sz w:val="24"/>
+                <w:szCs w:val="24"/>
+                <w:u w:val="single"/>
+              </w:rPr>
+              <w:t>Criterio</w:t>
+            </w:r>
+          </w:p>
+          <w:p>
+            <w:pPr>
+              <w:autoSpaceDE w:val="0"/>
+              <w:autoSpaceDN w:val="0"/>
+              <w:adjustRightInd w:val="0"/>
+              <w:jc w:val="both"/>
+              <w:rPr>
+                <w:sz w:val="24"/>
+                <w:szCs w:val="24"/>
+              </w:rPr>
+            </w:pPr>
+            <w:r>
+              <w:rPr>
+                <w:sz w:val="24"/>
+                <w:szCs w:val="24"/>
+              </w:rPr>
+              <w:t xml:space="preserve">La Guía de los Principios, Normas Generales y Básicas de Control Interno Gubernamental aprobada mediante Resolución CGR-1-173/2002, en el punto </w:t>
+            </w:r>
+            <w:r>
+              <w:rPr>
+                <w:b/>
+                <w:sz w:val="24"/>
+                <w:szCs w:val="24"/>
+              </w:rPr>
+              <w:t>5</w:t>
+            </w:r>
+            <w:r>
+              <w:rPr>
+                <w:rFonts w:cs="Times New Roman"/>
+                <w:b/>
+                <w:bCs/>
+                <w:iCs/>
+                <w:sz w:val="24"/>
+                <w:szCs w:val="24"/>
+                <w:lang w:val="es-BO"/>
+              </w:rPr>
+              <w:t xml:space="preserve">.1.1. </w:t>
+            </w:r>
+            <w:r>
+              <w:rPr>
+                <w:rFonts w:cs="Times New Roman"/>
+                <w:b/>
+                <w:bCs/>
+                <w:i/>
+                <w:iCs/>
+                <w:sz w:val="24"/>
+                <w:szCs w:val="24"/>
+                <w:lang w:val="es-BO"/>
+              </w:rPr>
+              <w:t>Implicancias de la supervisión en el proceso de control interno</w:t>
+            </w:r>
+            <w:r>
+              <w:rPr>
+                <w:sz w:val="24"/>
+                <w:szCs w:val="24"/>
+              </w:rPr>
+              <w:t xml:space="preserve">, señala: </w:t>
+            </w:r>
+            <w:r>
+              <w:rPr>
+                <w:sz w:val="24"/>
+                <w:szCs w:val="24"/>
+              </w:rPr>
+              <w:t>“</w:t>
+            </w:r>
+            <w:r>
+              <w:rPr>
+                <w:sz w:val="24"/>
+                <w:szCs w:val="24"/>
+              </w:rPr>
+              <w:t>La supervisión en el proceso de control interno es necesaria para asegurar que</w:t>
+            </w:r>
+            <w:r>
+              <w:rPr>
+                <w:sz w:val="24"/>
+                <w:szCs w:val="24"/>
+              </w:rPr>
+              <w:t xml:space="preserve"> </w:t>
+            </w:r>
+            <w:r>
+              <w:rPr>
+                <w:sz w:val="24"/>
+                <w:szCs w:val="24"/>
+              </w:rPr>
+              <w:t>éste continúa funcionando adecuadamente tal como fue diseñado bajo un nivel</w:t>
+            </w:r>
+            <w:r>
+              <w:rPr>
+                <w:sz w:val="24"/>
+                <w:szCs w:val="24"/>
+              </w:rPr>
+              <w:t xml:space="preserve"> </w:t>
+            </w:r>
+            <w:r>
+              <w:rPr>
+                <w:sz w:val="24"/>
+                <w:szCs w:val="24"/>
+              </w:rPr>
+              <w:t>de riesgos y con una estructura organizativa determinada</w:t>
+            </w:r>
+            <w:r>
+              <w:rPr>
+                <w:sz w:val="24"/>
+                <w:szCs w:val="24"/>
+              </w:rPr>
+              <w:t>”</w:t>
+            </w:r>
+            <w:r>
+              <w:rPr>
+                <w:sz w:val="24"/>
+                <w:szCs w:val="24"/>
+              </w:rPr>
+              <w:t>.</w:t>
+            </w:r>
+          </w:p>
+          <w:p>
+            <w:pPr>
+              <w:jc w:val="both"/>
+              <w:rPr>
+                <w:b/>
+                <w:sz w:val="24"/>
+                <w:szCs w:val="24"/>
+                <w:u w:val="single"/>
+              </w:rPr>
+            </w:pPr>
+          </w:p>
+          <w:p>
+            <w:pPr>
+              <w:jc w:val="both"/>
+              <w:rPr>
+                <w:b/>
+                <w:sz w:val="24"/>
+                <w:szCs w:val="24"/>
+              </w:rPr>
+            </w:pPr>
+            <w:r>
+              <w:rPr>
+                <w:b/>
+                <w:sz w:val="24"/>
+                <w:szCs w:val="24"/>
+                <w:u w:val="single"/>
+              </w:rPr>
+              <w:t>Causa</w:t>
+            </w:r>
+          </w:p>
+          <w:p>
+            <w:pPr>
+              <w:jc w:val="both"/>
+              <w:rPr>
+                <w:sz w:val="24"/>
+                <w:szCs w:val="24"/>
+              </w:rPr>
+            </w:pPr>
+            <w:r>
+              <w:rPr>
+                <w:sz w:val="24"/>
+                <w:szCs w:val="24"/>
+              </w:rPr>
+              <w:t xml:space="preserve">Esta situación se originó debido a la falta de supervisión de los ejecutivos de la entidad sobre los datos del combustible adquirido.</w:t>
+            </w:r>
+            <w:r>
+              <w:rPr>
+                <w:sz w:val="24"/>
+                <w:szCs w:val="24"/>
+              </w:rPr>
+              <w:t/>
+            </w:r>
+          </w:p>
+          <w:p>
+            <w:pPr>
+              <w:jc w:val="both"/>
+              <w:rPr>
+                <w:b/>
+                <w:sz w:val="24"/>
+                <w:szCs w:val="24"/>
+                <w:u w:val="single"/>
+              </w:rPr>
+            </w:pPr>
+          </w:p>
+          <w:p>
+            <w:pPr>
+              <w:jc w:val="both"/>
+              <w:rPr>
+                <w:b/>
+                <w:sz w:val="24"/>
+                <w:szCs w:val="24"/>
+                <w:u w:val="single"/>
+              </w:rPr>
+            </w:pPr>
+            <w:r>
+              <w:rPr>
+                <w:b/>
+                <w:sz w:val="24"/>
+                <w:szCs w:val="24"/>
+                <w:u w:val="single"/>
+              </w:rPr>
+              <w:t>Efecto</w:t>
+            </w:r>
+          </w:p>
+          <w:p>
+            <w:pPr>
+              <w:jc w:val="both"/>
+              <w:rPr>
+                <w:sz w:val="24"/>
+                <w:szCs w:val="24"/>
+              </w:rPr>
+            </w:pPr>
+            <w:r>
+              <w:rPr>
+                <w:sz w:val="24"/>
+                <w:szCs w:val="24"/>
+              </w:rPr>
+              <w:t xml:space="preserve">Esta situación puede originar que no se cuente con información confiable sobre las cantidades de combustible adquirido.</w:t>
+            </w:r>
+            <w:r>
+              <w:rPr>
+                <w:sz w:val="24"/>
+                <w:szCs w:val="24"/>
+              </w:rPr>
+              <w:t/>
+            </w:r>
+            <w:r>
+              <w:rPr>
+                <w:sz w:val="24"/>
+                <w:szCs w:val="24"/>
+              </w:rPr>
+              <w:t xml:space="preserve"/>
+            </w:r>
+          </w:p>
+          <w:p>
+            <w:pPr>
+              <w:jc w:val="both"/>
+              <w:rPr>
+                <w:sz w:val="24"/>
+                <w:szCs w:val="24"/>
+              </w:rPr>
+            </w:pPr>
+          </w:p>
+          <w:p>
+            <w:pPr>
+              <w:jc w:val="both"/>
+              <w:rPr>
+                <w:b/>
+                <w:sz w:val="24"/>
+                <w:szCs w:val="24"/>
+                <w:u w:val="single"/>
+              </w:rPr>
+            </w:pPr>
+            <w:r>
+              <w:rPr>
+                <w:b/>
+                <w:sz w:val="24"/>
+                <w:szCs w:val="24"/>
+                <w:u w:val="single"/>
+              </w:rPr>
+              <w:t>Recomendación</w:t>
+            </w:r>
+          </w:p>
+          <w:p>
+            <w:pPr>
+              <w:jc w:val="both"/>
+              <w:rPr>
+                <w:sz w:val="24"/>
+                <w:szCs w:val="24"/>
+              </w:rPr>
+            </w:pPr>
+            <w:r>
+              <w:rPr>
+                <w:sz w:val="24"/>
+                <w:szCs w:val="24"/>
+              </w:rPr>
+              <w:t xml:space="preserve">Se recomienda al Alcalde Municipal instruir a los ejecutivos de la entidad que adopten acciones que aseguren el análisis y control de las cantidades de combustible adquirido por el Gobierno Autónomo Municipal Valles.</w:t>
+            </w:r>
+            <w:r>
+              <w:rPr>
+                <w:sz w:val="24"/>
+                <w:szCs w:val="24"/>
+              </w:rPr>
+              <w:t xml:space="preserve"/>
+            </w:r>
+            <w:r>
+              <w:rPr>
+                <w:sz w:val="24"/>
+                <w:szCs w:val="24"/>
+              </w:rPr>
+              <w:t/>
+            </w:r>
+            <w:r>
+              <w:rPr>
+                <w:sz w:val="24"/>
+                <w:szCs w:val="24"/>
+              </w:rPr>
+              <w:t/>
+            </w:r>
+            <w:r>
+              <w:rPr>
+                <w:sz w:val="24"/>
+                <w:szCs w:val="24"/>
+              </w:rPr>
+              <w:t/>
+            </w:r>
+          </w:p>
+          <w:p>
+            <w:pPr>
+              <w:jc w:val="both"/>
+              <w:rPr>
+                <w:b/>
+                <w:u w:val="single"/>
+              </w:rPr>
+            </w:pPr>
+          </w:p>
+        </w:tc>
+        <w:tc>
+          <w:tcPr>
+            <w:tcW w:w="1276" w:type="dxa"/>
+            <w:vAlign w:val="center"/>
+          </w:tcPr>
+          <w:p>
+            <w:pPr>
+              <w:jc w:val="center"/>
+              <w:rPr>
+                <w:b/>
+                <w:i/>
+              </w:rPr>
+            </w:pPr>
+            <w:r>
+              <w:rPr>
+                <w:b/>
+                <w:i/>
+                <w:color w:val="0070C0"/>
+              </w:rPr>
+              <w:lastRenderedPageBreak/>
+              <w:t xml:space="preserve">Deficiencia incluida en informe de C.I.</w:t>
+            </w:r>
+            <w:r>
+              <w:rPr>
+                <w:b/>
+                <w:i/>
+                <w:color w:val="0070C0"/>
+              </w:rPr>
+              <w:t/>
+            </w:r>
+            <w:r>
+              <w:rPr>
+                <w:b/>
+                <w:i/>
+                <w:color w:val="0070C0"/>
+              </w:rPr>
+              <w:t/>
+            </w:r>
+            <w:r>
+              <w:rPr>
+                <w:b/>
+                <w:i/>
+                <w:color w:val="0070C0"/>
+              </w:rPr>
+              <w:t/>
+            </w:r>
+            <w:r>
+              <w:rPr>
+                <w:b/>
+                <w:i/>
+                <w:color w:val="0070C0"/>
+              </w:rPr>
+              <w:t xml:space="preserve"/>
+            </w:r>
+          </w:p>
+        </w:tc>
+      </w:tr>
+      <w:tr>
+        <w:tc>
+          <w:tcPr>
+            <w:tcW w:w="709" w:type="dxa"/>
+            <w:vAlign w:val="center"/>
+          </w:tcPr>
+          <w:p>
+            <w:pPr>
+              <w:jc w:val="center"/>
+              <w:rPr>
+                <w:b/>
+              </w:rPr>
+            </w:pPr>
+            <w:r>
+              <w:rPr>
+                <w:b/>
+                <w:color w:val="FF0000"/>
+              </w:rPr>
+              <w:t xml:space="preserve">LPI 1-2</w:t>
+            </w:r>
+          </w:p>
+        </w:tc>
+        <w:tc>
+          <w:tcPr>
+            <w:tcW w:w="8647" w:type="dxa"/>
+          </w:tcPr>
+          <w:p>
+            <w:pPr>
+              <w:pStyle w:val="Prrafodelista"/>
+              <w:numPr>
+                <w:ilvl w:val="0"/>
+                <w:numId w:val="1"/>
+              </w:numPr>
+              <w:jc w:val="both"/>
+              <w:rPr>
+                <w:b/>
+                <w:sz w:val="24"/>
+                <w:szCs w:val="24"/>
+                <w:u w:val="single"/>
+              </w:rPr>
+            </w:pPr>
+            <w:r>
+              <w:rPr>
+                <w:b/>
+                <w:sz w:val="24"/>
+                <w:szCs w:val="24"/>
+                <w:u w:val="single"/>
+              </w:rPr>
+              <w:t xml:space="preserve">Eficacia del Sistema de Control Interno</w:t>
+            </w:r>
+            <w:r>
+              <w:rPr>
+                <w:b/>
+                <w:sz w:val="24"/>
+                <w:szCs w:val="24"/>
+                <w:u w:val="single"/>
+              </w:rPr>
+              <w:t xml:space="preserve"/>
+            </w:r>
+          </w:p>
+          <w:p>
+            <w:pPr>
+              <w:jc w:val="both"/>
+              <w:rPr>
+                <w:sz w:val="24"/>
+                <w:szCs w:val="24"/>
+                <w:u w:val="single"/>
+              </w:rPr>
+            </w:pPr>
+          </w:p>
+          <w:p>
+            <w:pPr>
+              <w:jc w:val="both"/>
+              <w:rPr>
+                <w:b/>
+                <w:sz w:val="24"/>
+                <w:szCs w:val="24"/>
+                <w:u w:val="single"/>
+              </w:rPr>
+            </w:pPr>
+            <w:r>
+              <w:rPr>
+                <w:b/>
+                <w:sz w:val="24"/>
+                <w:szCs w:val="24"/>
+                <w:u w:val="single"/>
+              </w:rPr>
+              <w:t>Condición</w:t>
+            </w:r>
+          </w:p>
+          <w:p>
+            <w:pPr>
+              <w:jc w:val="both"/>
+              <w:rPr>
+                <w:sz w:val="24"/>
+                <w:szCs w:val="24"/>
+              </w:rPr>
+            </w:pPr>
+            <w:r>
+              <w:rPr>
+                <w:sz w:val="24"/>
+                <w:szCs w:val="24"/>
+              </w:rPr>
+              <w:t xml:space="preserve">Se evidenció, como resultado de la evaluación del sistema de control interno del Gobierno Autónomo Municipal Valles, que los componentes de ambiente de control, evaluación de riesgos, actividades de control, información y comunicación y supervisión presentan deficiencias, por lo que el sistema de control interno relacionado con la compra de combustible no es eficaz.</w:t>
+            </w:r>
+            <w:r>
+              <w:rPr>
+                <w:sz w:val="24"/>
+                <w:szCs w:val="24"/>
+              </w:rPr>
+              <w:t/>
+            </w:r>
+            <w:r>
+              <w:rPr>
+                <w:sz w:val="24"/>
+                <w:szCs w:val="24"/>
+              </w:rPr>
+              <w:t/>
+            </w:r>
+          </w:p>
+          <w:p>
+            <w:pPr>
+              <w:jc w:val="both"/>
+              <w:rPr>
+                <w:sz w:val="24"/>
+                <w:szCs w:val="24"/>
+              </w:rPr>
+            </w:pPr>
+          </w:p>
+          <w:p>
+            <w:pPr>
+              <w:autoSpaceDE w:val="0"/>
+              <w:autoSpaceDN w:val="0"/>
+              <w:adjustRightInd w:val="0"/>
+              <w:jc w:val="both"/>
+              <w:rPr>
+                <w:b/>
+                <w:sz w:val="24"/>
+                <w:szCs w:val="24"/>
+                <w:u w:val="single"/>
+              </w:rPr>
+            </w:pPr>
+            <w:r>
+              <w:rPr>
+                <w:b/>
+                <w:sz w:val="24"/>
+                <w:szCs w:val="24"/>
+                <w:u w:val="single"/>
+              </w:rPr>
+              <w:t>Criterio</w:t>
+            </w:r>
+          </w:p>
+          <w:p>
+            <w:pPr>
+              <w:autoSpaceDE w:val="0"/>
+              <w:autoSpaceDN w:val="0"/>
+              <w:adjustRightInd w:val="0"/>
+              <w:jc w:val="both"/>
+              <w:rPr>
+                <w:sz w:val="24"/>
+                <w:szCs w:val="24"/>
+              </w:rPr>
+            </w:pPr>
+            <w:r>
+              <w:rPr>
+                <w:sz w:val="24"/>
+                <w:szCs w:val="24"/>
+              </w:rPr>
+              <w:t xml:space="preserve">La Ley Nº 1178 de Administración y Control Gubernamentales, de 20 de julio de 1990, en su Artículo 13, señala: “El Control Gubernamental tendrá por objetivo mejorar la eficiencia en la captación y uso de los recursos públicos y en las operaciones del Estado; la confiabilidad de la información que se genere sobre los mismos; los procedimientos para que toda autoridad y ejecutivo rinda cuenta oportuna de los resultados de su gestión; y la capacidad administrativa para impedir o identificar y comprobar el manejo inadecuado de los recursos del Estado”.</w:t>
+            </w:r>
+            <w:r>
+              <w:rPr>
+                <w:b/>
+                <w:sz w:val="24"/>
+                <w:szCs w:val="24"/>
+              </w:rPr>
+              <w:t/>
+            </w:r>
+            <w:r>
+              <w:rPr>
+                <w:rFonts w:cs="Times New Roman"/>
+                <w:b/>
+                <w:bCs/>
+                <w:iCs/>
+                <w:sz w:val="24"/>
+                <w:szCs w:val="24"/>
+                <w:lang w:val="es-BO"/>
+              </w:rPr>
+              <w:t xml:space="preserve"/>
+            </w:r>
+            <w:r>
+              <w:rPr>
+                <w:rFonts w:cs="Times New Roman"/>
+                <w:b/>
+                <w:bCs/>
+                <w:i/>
+                <w:iCs/>
+                <w:sz w:val="24"/>
+                <w:szCs w:val="24"/>
+                <w:lang w:val="es-BO"/>
+              </w:rPr>
+              <w:t/>
+            </w:r>
+            <w:r>
+              <w:rPr>
+                <w:sz w:val="24"/>
+                <w:szCs w:val="24"/>
+              </w:rPr>
+              <w:t xml:space="preserve"/>
+            </w:r>
+            <w:r>
+              <w:rPr>
+                <w:sz w:val="24"/>
+                <w:szCs w:val="24"/>
+              </w:rPr>
+              <w:t/>
+            </w:r>
+            <w:r>
+              <w:rPr>
+                <w:sz w:val="24"/>
+                <w:szCs w:val="24"/>
+              </w:rPr>
+              <w:t/>
+            </w:r>
+            <w:r>
+              <w:rPr>
+                <w:sz w:val="24"/>
+                <w:szCs w:val="24"/>
+              </w:rPr>
+              <w:t xml:space="preserve"/>
+            </w:r>
+            <w:r>
+              <w:rPr>
+                <w:sz w:val="24"/>
+                <w:szCs w:val="24"/>
+              </w:rPr>
+              <w:t/>
+            </w:r>
+            <w:r>
+              <w:rPr>
+                <w:sz w:val="24"/>
+                <w:szCs w:val="24"/>
+              </w:rPr>
+              <w:t xml:space="preserve"/>
+            </w:r>
+            <w:r>
+              <w:rPr>
+                <w:sz w:val="24"/>
+                <w:szCs w:val="24"/>
+              </w:rPr>
+              <w:t/>
+            </w:r>
+            <w:r>
+              <w:rPr>
+                <w:sz w:val="24"/>
+                <w:szCs w:val="24"/>
+              </w:rPr>
+              <w:t/>
+            </w:r>
+            <w:r>
+              <w:rPr>
+                <w:sz w:val="24"/>
+                <w:szCs w:val="24"/>
+              </w:rPr>
+              <w:t/>
+            </w:r>
+          </w:p>
+          <w:p>
+            <w:pPr>
+              <w:jc w:val="both"/>
+              <w:rPr>
+                <w:b/>
+                <w:sz w:val="24"/>
+                <w:szCs w:val="24"/>
+                <w:u w:val="single"/>
+              </w:rPr>
+            </w:pPr>
+          </w:p>
+          <w:p>
+            <w:pPr>
+              <w:jc w:val="both"/>
+              <w:rPr>
+                <w:b/>
+                <w:sz w:val="24"/>
+                <w:szCs w:val="24"/>
+              </w:rPr>
+            </w:pPr>
+            <w:r>
+              <w:rPr>
+                <w:b/>
+                <w:sz w:val="24"/>
+                <w:szCs w:val="24"/>
+                <w:u w:val="single"/>
+              </w:rPr>
+              <w:t>Causa</w:t>
+            </w:r>
+          </w:p>
+          <w:p>
+            <w:pPr>
+              <w:jc w:val="both"/>
+              <w:rPr>
+                <w:sz w:val="24"/>
+                <w:szCs w:val="24"/>
+              </w:rPr>
+            </w:pPr>
+            <w:r>
+              <w:rPr>
+                <w:sz w:val="24"/>
+                <w:szCs w:val="24"/>
+              </w:rPr>
+              <w:t xml:space="preserve">Esta situación se originó debido a la falta de acciones del Alcalde Municipal y de los ejecutivos de la entidad para diseñar, implantar y supervisar los controles internos en las operaciones de compra de combustible.</w:t>
+            </w:r>
+            <w:r>
+              <w:rPr>
+                <w:sz w:val="24"/>
+                <w:szCs w:val="24"/>
+              </w:rPr>
+              <w:t xml:space="preserve"/>
+            </w:r>
+            <w:r>
+              <w:rPr>
+                <w:sz w:val="24"/>
+                <w:szCs w:val="24"/>
+              </w:rPr>
+              <w:t/>
+            </w:r>
+            <w:r>
+              <w:rPr>
+                <w:sz w:val="24"/>
+                <w:szCs w:val="24"/>
+              </w:rPr>
+              <w:t/>
+            </w:r>
+          </w:p>
+          <w:p>
+            <w:pPr>
+              <w:jc w:val="both"/>
+              <w:rPr>
+                <w:b/>
+                <w:sz w:val="24"/>
+                <w:szCs w:val="24"/>
+                <w:u w:val="single"/>
+              </w:rPr>
+            </w:pPr>
+          </w:p>
+          <w:p>
+            <w:pPr>
+              <w:jc w:val="both"/>
+              <w:rPr>
+                <w:b/>
+                <w:sz w:val="24"/>
+                <w:szCs w:val="24"/>
+                <w:u w:val="single"/>
+              </w:rPr>
+            </w:pPr>
+            <w:r>
+              <w:rPr>
+                <w:b/>
+                <w:sz w:val="24"/>
+                <w:szCs w:val="24"/>
+                <w:u w:val="single"/>
+              </w:rPr>
+              <w:t>Efecto</w:t>
+            </w:r>
+          </w:p>
+          <w:p>
+            <w:pPr>
+              <w:jc w:val="both"/>
+              <w:rPr>
+                <w:sz w:val="24"/>
+                <w:szCs w:val="24"/>
+              </w:rPr>
+            </w:pPr>
+            <w:r>
+              <w:rPr>
+                <w:sz w:val="24"/>
+                <w:szCs w:val="24"/>
+              </w:rPr>
+              <w:t xml:space="preserve">Esta situación puede originar que los recursos destinados a la compra de combustible sean utilizados de manera inadecuada sin que se detecte oportunamente.</w:t>
+            </w:r>
+            <w:r>
+              <w:rPr>
+                <w:sz w:val="24"/>
+                <w:szCs w:val="24"/>
+              </w:rPr>
+              <w:t/>
+            </w:r>
+            <w:r>
+              <w:rPr>
+                <w:sz w:val="24"/>
+                <w:szCs w:val="24"/>
+              </w:rPr>
+              <w:t xml:space="preserve"/>
+            </w:r>
+            <w:r>
+              <w:rPr>
+                <w:sz w:val="24"/>
+                <w:szCs w:val="24"/>
+              </w:rPr>
+              <w:t xml:space="preserve"/>
+            </w:r>
+            <w:r>
+              <w:rPr>
+                <w:sz w:val="24"/>
+                <w:szCs w:val="24"/>
+              </w:rPr>
+              <w:t xml:space="preserve"/>
+            </w:r>
+          </w:p>
+          <w:p>
+            <w:pPr>
+              <w:jc w:val="both"/>
+              <w:rPr>
+                <w:sz w:val="24"/>
+                <w:szCs w:val="24"/>
+              </w:rPr>
+            </w:pPr>
+          </w:p>
+          <w:p>
+            <w:pPr>
+              <w:jc w:val="both"/>
+              <w:rPr>
+                <w:b/>
+                <w:sz w:val="24"/>
+                <w:szCs w:val="24"/>
+                <w:u w:val="single"/>
+              </w:rPr>
+            </w:pPr>
+            <w:r>
+              <w:rPr>
+                <w:b/>
+                <w:sz w:val="24"/>
+                <w:szCs w:val="24"/>
+                <w:u w:val="single"/>
+              </w:rPr>
+              <w:lastRenderedPageBreak/>
+              <w:t>Recomendación</w:t>
+            </w:r>
+          </w:p>
+          <w:p>
+            <w:pPr>
+              <w:jc w:val="both"/>
+              <w:rPr>
+                <w:sz w:val="24"/>
+                <w:szCs w:val="24"/>
+              </w:rPr>
+            </w:pPr>
+            <w:r>
+              <w:rPr>
+                <w:sz w:val="24"/>
+                <w:szCs w:val="24"/>
+              </w:rPr>
+              <w:t xml:space="preserve">Se recomienda al Alcalde Municipal instruir al Secretario General y al Director Administrativo Financiero que implementen las recomendaciones del presente informe, a fin de fortalecer el sistema de control interno del Gobierno Autónomo Municipal Valles.</w:t>
+            </w:r>
+            <w:r>
+              <w:rPr>
+                <w:sz w:val="24"/>
+                <w:szCs w:val="24"/>
+              </w:rPr>
+              <w:t xml:space="preserve"/>
+            </w:r>
+            <w:r>
+              <w:rPr>
+                <w:sz w:val="24"/>
+                <w:szCs w:val="24"/>
+              </w:rPr>
+              <w:t/>
+            </w:r>
+            <w:r>
+              <w:rPr>
+                <w:sz w:val="24"/>
+                <w:szCs w:val="24"/>
+              </w:rPr>
+              <w:t xml:space="preserve"/>
+            </w:r>
+            <w:r>
+              <w:rPr>
+                <w:sz w:val="24"/>
+                <w:szCs w:val="24"/>
+              </w:rPr>
+              <w:t xml:space="preserve"/>
+            </w:r>
+            <w:r>
+              <w:rPr>
+                <w:sz w:val="24"/>
+                <w:szCs w:val="24"/>
+              </w:rPr>
+              <w:t/>
+            </w:r>
+            <w:r>
+              <w:rPr>
+                <w:sz w:val="24"/>
+                <w:szCs w:val="24"/>
+              </w:rPr>
+              <w:t/>
+            </w:r>
+          </w:p>
+          <w:p>
+            <w:pPr>
+              <w:jc w:val="both"/>
+              <w:rPr>
+                <w:sz w:val="24"/>
+                <w:szCs w:val="24"/>
+              </w:rPr>
+            </w:pPr>
+          </w:p>
+        </w:tc>
+        <w:tc>
+          <w:tcPr>
+            <w:tcW w:w="1276" w:type="dxa"/>
+            <w:vAlign w:val="center"/>
+          </w:tcPr>
+          <w:p>
+            <w:pPr>
+              <w:jc w:val="center"/>
+              <w:rPr>
+                <w:b/>
+                <w:i/>
+              </w:rPr>
+            </w:pPr>
+            <w:r>
+              <w:rPr>
+                <w:b/>
+                <w:i/>
+                <w:color w:val="0070C0"/>
+              </w:rPr>
+              <w:lastRenderedPageBreak/>
+              <w:t xml:space="preserve">Deficiencia incluida en informe de C.I.</w:t>
+            </w:r>
+            <w:r>
+              <w:rPr>
+                <w:b/>
+                <w:i/>
+                <w:color w:val="0070C0"/>
+              </w:rPr>
+              <w:t/>
+            </w:r>
+            <w:r>
+              <w:rPr>
+                <w:b/>
+                <w:i/>
+                <w:color w:val="0070C0"/>
+              </w:rPr>
+              <w:t/>
+            </w:r>
+            <w:r>
+              <w:rPr>
+                <w:b/>
+                <w:i/>
+                <w:color w:val="0070C0"/>
+              </w:rPr>
+              <w:t/>
+            </w:r>
+            <w:r>
+              <w:rPr>
+                <w:b/>
+                <w:i/>
+                <w:color w:val="0070C0"/>
+              </w:rPr>
+              <w:t xml:space="preserve"/>
             </w:r>
           </w:p>
         </w:tc>
